--- a/documents/thesis manuscript/mendelson_thesis_draft3.docx
+++ b/documents/thesis manuscript/mendelson_thesis_draft3.docx
@@ -646,7 +646,25 @@
           <w:rFonts w:ascii="Times New Roman" w:hAnsi="Times New Roman" w:cs="Times New Roman"/>
         </w:rPr>
         <w:tab/>
-        <w:t xml:space="preserve">   Date</w:t>
+        <w:t xml:space="preserve">   </w:t>
+      </w:r>
+      <w:r>
+        <w:rPr>
+          <w:rFonts w:ascii="Times New Roman" w:hAnsi="Times New Roman" w:cs="Times New Roman"/>
+        </w:rPr>
+        <w:tab/>
+      </w:r>
+      <w:r>
+        <w:rPr>
+          <w:rFonts w:ascii="Times New Roman" w:hAnsi="Times New Roman" w:cs="Times New Roman"/>
+        </w:rPr>
+        <w:tab/>
+      </w:r>
+      <w:r>
+        <w:rPr>
+          <w:rFonts w:ascii="Times New Roman" w:hAnsi="Times New Roman" w:cs="Times New Roman"/>
+        </w:rPr>
+        <w:t>Date</w:t>
       </w:r>
     </w:p>
     <w:p>
@@ -4660,13 +4678,7 @@
         <w:rPr>
           <w:rFonts w:ascii="Times New Roman" w:hAnsi="Times New Roman" w:cs="Times New Roman"/>
         </w:rPr>
-        <w:t xml:space="preserve"> </w:t>
-      </w:r>
-      <w:r>
-        <w:rPr>
-          <w:rFonts w:ascii="Times New Roman" w:hAnsi="Times New Roman" w:cs="Times New Roman"/>
-        </w:rPr>
-        <w:t>(</w:t>
+        <w:t xml:space="preserve"> (</w:t>
       </w:r>
       <w:r>
         <w:rPr>
@@ -5445,10 +5457,186 @@
     <w:p>
       <w:pPr>
         <w:spacing w:after="0" w:line="480" w:lineRule="auto"/>
-        <w:rPr>
-          <w:rFonts w:ascii="Times New Roman" w:hAnsi="Times New Roman" w:cs="Times New Roman"/>
-        </w:rPr>
-      </w:pPr>
+        <w:ind w:firstLine="720"/>
+        <w:rPr>
+          <w:rFonts w:ascii="Times New Roman" w:hAnsi="Times New Roman" w:cs="Times New Roman"/>
+        </w:rPr>
+      </w:pPr>
+      <w:r>
+        <w:rPr>
+          <w:rFonts w:ascii="Times New Roman" w:hAnsi="Times New Roman" w:cs="Times New Roman"/>
+        </w:rPr>
+        <w:t xml:space="preserve">Within </w:t>
+      </w:r>
+      <w:commentRangeStart w:id="15"/>
+      <w:r>
+        <w:rPr>
+          <w:rFonts w:ascii="Times New Roman" w:hAnsi="Times New Roman" w:cs="Times New Roman"/>
+        </w:rPr>
+        <w:t xml:space="preserve">4 hours </w:t>
+      </w:r>
+      <w:commentRangeEnd w:id="15"/>
+      <w:r>
+        <w:rPr>
+          <w:rStyle w:val="CommentReference"/>
+          <w:rFonts w:ascii="Times New Roman" w:hAnsi="Times New Roman" w:cs="Times New Roman"/>
+          <w:sz w:val="24"/>
+          <w:szCs w:val="24"/>
+        </w:rPr>
+        <w:commentReference w:id="15"/>
+      </w:r>
+      <w:r>
+        <w:rPr>
+          <w:rFonts w:ascii="Times New Roman" w:hAnsi="Times New Roman" w:cs="Times New Roman"/>
+        </w:rPr>
+        <w:t>of collection, the samples were visually inspected for the presence of late-instar mosquito larvae (</w:t>
+      </w:r>
+      <w:r>
+        <w:rPr>
+          <w:rFonts w:ascii="Times New Roman" w:hAnsi="Times New Roman" w:cs="Times New Roman"/>
+          <w:i/>
+          <w:iCs/>
+        </w:rPr>
+        <w:t>W</w:t>
+      </w:r>
+      <w:r>
+        <w:rPr>
+          <w:rFonts w:ascii="Times New Roman" w:hAnsi="Times New Roman" w:cs="Times New Roman"/>
+          <w:i/>
+          <w:iCs/>
+        </w:rPr>
+        <w:t>.</w:t>
+      </w:r>
+      <w:r>
+        <w:rPr>
+          <w:rFonts w:ascii="Times New Roman" w:hAnsi="Times New Roman" w:cs="Times New Roman"/>
+          <w:i/>
+          <w:iCs/>
+        </w:rPr>
+        <w:t xml:space="preserve"> smithii</w:t>
+      </w:r>
+      <w:r>
+        <w:rPr>
+          <w:rFonts w:ascii="Times New Roman" w:hAnsi="Times New Roman" w:cs="Times New Roman"/>
+        </w:rPr>
+        <w:t xml:space="preserve">). If present, larvae were removed using </w:t>
+      </w:r>
+      <w:r>
+        <w:rPr>
+          <w:rFonts w:ascii="Times New Roman" w:hAnsi="Times New Roman" w:cs="Times New Roman"/>
+        </w:rPr>
+        <w:t>clean</w:t>
+      </w:r>
+      <w:r>
+        <w:rPr>
+          <w:rFonts w:ascii="Times New Roman" w:hAnsi="Times New Roman" w:cs="Times New Roman"/>
+        </w:rPr>
+        <w:t xml:space="preserve"> plastic transfer pipette</w:t>
+      </w:r>
+      <w:r>
+        <w:rPr>
+          <w:rFonts w:ascii="Times New Roman" w:hAnsi="Times New Roman" w:cs="Times New Roman"/>
+        </w:rPr>
+        <w:t>s</w:t>
+      </w:r>
+      <w:r>
+        <w:rPr>
+          <w:rFonts w:ascii="Times New Roman" w:hAnsi="Times New Roman" w:cs="Times New Roman"/>
+        </w:rPr>
+        <w:t xml:space="preserve"> to prevent predation on </w:t>
+      </w:r>
+      <w:r>
+        <w:rPr>
+          <w:rFonts w:ascii="Times New Roman" w:hAnsi="Times New Roman" w:cs="Times New Roman"/>
+          <w:i/>
+          <w:iCs/>
+        </w:rPr>
+        <w:t>H</w:t>
+      </w:r>
+      <w:r>
+        <w:rPr>
+          <w:rFonts w:ascii="Times New Roman" w:hAnsi="Times New Roman" w:cs="Times New Roman"/>
+          <w:i/>
+          <w:iCs/>
+        </w:rPr>
+        <w:t>.</w:t>
+      </w:r>
+      <w:r>
+        <w:rPr>
+          <w:rFonts w:ascii="Times New Roman" w:hAnsi="Times New Roman" w:cs="Times New Roman"/>
+          <w:i/>
+          <w:iCs/>
+        </w:rPr>
+        <w:t xml:space="preserve"> rosa</w:t>
+      </w:r>
+      <w:r>
+        <w:rPr>
+          <w:rFonts w:ascii="Times New Roman" w:hAnsi="Times New Roman" w:cs="Times New Roman"/>
+        </w:rPr>
+        <w:t xml:space="preserve">. All sample tubes were sealed with parafilm and transported via </w:t>
+      </w:r>
+      <w:r>
+        <w:rPr>
+          <w:rFonts w:ascii="Times New Roman" w:hAnsi="Times New Roman" w:cs="Times New Roman"/>
+        </w:rPr>
+        <w:t xml:space="preserve">a </w:t>
+      </w:r>
+      <w:r>
+        <w:rPr>
+          <w:rFonts w:ascii="Times New Roman" w:hAnsi="Times New Roman" w:cs="Times New Roman"/>
+        </w:rPr>
+        <w:t>commercial flight to California State University, Northridge. The samples were then stored in a growth chamber at 25</w:t>
+      </w:r>
+      <w:r>
+        <w:rPr>
+          <w:rFonts w:ascii="Times New Roman" w:hAnsi="Times New Roman" w:cs="Times New Roman"/>
+        </w:rPr>
+        <w:t xml:space="preserve"> </w:t>
+      </w:r>
+      <w:r>
+        <w:rPr>
+          <w:rFonts w:ascii="Times New Roman" w:hAnsi="Times New Roman" w:cs="Times New Roman"/>
+        </w:rPr>
+        <w:t xml:space="preserve">°C. A 300 </w:t>
+      </w:r>
+      <w:r>
+        <w:rPr>
+          <w:rFonts w:ascii="Times New Roman" w:hAnsi="Times New Roman" w:cs="Times New Roman"/>
+        </w:rPr>
+        <w:t>µ</w:t>
+      </w:r>
+      <w:r>
+        <w:rPr>
+          <w:rFonts w:ascii="Times New Roman" w:hAnsi="Times New Roman" w:cs="Times New Roman"/>
+        </w:rPr>
+        <w:t xml:space="preserve">l sample from each tube was scored for the presence of </w:t>
+      </w:r>
+      <w:r>
+        <w:rPr>
+          <w:rFonts w:ascii="Times New Roman" w:hAnsi="Times New Roman" w:cs="Times New Roman"/>
+          <w:i/>
+          <w:iCs/>
+        </w:rPr>
+        <w:t>H. rosa</w:t>
+      </w:r>
+      <w:r>
+        <w:rPr>
+          <w:rFonts w:ascii="Times New Roman" w:hAnsi="Times New Roman" w:cs="Times New Roman"/>
+        </w:rPr>
+        <w:t>, other species of rotifers, and ciliates using 24-well tissue culture plates and a stereomicroscope. Samples were inspected for the presence of developing mosquito larvae for two</w:t>
+      </w:r>
+      <w:r>
+        <w:rPr>
+          <w:rFonts w:ascii="Times New Roman" w:hAnsi="Times New Roman" w:cs="Times New Roman"/>
+        </w:rPr>
+        <w:t xml:space="preserve"> additional</w:t>
+      </w:r>
+      <w:r>
+        <w:rPr>
+          <w:rFonts w:ascii="Times New Roman" w:hAnsi="Times New Roman" w:cs="Times New Roman"/>
+        </w:rPr>
+        <w:t xml:space="preserve"> weeks, which were removed upon detection.</w:t>
+      </w:r>
     </w:p>
     <w:p>
       <w:pPr>
@@ -5461,17 +5649,75 @@
       <w:r>
         <w:rPr>
           <w:rFonts w:ascii="Times New Roman" w:hAnsi="Times New Roman" w:cs="Times New Roman"/>
-        </w:rPr>
-        <w:t xml:space="preserve">Within </w:t>
-      </w:r>
-      <w:commentRangeStart w:id="15"/>
-      <w:r>
-        <w:rPr>
-          <w:rFonts w:ascii="Times New Roman" w:hAnsi="Times New Roman" w:cs="Times New Roman"/>
-        </w:rPr>
-        <w:t xml:space="preserve">4 hours </w:t>
-      </w:r>
-      <w:commentRangeEnd w:id="15"/>
+          <w:i/>
+          <w:iCs/>
+        </w:rPr>
+        <w:t>Rotifer Isolation and Rearing</w:t>
+      </w:r>
+      <w:r>
+        <w:rPr>
+          <w:rFonts w:ascii="Times New Roman" w:hAnsi="Times New Roman" w:cs="Times New Roman"/>
+        </w:rPr>
+        <w:t>—T</w:t>
+      </w:r>
+      <w:r>
+        <w:rPr>
+          <w:rFonts w:ascii="Times New Roman" w:hAnsi="Times New Roman" w:cs="Times New Roman"/>
+        </w:rPr>
+        <w:t>o establish clonal lines of the obligate parthenogen</w:t>
+      </w:r>
+      <w:r>
+        <w:rPr>
+          <w:rFonts w:ascii="Times New Roman" w:hAnsi="Times New Roman" w:cs="Times New Roman"/>
+        </w:rPr>
+        <w:t>et</w:t>
+      </w:r>
+      <w:r>
+        <w:rPr>
+          <w:rFonts w:ascii="Times New Roman" w:hAnsi="Times New Roman" w:cs="Times New Roman"/>
+        </w:rPr>
+        <w:t xml:space="preserve">ic </w:t>
+      </w:r>
+      <w:r>
+        <w:rPr>
+          <w:rFonts w:ascii="Times New Roman" w:hAnsi="Times New Roman" w:cs="Times New Roman"/>
+          <w:i/>
+          <w:iCs/>
+        </w:rPr>
+        <w:t>H. rosa,</w:t>
+      </w:r>
+      <w:r>
+        <w:rPr>
+          <w:rFonts w:ascii="Times New Roman" w:hAnsi="Times New Roman" w:cs="Times New Roman"/>
+        </w:rPr>
+        <w:t xml:space="preserve"> I isolated individual rotifers from leaf water samples. Of the </w:t>
+      </w:r>
+      <w:r>
+        <w:rPr>
+          <w:rFonts w:ascii="Times New Roman" w:hAnsi="Times New Roman" w:cs="Times New Roman"/>
+        </w:rPr>
+        <w:t>88</w:t>
+      </w:r>
+      <w:r>
+        <w:rPr>
+          <w:rFonts w:ascii="Times New Roman" w:hAnsi="Times New Roman" w:cs="Times New Roman"/>
+        </w:rPr>
+        <w:t xml:space="preserve"> leaf water samples collected, only </w:t>
+      </w:r>
+      <w:r>
+        <w:rPr>
+          <w:rFonts w:ascii="Times New Roman" w:hAnsi="Times New Roman" w:cs="Times New Roman"/>
+        </w:rPr>
+        <w:t>s</w:t>
+      </w:r>
+      <w:commentRangeStart w:id="16"/>
+      <w:r>
+        <w:rPr>
+          <w:rFonts w:ascii="Times New Roman" w:hAnsi="Times New Roman" w:cs="Times New Roman"/>
+        </w:rPr>
+        <w:t>ev</w:t>
+      </w:r>
+      <w:commentRangeEnd w:id="16"/>
       <w:r>
         <w:rPr>
           <w:rStyle w:val="CommentReference"/>
@@ -5479,109 +5725,25 @@
           <w:sz w:val="24"/>
           <w:szCs w:val="24"/>
         </w:rPr>
-        <w:commentReference w:id="15"/>
-      </w:r>
-      <w:r>
-        <w:rPr>
-          <w:rFonts w:ascii="Times New Roman" w:hAnsi="Times New Roman" w:cs="Times New Roman"/>
-        </w:rPr>
-        <w:t>of collection, the samples were visually inspected for the presence of late-instar mosquito larvae (</w:t>
-      </w:r>
-      <w:r>
-        <w:rPr>
-          <w:rFonts w:ascii="Times New Roman" w:hAnsi="Times New Roman" w:cs="Times New Roman"/>
-          <w:i/>
-          <w:iCs/>
-        </w:rPr>
-        <w:t>W</w:t>
-      </w:r>
-      <w:r>
-        <w:rPr>
-          <w:rFonts w:ascii="Times New Roman" w:hAnsi="Times New Roman" w:cs="Times New Roman"/>
-          <w:i/>
-          <w:iCs/>
-        </w:rPr>
-        <w:t>.</w:t>
-      </w:r>
-      <w:r>
-        <w:rPr>
-          <w:rFonts w:ascii="Times New Roman" w:hAnsi="Times New Roman" w:cs="Times New Roman"/>
-          <w:i/>
-          <w:iCs/>
-        </w:rPr>
-        <w:t xml:space="preserve"> smithii</w:t>
-      </w:r>
-      <w:r>
-        <w:rPr>
-          <w:rFonts w:ascii="Times New Roman" w:hAnsi="Times New Roman" w:cs="Times New Roman"/>
-        </w:rPr>
-        <w:t xml:space="preserve">). If present, larvae were removed using </w:t>
-      </w:r>
-      <w:r>
-        <w:rPr>
-          <w:rFonts w:ascii="Times New Roman" w:hAnsi="Times New Roman" w:cs="Times New Roman"/>
-        </w:rPr>
-        <w:t>clean</w:t>
-      </w:r>
-      <w:r>
-        <w:rPr>
-          <w:rFonts w:ascii="Times New Roman" w:hAnsi="Times New Roman" w:cs="Times New Roman"/>
-        </w:rPr>
-        <w:t xml:space="preserve"> plastic transfer pipette</w:t>
-      </w:r>
-      <w:r>
-        <w:rPr>
-          <w:rFonts w:ascii="Times New Roman" w:hAnsi="Times New Roman" w:cs="Times New Roman"/>
-        </w:rPr>
-        <w:t>s</w:t>
-      </w:r>
-      <w:r>
-        <w:rPr>
-          <w:rFonts w:ascii="Times New Roman" w:hAnsi="Times New Roman" w:cs="Times New Roman"/>
-        </w:rPr>
-        <w:t xml:space="preserve"> to prevent predation on </w:t>
-      </w:r>
-      <w:r>
-        <w:rPr>
-          <w:rFonts w:ascii="Times New Roman" w:hAnsi="Times New Roman" w:cs="Times New Roman"/>
-          <w:i/>
-          <w:iCs/>
-        </w:rPr>
-        <w:t>H</w:t>
-      </w:r>
-      <w:r>
-        <w:rPr>
-          <w:rFonts w:ascii="Times New Roman" w:hAnsi="Times New Roman" w:cs="Times New Roman"/>
-          <w:i/>
-          <w:iCs/>
-        </w:rPr>
-        <w:t>.</w:t>
-      </w:r>
-      <w:r>
-        <w:rPr>
-          <w:rFonts w:ascii="Times New Roman" w:hAnsi="Times New Roman" w:cs="Times New Roman"/>
-          <w:i/>
-          <w:iCs/>
-        </w:rPr>
-        <w:t xml:space="preserve"> rosa</w:t>
-      </w:r>
-      <w:r>
-        <w:rPr>
-          <w:rFonts w:ascii="Times New Roman" w:hAnsi="Times New Roman" w:cs="Times New Roman"/>
-        </w:rPr>
-        <w:t xml:space="preserve">. All sample tubes were sealed with parafilm and transported via </w:t>
-      </w:r>
-      <w:r>
-        <w:rPr>
-          <w:rFonts w:ascii="Times New Roman" w:hAnsi="Times New Roman" w:cs="Times New Roman"/>
-        </w:rPr>
-        <w:t xml:space="preserve">a </w:t>
-      </w:r>
-      <w:r>
-        <w:rPr>
-          <w:rFonts w:ascii="Times New Roman" w:hAnsi="Times New Roman" w:cs="Times New Roman"/>
-        </w:rPr>
-        <w:t>commercial flight to California State University, Northridge. The samples were then stored in a growth chamber at 25</w:t>
+        <w:commentReference w:id="16"/>
+      </w:r>
+      <w:r>
+        <w:rPr>
+          <w:rFonts w:ascii="Times New Roman" w:hAnsi="Times New Roman" w:cs="Times New Roman"/>
+        </w:rPr>
+        <w:t>en</w:t>
+      </w:r>
+      <w:r>
+        <w:rPr>
+          <w:rFonts w:ascii="Times New Roman" w:hAnsi="Times New Roman" w:cs="Times New Roman"/>
+        </w:rPr>
+        <w:t xml:space="preserve"> from Site 1</w:t>
+      </w:r>
+      <w:r>
+        <w:rPr>
+          <w:rFonts w:ascii="Times New Roman" w:hAnsi="Times New Roman" w:cs="Times New Roman"/>
+        </w:rPr>
+        <w:t xml:space="preserve"> and</w:t>
       </w:r>
       <w:r>
         <w:rPr>
@@ -5593,153 +5755,13 @@
         <w:rPr>
           <w:rFonts w:ascii="Times New Roman" w:hAnsi="Times New Roman" w:cs="Times New Roman"/>
         </w:rPr>
-        <w:t xml:space="preserve">°C. A 300 </w:t>
-      </w:r>
-      <w:r>
-        <w:rPr>
-          <w:rFonts w:ascii="Times New Roman" w:hAnsi="Times New Roman" w:cs="Times New Roman"/>
-        </w:rPr>
-        <w:t>µ</w:t>
-      </w:r>
-      <w:r>
-        <w:rPr>
-          <w:rFonts w:ascii="Times New Roman" w:hAnsi="Times New Roman" w:cs="Times New Roman"/>
-        </w:rPr>
-        <w:t xml:space="preserve">l sample from each tube was scored for the presence of </w:t>
-      </w:r>
-      <w:r>
-        <w:rPr>
-          <w:rFonts w:ascii="Times New Roman" w:hAnsi="Times New Roman" w:cs="Times New Roman"/>
-          <w:i/>
-          <w:iCs/>
-        </w:rPr>
-        <w:t>H. rosa</w:t>
-      </w:r>
-      <w:r>
-        <w:rPr>
-          <w:rFonts w:ascii="Times New Roman" w:hAnsi="Times New Roman" w:cs="Times New Roman"/>
-        </w:rPr>
-        <w:t>, other species of rotifers, and ciliates using 24-well tissue culture plates and a stereomicroscope. Samples were inspected for the presence of developing mosquito larvae for two</w:t>
-      </w:r>
-      <w:r>
-        <w:rPr>
-          <w:rFonts w:ascii="Times New Roman" w:hAnsi="Times New Roman" w:cs="Times New Roman"/>
-        </w:rPr>
-        <w:t xml:space="preserve"> additional</w:t>
-      </w:r>
-      <w:r>
-        <w:rPr>
-          <w:rFonts w:ascii="Times New Roman" w:hAnsi="Times New Roman" w:cs="Times New Roman"/>
-        </w:rPr>
-        <w:t xml:space="preserve"> weeks, which were removed upon detection.</w:t>
-      </w:r>
-    </w:p>
-    <w:p>
-      <w:pPr>
-        <w:spacing w:after="0" w:line="480" w:lineRule="auto"/>
-        <w:ind w:firstLine="720"/>
-        <w:rPr>
-          <w:rFonts w:ascii="Times New Roman" w:hAnsi="Times New Roman" w:cs="Times New Roman"/>
-        </w:rPr>
-      </w:pPr>
-      <w:r>
-        <w:rPr>
-          <w:rFonts w:ascii="Times New Roman" w:hAnsi="Times New Roman" w:cs="Times New Roman"/>
-          <w:i/>
-          <w:iCs/>
-        </w:rPr>
-        <w:t>Rotifer Isolation and Rearing</w:t>
-      </w:r>
-      <w:r>
-        <w:rPr>
-          <w:rFonts w:ascii="Times New Roman" w:hAnsi="Times New Roman" w:cs="Times New Roman"/>
-        </w:rPr>
-        <w:t>—T</w:t>
-      </w:r>
-      <w:r>
-        <w:rPr>
-          <w:rFonts w:ascii="Times New Roman" w:hAnsi="Times New Roman" w:cs="Times New Roman"/>
-        </w:rPr>
-        <w:t>o establish clonal lines of the obligate parthenogen</w:t>
-      </w:r>
-      <w:r>
-        <w:rPr>
-          <w:rFonts w:ascii="Times New Roman" w:hAnsi="Times New Roman" w:cs="Times New Roman"/>
-        </w:rPr>
-        <w:t>et</w:t>
-      </w:r>
-      <w:r>
-        <w:rPr>
-          <w:rFonts w:ascii="Times New Roman" w:hAnsi="Times New Roman" w:cs="Times New Roman"/>
-        </w:rPr>
-        <w:t xml:space="preserve">ic </w:t>
-      </w:r>
-      <w:r>
-        <w:rPr>
-          <w:rFonts w:ascii="Times New Roman" w:hAnsi="Times New Roman" w:cs="Times New Roman"/>
-          <w:i/>
-          <w:iCs/>
-        </w:rPr>
-        <w:t>H. rosa,</w:t>
-      </w:r>
-      <w:r>
-        <w:rPr>
-          <w:rFonts w:ascii="Times New Roman" w:hAnsi="Times New Roman" w:cs="Times New Roman"/>
-        </w:rPr>
-        <w:t xml:space="preserve"> I isolated individual rotifers from leaf water samples. Of the </w:t>
-      </w:r>
-      <w:r>
-        <w:rPr>
-          <w:rFonts w:ascii="Times New Roman" w:hAnsi="Times New Roman" w:cs="Times New Roman"/>
-        </w:rPr>
-        <w:t>88</w:t>
-      </w:r>
-      <w:r>
-        <w:rPr>
-          <w:rFonts w:ascii="Times New Roman" w:hAnsi="Times New Roman" w:cs="Times New Roman"/>
-        </w:rPr>
-        <w:t xml:space="preserve"> leaf water samples collected, only </w:t>
-      </w:r>
-      <w:r>
-        <w:rPr>
-          <w:rFonts w:ascii="Times New Roman" w:hAnsi="Times New Roman" w:cs="Times New Roman"/>
-        </w:rPr>
-        <w:t>s</w:t>
-      </w:r>
-      <w:commentRangeStart w:id="16"/>
-      <w:r>
-        <w:rPr>
-          <w:rFonts w:ascii="Times New Roman" w:hAnsi="Times New Roman" w:cs="Times New Roman"/>
-        </w:rPr>
-        <w:t>ev</w:t>
-      </w:r>
-      <w:commentRangeEnd w:id="16"/>
-      <w:r>
-        <w:rPr>
-          <w:rStyle w:val="CommentReference"/>
-          <w:rFonts w:ascii="Times New Roman" w:hAnsi="Times New Roman" w:cs="Times New Roman"/>
-          <w:sz w:val="24"/>
-          <w:szCs w:val="24"/>
-        </w:rPr>
-        <w:commentReference w:id="16"/>
-      </w:r>
-      <w:r>
-        <w:rPr>
-          <w:rFonts w:ascii="Times New Roman" w:hAnsi="Times New Roman" w:cs="Times New Roman"/>
-        </w:rPr>
-        <w:t>en</w:t>
-      </w:r>
-      <w:r>
-        <w:rPr>
-          <w:rFonts w:ascii="Times New Roman" w:hAnsi="Times New Roman" w:cs="Times New Roman"/>
-        </w:rPr>
-        <w:t xml:space="preserve"> from Site 1</w:t>
-      </w:r>
-      <w:r>
-        <w:rPr>
-          <w:rFonts w:ascii="Times New Roman" w:hAnsi="Times New Roman" w:cs="Times New Roman"/>
-        </w:rPr>
-        <w:t xml:space="preserve"> and</w:t>
+        <w:t>six</w:t>
+      </w:r>
+      <w:r>
+        <w:rPr>
+          <w:rFonts w:ascii="Times New Roman" w:hAnsi="Times New Roman" w:cs="Times New Roman"/>
+        </w:rPr>
+        <w:t xml:space="preserve"> from Site 2</w:t>
       </w:r>
       <w:r>
         <w:rPr>
@@ -5751,32 +5773,14 @@
         <w:rPr>
           <w:rFonts w:ascii="Times New Roman" w:hAnsi="Times New Roman" w:cs="Times New Roman"/>
         </w:rPr>
-        <w:t>six</w:t>
-      </w:r>
-      <w:r>
-        <w:rPr>
-          <w:rFonts w:ascii="Times New Roman" w:hAnsi="Times New Roman" w:cs="Times New Roman"/>
-        </w:rPr>
-        <w:t xml:space="preserve"> from Site 2</w:t>
-      </w:r>
-      <w:r>
-        <w:rPr>
-          <w:rFonts w:ascii="Times New Roman" w:hAnsi="Times New Roman" w:cs="Times New Roman"/>
-        </w:rPr>
-        <w:t xml:space="preserve"> </w:t>
-      </w:r>
-      <w:r>
-        <w:rPr>
-          <w:rFonts w:ascii="Times New Roman" w:hAnsi="Times New Roman" w:cs="Times New Roman"/>
-        </w:rPr>
-        <w:t xml:space="preserve">were likely candidates for isolation. The </w:t>
+        <w:t xml:space="preserve">were likely candidates for isolation. The remaining samples either had no rotifers or were so densely populated by small ciliates that </w:t>
       </w:r>
       <w:r>
         <w:rPr>
           <w:rFonts w:ascii="Times New Roman" w:hAnsi="Times New Roman" w:cs="Times New Roman"/>
         </w:rPr>
         <w:lastRenderedPageBreak/>
-        <w:t xml:space="preserve">remaining samples either had no rotifers or were so densely populated by small ciliates that isolating rotifers without contamination was impractical. From each leaf water sample, I isolated </w:t>
+        <w:t xml:space="preserve">isolating rotifers without contamination was impractical. From each leaf water sample, I isolated </w:t>
       </w:r>
       <w:r>
         <w:rPr>
@@ -7157,21 +7161,6 @@
     </w:p>
     <w:p>
       <w:pPr>
-        <w:rPr>
-          <w:rFonts w:ascii="Times New Roman" w:hAnsi="Times New Roman" w:cs="Times New Roman"/>
-          <w:u w:val="single"/>
-        </w:rPr>
-      </w:pPr>
-      <w:r>
-        <w:rPr>
-          <w:rFonts w:ascii="Times New Roman" w:hAnsi="Times New Roman" w:cs="Times New Roman"/>
-          <w:u w:val="single"/>
-        </w:rPr>
-        <w:br w:type="page"/>
-      </w:r>
-    </w:p>
-    <w:p>
-      <w:pPr>
         <w:spacing w:after="0" w:line="480" w:lineRule="auto"/>
         <w:ind w:firstLine="720"/>
         <w:rPr>
@@ -7184,7 +7173,6 @@
           <w:i/>
           <w:iCs/>
         </w:rPr>
-        <w:lastRenderedPageBreak/>
         <w:t>Body size measurements</w:t>
       </w:r>
       <w:r>
@@ -7308,7 +7296,14 @@
         <w:rPr>
           <w:rFonts w:ascii="Times New Roman" w:hAnsi="Times New Roman" w:cs="Times New Roman"/>
         </w:rPr>
-        <w:t>Ultralytics YOLO</w:t>
+        <w:t xml:space="preserve">Ultralytics </w:t>
+      </w:r>
+      <w:r>
+        <w:rPr>
+          <w:rFonts w:ascii="Times New Roman" w:hAnsi="Times New Roman" w:cs="Times New Roman"/>
+        </w:rPr>
+        <w:lastRenderedPageBreak/>
+        <w:t>YOLO</w:t>
       </w:r>
       <w:r>
         <w:rPr>
@@ -7662,14 +7657,7 @@
         <w:rPr>
           <w:rFonts w:ascii="Times New Roman" w:hAnsi="Times New Roman" w:cs="Times New Roman"/>
         </w:rPr>
-        <w:t xml:space="preserve"> cleaned masks </w:t>
-      </w:r>
-      <w:r>
-        <w:rPr>
-          <w:rFonts w:ascii="Times New Roman" w:hAnsi="Times New Roman" w:cs="Times New Roman"/>
-        </w:rPr>
-        <w:lastRenderedPageBreak/>
-        <w:t>were overlayed on top of the original color images and manually reviewed to ensure accuracy</w:t>
+        <w:t xml:space="preserve"> cleaned masks were overlayed on top of the original color images and manually reviewed to ensure accuracy</w:t>
       </w:r>
       <w:r>
         <w:rPr>
@@ -8175,7 +8163,14 @@
         <w:rPr>
           <w:rFonts w:ascii="Times New Roman" w:hAnsi="Times New Roman" w:cs="Times New Roman"/>
         </w:rPr>
-        <w:t>I used a likelihood ratio test to confirm that I lacked the statistical power to interpret variance attributed to leaf nested within site (</w:t>
+        <w:t xml:space="preserve">I used a likelihood ratio test to confirm that I </w:t>
+      </w:r>
+      <w:r>
+        <w:rPr>
+          <w:rFonts w:ascii="Times New Roman" w:hAnsi="Times New Roman" w:cs="Times New Roman"/>
+        </w:rPr>
+        <w:lastRenderedPageBreak/>
+        <w:t>lacked the statistical power to interpret variance attributed to leaf nested within site (</w:t>
       </w:r>
       <w:r>
         <w:rPr>
@@ -8273,15 +8268,6 @@
           <w:bCs/>
         </w:rPr>
       </w:pPr>
-    </w:p>
-    <w:p>
-      <w:pPr>
-        <w:rPr>
-          <w:rFonts w:ascii="Times New Roman" w:hAnsi="Times New Roman" w:cs="Times New Roman"/>
-          <w:b/>
-          <w:bCs/>
-        </w:rPr>
-      </w:pPr>
       <w:r>
         <w:rPr>
           <w:rFonts w:ascii="Times New Roman" w:hAnsi="Times New Roman" w:cs="Times New Roman"/>
@@ -8356,14 +8342,7 @@
         <w:rPr>
           <w:rFonts w:ascii="Times New Roman" w:hAnsi="Times New Roman" w:cs="Times New Roman"/>
         </w:rPr>
-        <w:t xml:space="preserve">Likelihood ratio tests indicated that the inclusion of site- and leaf-level random effects did not </w:t>
-      </w:r>
-      <w:r>
-        <w:rPr>
-          <w:rFonts w:ascii="Times New Roman" w:hAnsi="Times New Roman" w:cs="Times New Roman"/>
-        </w:rPr>
-        <w:lastRenderedPageBreak/>
-        <w:t xml:space="preserve">improve model fit (both </w:t>
+        <w:t xml:space="preserve">Likelihood ratio tests indicated that the inclusion of site- and leaf-level random effects did not improve model fit (both </w:t>
       </w:r>
       <w:r>
         <w:rPr>
@@ -8413,13 +8392,13 @@
         <w:rPr>
           <w:rFonts w:ascii="Times New Roman" w:hAnsi="Times New Roman" w:cs="Times New Roman"/>
         </w:rPr>
-        <w:t xml:space="preserve">, second only to </w:t>
-      </w:r>
-      <w:r>
-        <w:rPr>
-          <w:rFonts w:ascii="Times New Roman" w:hAnsi="Times New Roman" w:cs="Times New Roman"/>
-        </w:rPr>
-        <w:t>the</w:t>
+        <w:t xml:space="preserve">, </w:t>
+      </w:r>
+      <w:r>
+        <w:rPr>
+          <w:rFonts w:ascii="Times New Roman" w:hAnsi="Times New Roman" w:cs="Times New Roman"/>
+        </w:rPr>
+        <w:t>with</w:t>
       </w:r>
       <w:r>
         <w:rPr>
@@ -8716,7 +8695,14 @@
         <w:rPr>
           <w:rFonts w:ascii="Times New Roman" w:hAnsi="Times New Roman" w:cs="Times New Roman"/>
         </w:rPr>
-        <w:t>or clone (0.43% and 0.68% of total variance, respectively)</w:t>
+        <w:t xml:space="preserve">or clone (0.43% and 0.68% of total variance, </w:t>
+      </w:r>
+      <w:r>
+        <w:rPr>
+          <w:rFonts w:ascii="Times New Roman" w:hAnsi="Times New Roman" w:cs="Times New Roman"/>
+        </w:rPr>
+        <w:lastRenderedPageBreak/>
+        <w:t>respectively)</w:t>
       </w:r>
       <w:r>
         <w:rPr>
@@ -8728,18 +8714,26 @@
         <w:rPr>
           <w:rFonts w:ascii="Times New Roman" w:hAnsi="Times New Roman" w:cs="Times New Roman"/>
         </w:rPr>
+        <w:t xml:space="preserve"> (99.89%</w:t>
+      </w:r>
+      <w:r>
+        <w:rPr>
+          <w:rFonts w:ascii="Times New Roman" w:hAnsi="Times New Roman" w:cs="Times New Roman"/>
+        </w:rPr>
+        <w:t xml:space="preserve"> of total variance</w:t>
+      </w:r>
+      <w:r>
+        <w:rPr>
+          <w:rFonts w:ascii="Times New Roman" w:hAnsi="Times New Roman" w:cs="Times New Roman"/>
+        </w:rPr>
+        <w:t>)</w:t>
+      </w:r>
+      <w:r>
+        <w:rPr>
+          <w:rFonts w:ascii="Times New Roman" w:hAnsi="Times New Roman" w:cs="Times New Roman"/>
+        </w:rPr>
         <w:t>.</w:t>
       </w:r>
-    </w:p>
-    <w:p>
-      <w:pPr>
-        <w:jc w:val="center"/>
-        <w:rPr>
-          <w:rFonts w:ascii="Times New Roman" w:hAnsi="Times New Roman" w:cs="Times New Roman"/>
-          <w:b/>
-          <w:bCs/>
-        </w:rPr>
-      </w:pPr>
     </w:p>
     <w:p>
       <w:pPr>
@@ -8761,11 +8755,10 @@
           <w:sz w:val="22"/>
           <w:szCs w:val="22"/>
         </w:rPr>
-        <w:lastRenderedPageBreak/>
         <w:drawing>
-          <wp:inline distT="0" distB="0" distL="0" distR="0" wp14:anchorId="2F8BA29D" wp14:editId="7FC990F4">
-            <wp:extent cx="4528108" cy="3344102"/>
-            <wp:effectExtent l="0" t="0" r="6350" b="8890"/>
+          <wp:inline distT="0" distB="0" distL="0" distR="0" wp14:anchorId="2F8BA29D" wp14:editId="77358B31">
+            <wp:extent cx="6038903" cy="4459856"/>
+            <wp:effectExtent l="0" t="0" r="0" b="0"/>
             <wp:docPr id="1239180858" name="Picture 4"/>
             <wp:cNvGraphicFramePr>
               <a:graphicFrameLocks xmlns:a="http://schemas.openxmlformats.org/drawingml/2006/main" noChangeAspect="1"/>
@@ -8795,7 +8788,7 @@
                   <pic:spPr bwMode="auto">
                     <a:xfrm>
                       <a:off x="0" y="0"/>
-                      <a:ext cx="4544847" cy="3356464"/>
+                      <a:ext cx="6079679" cy="4489970"/>
                     </a:xfrm>
                     <a:prstGeom prst="rect">
                       <a:avLst/>
@@ -9028,10 +9021,11 @@
           <w:sz w:val="22"/>
           <w:szCs w:val="22"/>
         </w:rPr>
+        <w:lastRenderedPageBreak/>
         <w:drawing>
-          <wp:inline distT="0" distB="0" distL="0" distR="0" wp14:anchorId="0843691A" wp14:editId="7F80805E">
-            <wp:extent cx="4608576" cy="3405440"/>
-            <wp:effectExtent l="0" t="0" r="1905" b="5080"/>
+          <wp:inline distT="0" distB="0" distL="0" distR="0" wp14:anchorId="0843691A" wp14:editId="1E3A7DBC">
+            <wp:extent cx="6023841" cy="4451230"/>
+            <wp:effectExtent l="0" t="0" r="0" b="6985"/>
             <wp:docPr id="1925517447" name="Picture 5"/>
             <wp:cNvGraphicFramePr>
               <a:graphicFrameLocks xmlns:a="http://schemas.openxmlformats.org/drawingml/2006/main" noChangeAspect="1"/>
@@ -9061,7 +9055,7 @@
                   <pic:spPr bwMode="auto">
                     <a:xfrm>
                       <a:off x="0" y="0"/>
-                      <a:ext cx="4629542" cy="3420933"/>
+                      <a:ext cx="6071327" cy="4486319"/>
                     </a:xfrm>
                     <a:prstGeom prst="rect">
                       <a:avLst/>
@@ -9191,7 +9185,6 @@
           <w:rFonts w:ascii="Times New Roman" w:hAnsi="Times New Roman" w:cs="Times New Roman"/>
           <w:u w:val="single"/>
         </w:rPr>
-        <w:lastRenderedPageBreak/>
         <w:t>Discussion</w:t>
       </w:r>
     </w:p>
@@ -9553,7 +9546,26 @@
         <w:rPr>
           <w:rFonts w:ascii="Times New Roman" w:hAnsi="Times New Roman" w:cs="Times New Roman"/>
         </w:rPr>
-        <w:t>In contrast, little to no variation was observed at the site or leaf level</w:t>
+        <w:t>In contrast,</w:t>
+      </w:r>
+      <w:r>
+        <w:rPr>
+          <w:rFonts w:ascii="Times New Roman" w:hAnsi="Times New Roman" w:cs="Times New Roman"/>
+        </w:rPr>
+        <w:t xml:space="preserve"> very</w:t>
+      </w:r>
+      <w:r>
+        <w:rPr>
+          <w:rFonts w:ascii="Times New Roman" w:hAnsi="Times New Roman" w:cs="Times New Roman"/>
+        </w:rPr>
+        <w:t xml:space="preserve"> </w:t>
+      </w:r>
+      <w:r>
+        <w:rPr>
+          <w:rFonts w:ascii="Times New Roman" w:hAnsi="Times New Roman" w:cs="Times New Roman"/>
+        </w:rPr>
+        <w:lastRenderedPageBreak/>
+        <w:t>little variation was observed at the site or leaf level</w:t>
       </w:r>
       <w:r>
         <w:rPr>
@@ -9780,7 +9792,6 @@
         <w:rPr>
           <w:rFonts w:ascii="Times New Roman" w:hAnsi="Times New Roman" w:cs="Times New Roman"/>
         </w:rPr>
-        <w:lastRenderedPageBreak/>
         <w:t xml:space="preserve">It is possible that </w:t>
       </w:r>
       <w:commentRangeStart w:id="30"/>
@@ -9953,7 +9964,14 @@
         <w:rPr>
           <w:rFonts w:ascii="Times New Roman" w:hAnsi="Times New Roman" w:cs="Times New Roman"/>
         </w:rPr>
-        <w:t xml:space="preserve">Further, the process of isolating </w:t>
+        <w:t xml:space="preserve">Further, the process of </w:t>
+      </w:r>
+      <w:r>
+        <w:rPr>
+          <w:rFonts w:ascii="Times New Roman" w:hAnsi="Times New Roman" w:cs="Times New Roman"/>
+        </w:rPr>
+        <w:lastRenderedPageBreak/>
+        <w:t xml:space="preserve">isolating </w:t>
       </w:r>
       <w:r>
         <w:rPr>
@@ -10270,7 +10288,6 @@
         <w:rPr>
           <w:rFonts w:ascii="Times New Roman" w:hAnsi="Times New Roman" w:cs="Times New Roman"/>
         </w:rPr>
-        <w:lastRenderedPageBreak/>
         <w:t>rotifers has been shown to be detectable only across much broader ranges of t</w:t>
       </w:r>
       <w:commentRangeStart w:id="32"/>
@@ -10335,7 +10352,25 @@
         <w:rPr>
           <w:rFonts w:ascii="Times New Roman" w:hAnsi="Times New Roman" w:cs="Times New Roman"/>
         </w:rPr>
-        <w:t xml:space="preserve"> length and width rather than cross-sectional area directly, this approach is conceptually equivalent to and arguably less precise than the pixel-level segmentation used here, making measurement technique an unlikely explanation for the absence of an effect. A more meaningful distinction is that </w:t>
+        <w:t xml:space="preserve"> length and width rather than cross-sectional area directly, this approach is conceptually equivalent to and arguably less precise than the pixel-level segmentation used here, making measurement technique an unlikely explanation for the absence of an effect. A more </w:t>
+      </w:r>
+      <w:r>
+        <w:rPr>
+          <w:rFonts w:ascii="Times New Roman" w:hAnsi="Times New Roman" w:cs="Times New Roman"/>
+        </w:rPr>
+        <w:t>plausible explanation</w:t>
+      </w:r>
+      <w:r>
+        <w:rPr>
+          <w:rFonts w:ascii="Times New Roman" w:hAnsi="Times New Roman" w:cs="Times New Roman"/>
+        </w:rPr>
+        <w:t xml:space="preserve"> is that </w:t>
+      </w:r>
+      <w:r>
+        <w:rPr>
+          <w:rFonts w:ascii="Times New Roman" w:hAnsi="Times New Roman" w:cs="Times New Roman"/>
+        </w:rPr>
+        <w:t xml:space="preserve">rotifers in </w:t>
       </w:r>
       <w:r>
         <w:rPr>
@@ -10347,7 +10382,19 @@
         <w:rPr>
           <w:rFonts w:ascii="Times New Roman" w:hAnsi="Times New Roman" w:cs="Times New Roman"/>
         </w:rPr>
-        <w:t xml:space="preserve">onogononta possess a rigid lorica while bdelloids like </w:t>
+        <w:t xml:space="preserve">onogononta possess a rigid lorica while </w:t>
+      </w:r>
+      <w:r>
+        <w:rPr>
+          <w:rFonts w:ascii="Times New Roman" w:hAnsi="Times New Roman" w:cs="Times New Roman"/>
+        </w:rPr>
+        <w:t>rotifers in Bdelloidea,</w:t>
+      </w:r>
+      <w:r>
+        <w:rPr>
+          <w:rFonts w:ascii="Times New Roman" w:hAnsi="Times New Roman" w:cs="Times New Roman"/>
+        </w:rPr>
+        <w:t xml:space="preserve"> like </w:t>
       </w:r>
       <w:r>
         <w:rPr>
@@ -10360,6 +10407,14 @@
       <w:r>
         <w:rPr>
           <w:rFonts w:ascii="Times New Roman" w:hAnsi="Times New Roman" w:cs="Times New Roman"/>
+          <w:i/>
+          <w:iCs/>
+        </w:rPr>
+        <w:t>,</w:t>
+      </w:r>
+      <w:r>
+        <w:rPr>
+          <w:rFonts w:ascii="Times New Roman" w:hAnsi="Times New Roman" w:cs="Times New Roman"/>
         </w:rPr>
         <w:t xml:space="preserve"> have soft, flexible bodies</w:t>
       </w:r>
@@ -10421,13 +10476,56 @@
         <w:rPr>
           <w:rFonts w:ascii="Times New Roman" w:hAnsi="Times New Roman" w:cs="Times New Roman"/>
         </w:rPr>
-        <w:t xml:space="preserve"> life history </w:t>
-      </w:r>
-      <w:r>
-        <w:rPr>
-          <w:rFonts w:ascii="Times New Roman" w:hAnsi="Times New Roman" w:cs="Times New Roman"/>
-        </w:rPr>
-        <w:t xml:space="preserve">(i.e., imaging only </w:t>
+        <w:t xml:space="preserve"> life history</w:t>
+      </w:r>
+      <w:r>
+        <w:rPr>
+          <w:rFonts w:ascii="Times New Roman" w:hAnsi="Times New Roman" w:cs="Times New Roman"/>
+        </w:rPr>
+        <w:t xml:space="preserve"> stage</w:t>
+      </w:r>
+      <w:r>
+        <w:rPr>
+          <w:rFonts w:ascii="Times New Roman" w:hAnsi="Times New Roman" w:cs="Times New Roman"/>
+        </w:rPr>
+        <w:t xml:space="preserve"> </w:t>
+      </w:r>
+      <w:r>
+        <w:rPr>
+          <w:rFonts w:ascii="Times New Roman" w:hAnsi="Times New Roman" w:cs="Times New Roman"/>
+        </w:rPr>
+        <w:t>(</w:t>
+      </w:r>
+      <w:r>
+        <w:rPr>
+          <w:rFonts w:ascii="Times New Roman" w:hAnsi="Times New Roman" w:cs="Times New Roman"/>
+        </w:rPr>
+        <w:t>e</w:t>
+      </w:r>
+      <w:r>
+        <w:rPr>
+          <w:rFonts w:ascii="Times New Roman" w:hAnsi="Times New Roman" w:cs="Times New Roman"/>
+        </w:rPr>
+        <w:t>.</w:t>
+      </w:r>
+      <w:r>
+        <w:rPr>
+          <w:rFonts w:ascii="Times New Roman" w:hAnsi="Times New Roman" w:cs="Times New Roman"/>
+        </w:rPr>
+        <w:t>g</w:t>
+      </w:r>
+      <w:r>
+        <w:rPr>
+          <w:rFonts w:ascii="Times New Roman" w:hAnsi="Times New Roman" w:cs="Times New Roman"/>
+        </w:rPr>
+        <w:t xml:space="preserve">., </w:t>
+      </w:r>
+      <w:r>
+        <w:rPr>
+          <w:rFonts w:ascii="Times New Roman" w:hAnsi="Times New Roman" w:cs="Times New Roman"/>
+        </w:rPr>
+        <w:lastRenderedPageBreak/>
+        <w:t xml:space="preserve">imaging only </w:t>
       </w:r>
       <w:r>
         <w:rPr>
@@ -10439,7 +10537,7 @@
         <w:rPr>
           <w:rFonts w:ascii="Times New Roman" w:hAnsi="Times New Roman" w:cs="Times New Roman"/>
         </w:rPr>
-        <w:t>stage may be necessary to describe more subtle changes</w:t>
+        <w:t>may be necessary to describe more subtle changes</w:t>
       </w:r>
       <w:r>
         <w:rPr>
@@ -10660,7 +10758,6 @@
         <w:rPr>
           <w:rFonts w:ascii="Times New Roman" w:hAnsi="Times New Roman" w:cs="Times New Roman"/>
         </w:rPr>
-        <w:lastRenderedPageBreak/>
         <w:t xml:space="preserve">ecologically realistic </w:t>
       </w:r>
       <w:commentRangeEnd w:id="35"/>
@@ -10756,7 +10853,14 @@
         <w:rPr>
           <w:rFonts w:ascii="Times New Roman" w:hAnsi="Times New Roman" w:cs="Times New Roman"/>
         </w:rPr>
-        <w:t xml:space="preserve"> at the within-leaf scale means that selection can act on the full range of clonal thermal responses present without requiring migration from other leaves or populations. As temperatures in the Apalachicola National Forest approach those projected under higher emissions scenarios, </w:t>
+        <w:t xml:space="preserve"> at the within-leaf scale means that </w:t>
+      </w:r>
+      <w:r>
+        <w:rPr>
+          <w:rFonts w:ascii="Times New Roman" w:hAnsi="Times New Roman" w:cs="Times New Roman"/>
+        </w:rPr>
+        <w:lastRenderedPageBreak/>
+        <w:t xml:space="preserve">selection can act on the full range of clonal thermal responses present without requiring migration from other leaves or populations. As temperatures in the Apalachicola National Forest approach those projected under higher emissions scenarios, </w:t>
       </w:r>
       <w:r>
         <w:rPr>
@@ -10938,7 +11042,37 @@
         <w:rPr>
           <w:rFonts w:ascii="Times New Roman" w:hAnsi="Times New Roman" w:cs="Times New Roman"/>
         </w:rPr>
-        <w:t xml:space="preserve"> natural communities through the persistence of individual species and the interactions among those species</w:t>
+        <w:t xml:space="preserve"> natural communities </w:t>
+      </w:r>
+      <w:r>
+        <w:rPr>
+          <w:rFonts w:ascii="Times New Roman" w:hAnsi="Times New Roman" w:cs="Times New Roman"/>
+        </w:rPr>
+        <w:t>by jeopardizing</w:t>
+      </w:r>
+      <w:r>
+        <w:rPr>
+          <w:rFonts w:ascii="Times New Roman" w:hAnsi="Times New Roman" w:cs="Times New Roman"/>
+        </w:rPr>
+        <w:t xml:space="preserve"> the persistence of individual species and</w:t>
+      </w:r>
+      <w:r>
+        <w:rPr>
+          <w:rFonts w:ascii="Times New Roman" w:hAnsi="Times New Roman" w:cs="Times New Roman"/>
+        </w:rPr>
+        <w:t xml:space="preserve"> by</w:t>
+      </w:r>
+      <w:r>
+        <w:rPr>
+          <w:rFonts w:ascii="Times New Roman" w:hAnsi="Times New Roman" w:cs="Times New Roman"/>
+        </w:rPr>
+        <w:t xml:space="preserve"> degrading</w:t>
+      </w:r>
+      <w:r>
+        <w:rPr>
+          <w:rFonts w:ascii="Times New Roman" w:hAnsi="Times New Roman" w:cs="Times New Roman"/>
+        </w:rPr>
+        <w:t xml:space="preserve"> the interactions among species</w:t>
       </w:r>
       <w:r>
         <w:rPr>
@@ -11094,7 +11228,31 @@
         <w:rPr>
           <w:rFonts w:ascii="Times New Roman" w:hAnsi="Times New Roman" w:cs="Times New Roman"/>
         </w:rPr>
-        <w:t>response, one that operates on timescales once thought too slow to be ecologically relevant, but which has increasingly been shown to keep pace with contemporary environmental change (Hendry and Kinnison, 1999; Hairston et al., 2005)</w:t>
+        <w:t>response</w:t>
+      </w:r>
+      <w:r>
+        <w:rPr>
+          <w:rFonts w:ascii="Times New Roman" w:hAnsi="Times New Roman" w:cs="Times New Roman"/>
+        </w:rPr>
+        <w:t>,</w:t>
+      </w:r>
+      <w:r>
+        <w:rPr>
+          <w:rFonts w:ascii="Times New Roman" w:hAnsi="Times New Roman" w:cs="Times New Roman"/>
+        </w:rPr>
+        <w:t xml:space="preserve"> one that operates on timescales once thought too slow to be ecologically relevant, but which ha</w:t>
+      </w:r>
+      <w:r>
+        <w:rPr>
+          <w:rFonts w:ascii="Times New Roman" w:hAnsi="Times New Roman" w:cs="Times New Roman"/>
+        </w:rPr>
+        <w:t>ve</w:t>
+      </w:r>
+      <w:r>
+        <w:rPr>
+          <w:rFonts w:ascii="Times New Roman" w:hAnsi="Times New Roman" w:cs="Times New Roman"/>
+        </w:rPr>
+        <w:t xml:space="preserve"> increasingly been shown to keep pace with contemporary environmental change (Hendry and Kinnison, 1999; Hairston et al., 2005)</w:t>
       </w:r>
       <w:r>
         <w:rPr>
@@ -11149,7 +11307,14 @@
         <w:rPr>
           <w:rFonts w:ascii="Times New Roman" w:hAnsi="Times New Roman" w:cs="Times New Roman"/>
         </w:rPr>
-        <w:t xml:space="preserve"> were shown to differ genetically in their thermal tolerance, and tolerance increased rapidly in populations subjected to sustained experimental warming, a result further confirmed by resurrection ecology showing that natural populations had already evolved higher thermal tolerance over four decades of climate change (Geerts et al., 2015). </w:t>
+        <w:t xml:space="preserve"> were shown to differ genetically in their thermal tolerance, and tolerance increased rapidly in populations subjected to sustained experimental warming, a result further confirmed by resurrection ecology showing that natural populations had already evolved higher thermal tolerance over four decades </w:t>
+      </w:r>
+      <w:r>
+        <w:rPr>
+          <w:rFonts w:ascii="Times New Roman" w:hAnsi="Times New Roman" w:cs="Times New Roman"/>
+        </w:rPr>
+        <w:lastRenderedPageBreak/>
+        <w:t xml:space="preserve">of climate change (Geerts et al., 2015). </w:t>
       </w:r>
       <w:r>
         <w:rPr>
@@ -11161,14 +11326,7 @@
         <w:rPr>
           <w:rFonts w:ascii="Times New Roman" w:hAnsi="Times New Roman" w:cs="Times New Roman"/>
         </w:rPr>
-        <w:t xml:space="preserve">not </w:t>
-      </w:r>
-      <w:r>
-        <w:rPr>
-          <w:rFonts w:ascii="Times New Roman" w:hAnsi="Times New Roman" w:cs="Times New Roman"/>
-        </w:rPr>
-        <w:lastRenderedPageBreak/>
-        <w:t>have</w:t>
+        <w:t>not have</w:t>
       </w:r>
       <w:r>
         <w:rPr>
@@ -11273,13 +11431,7 @@
         <w:rPr>
           <w:rFonts w:ascii="Times New Roman" w:hAnsi="Times New Roman" w:cs="Times New Roman"/>
         </w:rPr>
-        <w:t>) and theoretical work (</w:t>
-      </w:r>
-      <w:r>
-        <w:rPr>
-          <w:rFonts w:ascii="Times New Roman" w:hAnsi="Times New Roman" w:cs="Times New Roman"/>
-        </w:rPr>
-        <w:t>Gilman et al., 2010; Kordas et al., 2011</w:t>
+        <w:t>) and theoretical work (Gilman et al., 2010; Kordas et al., 2011</w:t>
       </w:r>
       <w:r>
         <w:rPr>
@@ -11635,14 +11787,14 @@
         <w:rPr>
           <w:rFonts w:ascii="Times New Roman" w:hAnsi="Times New Roman" w:cs="Times New Roman"/>
         </w:rPr>
-        <w:t xml:space="preserve">Theoretical work has indicated that evolutionary responses to climate change can feed back into the ecological consequences of those changes, with the strength and direction of the feedback varying with the type and strength of species interactions (Northfield and Ives, 2013; </w:t>
+        <w:t xml:space="preserve">Theoretical work has indicated that evolutionary responses to climate change can feed back into the ecological consequences of those changes, with the strength and direction of the </w:t>
       </w:r>
       <w:r>
         <w:rPr>
           <w:rFonts w:ascii="Times New Roman" w:hAnsi="Times New Roman" w:cs="Times New Roman"/>
         </w:rPr>
         <w:lastRenderedPageBreak/>
-        <w:t>Akesson et al., 2021; Zhao et al., 202</w:t>
+        <w:t>feedback varying with the type and strength of species interactions (Northfield and Ives, 2013; Akesson et al., 2021; Zhao et al., 202</w:t>
       </w:r>
       <w:r>
         <w:rPr>
@@ -11795,7 +11947,14 @@
         <w:rPr>
           <w:rFonts w:ascii="Times New Roman" w:hAnsi="Times New Roman" w:cs="Times New Roman"/>
         </w:rPr>
-        <w:t xml:space="preserve"> thermal adaptation as the causal agent</w:t>
+        <w:t xml:space="preserve"> thermal adaptation as the </w:t>
+      </w:r>
+      <w:r>
+        <w:rPr>
+          <w:rFonts w:ascii="Times New Roman" w:hAnsi="Times New Roman" w:cs="Times New Roman"/>
+        </w:rPr>
+        <w:lastRenderedPageBreak/>
+        <w:t>causal agent</w:t>
       </w:r>
       <w:r>
         <w:rPr>
@@ -11819,14 +11978,7 @@
         <w:rPr>
           <w:rFonts w:ascii="Times New Roman" w:hAnsi="Times New Roman" w:cs="Times New Roman"/>
         </w:rPr>
-        <w:t xml:space="preserve">experimental system in which the evolutionary history of </w:t>
-      </w:r>
-      <w:r>
-        <w:rPr>
-          <w:rFonts w:ascii="Times New Roman" w:hAnsi="Times New Roman" w:cs="Times New Roman"/>
-        </w:rPr>
-        <w:lastRenderedPageBreak/>
-        <w:t>one species can be manipulated independently, then factorially crossed with contemporary temperature and the presence or absence of other community members.</w:t>
+        <w:t>experimental system in which the evolutionary history of one species can be manipulated independently, then factorially crossed with contemporary temperature and the presence or absence of other community members.</w:t>
       </w:r>
     </w:p>
     <w:p>
@@ -11888,7 +12040,43 @@
         <w:rPr>
           <w:rFonts w:ascii="Times New Roman" w:hAnsi="Times New Roman" w:cs="Times New Roman"/>
         </w:rPr>
-        <w:t xml:space="preserve">the purple pitcher plant, </w:t>
+        <w:t>the</w:t>
+      </w:r>
+      <w:r>
+        <w:rPr>
+          <w:rFonts w:ascii="Times New Roman" w:hAnsi="Times New Roman" w:cs="Times New Roman"/>
+        </w:rPr>
+        <w:t xml:space="preserve"> P</w:t>
+      </w:r>
+      <w:r>
+        <w:rPr>
+          <w:rFonts w:ascii="Times New Roman" w:hAnsi="Times New Roman" w:cs="Times New Roman"/>
+        </w:rPr>
+        <w:t xml:space="preserve">urple </w:t>
+      </w:r>
+      <w:r>
+        <w:rPr>
+          <w:rFonts w:ascii="Times New Roman" w:hAnsi="Times New Roman" w:cs="Times New Roman"/>
+        </w:rPr>
+        <w:t>P</w:t>
+      </w:r>
+      <w:r>
+        <w:rPr>
+          <w:rFonts w:ascii="Times New Roman" w:hAnsi="Times New Roman" w:cs="Times New Roman"/>
+        </w:rPr>
+        <w:t xml:space="preserve">itcher </w:t>
+      </w:r>
+      <w:r>
+        <w:rPr>
+          <w:rFonts w:ascii="Times New Roman" w:hAnsi="Times New Roman" w:cs="Times New Roman"/>
+        </w:rPr>
+        <w:t>P</w:t>
+      </w:r>
+      <w:r>
+        <w:rPr>
+          <w:rFonts w:ascii="Times New Roman" w:hAnsi="Times New Roman" w:cs="Times New Roman"/>
+        </w:rPr>
+        <w:t xml:space="preserve">lant, </w:t>
       </w:r>
       <w:r>
         <w:rPr>
@@ -12153,7 +12341,7 @@
         <w:rPr>
           <w:rFonts w:ascii="Times New Roman" w:hAnsi="Times New Roman" w:cs="Times New Roman"/>
         </w:rPr>
-        <w:t>, and provides a strong model system for studying community-level responses to environmental change</w:t>
+        <w:t xml:space="preserve"> and provides a strong model system for studying community-level responses to environmental change</w:t>
       </w:r>
       <w:r>
         <w:rPr>
@@ -12306,7 +12494,14 @@
         <w:rPr>
           <w:rFonts w:ascii="Times New Roman" w:hAnsi="Times New Roman" w:cs="Times New Roman"/>
         </w:rPr>
-        <w:t>One such interaction is competition among bacterivor</w:t>
+        <w:t xml:space="preserve">One such interaction is competition among </w:t>
+      </w:r>
+      <w:r>
+        <w:rPr>
+          <w:rFonts w:ascii="Times New Roman" w:hAnsi="Times New Roman" w:cs="Times New Roman"/>
+        </w:rPr>
+        <w:lastRenderedPageBreak/>
+        <w:t>bacterivor</w:t>
       </w:r>
       <w:r>
         <w:rPr>
@@ -12352,14 +12547,7 @@
         <w:rPr>
           <w:rFonts w:ascii="Times New Roman" w:hAnsi="Times New Roman" w:cs="Times New Roman"/>
         </w:rPr>
-        <w:t xml:space="preserve"> ciliates, </w:t>
-      </w:r>
-      <w:r>
-        <w:rPr>
-          <w:rFonts w:ascii="Times New Roman" w:hAnsi="Times New Roman" w:cs="Times New Roman"/>
-        </w:rPr>
-        <w:lastRenderedPageBreak/>
-        <w:t xml:space="preserve">flagellates, amoebae, and rotifers (Cochran-Stafira and von Ende, 1998; </w:t>
+        <w:t xml:space="preserve"> ciliates, flagellates, amoebae, and rotifers (Cochran-Stafira and von Ende, 1998; </w:t>
       </w:r>
       <w:r>
         <w:rPr>
@@ -12850,13 +13038,7 @@
           <w:i/>
           <w:iCs/>
         </w:rPr>
-        <w:t>H. rosa</w:t>
-      </w:r>
-      <w:r>
-        <w:rPr>
-          <w:rFonts w:ascii="Times New Roman" w:hAnsi="Times New Roman" w:cs="Times New Roman"/>
-        </w:rPr>
-        <w:t xml:space="preserve">? To address these questions, I allowed mixed-clone cultures of </w:t>
+        <w:t xml:space="preserve">H. </w:t>
       </w:r>
       <w:r>
         <w:rPr>
@@ -12864,32 +13046,14 @@
           <w:i/>
           <w:iCs/>
         </w:rPr>
-        <w:t>H. rosa</w:t>
-      </w:r>
-      <w:r>
-        <w:rPr>
-          <w:rFonts w:ascii="Times New Roman" w:hAnsi="Times New Roman" w:cs="Times New Roman"/>
-        </w:rPr>
-        <w:t xml:space="preserve"> to </w:t>
-      </w:r>
-      <w:r>
-        <w:rPr>
-          <w:rFonts w:ascii="Times New Roman" w:hAnsi="Times New Roman" w:cs="Times New Roman"/>
-        </w:rPr>
-        <w:t>evolve in response</w:t>
-      </w:r>
-      <w:r>
-        <w:rPr>
-          <w:rFonts w:ascii="Times New Roman" w:hAnsi="Times New Roman" w:cs="Times New Roman"/>
-        </w:rPr>
-        <w:t xml:space="preserve"> </w:t>
-      </w:r>
-      <w:r>
-        <w:rPr>
-          <w:rFonts w:ascii="Times New Roman" w:hAnsi="Times New Roman" w:cs="Times New Roman"/>
-        </w:rPr>
         <w:lastRenderedPageBreak/>
-        <w:t xml:space="preserve">to constant temperatures of 25 °C or 30 °C for approximately 120 generations, then established competition experiments in a factorial design that crossed evolved temperature, contemporary temperature, and the presence of </w:t>
+        <w:t>rosa</w:t>
+      </w:r>
+      <w:r>
+        <w:rPr>
+          <w:rFonts w:ascii="Times New Roman" w:hAnsi="Times New Roman" w:cs="Times New Roman"/>
+        </w:rPr>
+        <w:t xml:space="preserve">? To address these questions, I allowed mixed-clone cultures of </w:t>
       </w:r>
       <w:r>
         <w:rPr>
@@ -12897,19 +13061,31 @@
           <w:i/>
           <w:iCs/>
         </w:rPr>
-        <w:t>Tetrahymena</w:t>
-      </w:r>
-      <w:r>
-        <w:rPr>
-          <w:rFonts w:ascii="Times New Roman" w:hAnsi="Times New Roman" w:cs="Times New Roman"/>
-        </w:rPr>
-        <w:t xml:space="preserve">. </w:t>
-      </w:r>
-      <w:r>
-        <w:rPr>
-          <w:rFonts w:ascii="Times New Roman" w:hAnsi="Times New Roman" w:cs="Times New Roman"/>
-        </w:rPr>
-        <w:t>To estimate the effects of these treatments on each species’ performance, I fit logistic growth models to time-series population data and extracted intrinsic growth rate (</w:t>
+        <w:t>H. rosa</w:t>
+      </w:r>
+      <w:r>
+        <w:rPr>
+          <w:rFonts w:ascii="Times New Roman" w:hAnsi="Times New Roman" w:cs="Times New Roman"/>
+        </w:rPr>
+        <w:t xml:space="preserve"> to </w:t>
+      </w:r>
+      <w:r>
+        <w:rPr>
+          <w:rFonts w:ascii="Times New Roman" w:hAnsi="Times New Roman" w:cs="Times New Roman"/>
+        </w:rPr>
+        <w:t>evolve in response</w:t>
+      </w:r>
+      <w:r>
+        <w:rPr>
+          <w:rFonts w:ascii="Times New Roman" w:hAnsi="Times New Roman" w:cs="Times New Roman"/>
+        </w:rPr>
+        <w:t xml:space="preserve"> </w:t>
+      </w:r>
+      <w:r>
+        <w:rPr>
+          <w:rFonts w:ascii="Times New Roman" w:hAnsi="Times New Roman" w:cs="Times New Roman"/>
+        </w:rPr>
+        <w:t xml:space="preserve">to constant temperatures of 25 °C or 30 °C for approximately 120 generations, then established competition experiments in a factorial design that crossed evolved temperature, contemporary temperature, and the presence of </w:t>
       </w:r>
       <w:r>
         <w:rPr>
@@ -12917,13 +13093,25 @@
           <w:i/>
           <w:iCs/>
         </w:rPr>
-        <w:t>r</w:t>
-      </w:r>
-      <w:r>
-        <w:rPr>
-          <w:rFonts w:ascii="Times New Roman" w:hAnsi="Times New Roman" w:cs="Times New Roman"/>
-        </w:rPr>
-        <w:t xml:space="preserve">) and crowding coefficients (α) for both </w:t>
+        <w:t>Tetrahymena</w:t>
+      </w:r>
+      <w:r>
+        <w:rPr>
+          <w:rFonts w:ascii="Times New Roman" w:hAnsi="Times New Roman" w:cs="Times New Roman"/>
+        </w:rPr>
+        <w:t xml:space="preserve">. </w:t>
+      </w:r>
+      <w:r>
+        <w:rPr>
+          <w:rFonts w:ascii="Times New Roman" w:hAnsi="Times New Roman" w:cs="Times New Roman"/>
+        </w:rPr>
+        <w:t xml:space="preserve">I also measured rotifer body size following the evolution period as an additional indicator of adaptation. </w:t>
+      </w:r>
+      <w:r>
+        <w:rPr>
+          <w:rFonts w:ascii="Times New Roman" w:hAnsi="Times New Roman" w:cs="Times New Roman"/>
+        </w:rPr>
+        <w:t>To estimate the effects of these treatments on each species’ performance, I fit logistic growth models to time-series population data and extracted intrinsic growth rate (</w:t>
       </w:r>
       <w:r>
         <w:rPr>
@@ -12931,13 +13119,13 @@
           <w:i/>
           <w:iCs/>
         </w:rPr>
-        <w:t>H. rosa</w:t>
-      </w:r>
-      <w:r>
-        <w:rPr>
-          <w:rFonts w:ascii="Times New Roman" w:hAnsi="Times New Roman" w:cs="Times New Roman"/>
-        </w:rPr>
-        <w:t xml:space="preserve"> and </w:t>
+        <w:t>r</w:t>
+      </w:r>
+      <w:r>
+        <w:rPr>
+          <w:rFonts w:ascii="Times New Roman" w:hAnsi="Times New Roman" w:cs="Times New Roman"/>
+        </w:rPr>
+        <w:t xml:space="preserve">) and crowding coefficients (α) for both </w:t>
       </w:r>
       <w:r>
         <w:rPr>
@@ -12945,13 +13133,13 @@
           <w:i/>
           <w:iCs/>
         </w:rPr>
-        <w:t>Tetrahymena.</w:t>
-      </w:r>
-      <w:r>
-        <w:rPr>
-          <w:rFonts w:ascii="Times New Roman" w:hAnsi="Times New Roman" w:cs="Times New Roman"/>
-        </w:rPr>
-        <w:t xml:space="preserve"> These two parameters describe distinct aspects of population growth: </w:t>
+        <w:t>H. rosa</w:t>
+      </w:r>
+      <w:r>
+        <w:rPr>
+          <w:rFonts w:ascii="Times New Roman" w:hAnsi="Times New Roman" w:cs="Times New Roman"/>
+        </w:rPr>
+        <w:t xml:space="preserve"> and </w:t>
       </w:r>
       <w:r>
         <w:rPr>
@@ -12959,43 +13147,13 @@
           <w:i/>
           <w:iCs/>
         </w:rPr>
-        <w:t xml:space="preserve">r </w:t>
-      </w:r>
-      <w:r>
-        <w:rPr>
-          <w:rFonts w:ascii="Times New Roman" w:hAnsi="Times New Roman" w:cs="Times New Roman"/>
-        </w:rPr>
-        <w:t>reflects per-capita performance at low density, while α</w:t>
-      </w:r>
-      <w:r>
-        <w:rPr>
-          <w:rFonts w:ascii="Times New Roman" w:hAnsi="Times New Roman" w:cs="Times New Roman"/>
-        </w:rPr>
-        <w:t xml:space="preserve"> </w:t>
-      </w:r>
-      <w:r>
-        <w:rPr>
-          <w:rFonts w:ascii="Times New Roman" w:hAnsi="Times New Roman" w:cs="Times New Roman"/>
-        </w:rPr>
-        <w:t xml:space="preserve">reflects the strength of density-dependent suppression. </w:t>
-      </w:r>
-      <w:r>
-        <w:rPr>
-          <w:rFonts w:ascii="Times New Roman" w:hAnsi="Times New Roman" w:cs="Times New Roman"/>
-        </w:rPr>
-        <w:t>I</w:t>
-      </w:r>
-      <w:r>
-        <w:rPr>
-          <w:rFonts w:ascii="Times New Roman" w:hAnsi="Times New Roman" w:cs="Times New Roman"/>
-        </w:rPr>
-        <w:t xml:space="preserve"> expected that </w:t>
-      </w:r>
-      <w:r>
-        <w:rPr>
-          <w:rFonts w:ascii="Times New Roman" w:hAnsi="Times New Roman" w:cs="Times New Roman"/>
-        </w:rPr>
-        <w:t xml:space="preserve">(1) </w:t>
+        <w:t>Tetrahymena.</w:t>
+      </w:r>
+      <w:r>
+        <w:rPr>
+          <w:rFonts w:ascii="Times New Roman" w:hAnsi="Times New Roman" w:cs="Times New Roman"/>
+        </w:rPr>
+        <w:t xml:space="preserve"> These two parameters describe distinct aspects of population growth: </w:t>
       </w:r>
       <w:r>
         <w:rPr>
@@ -13003,25 +13161,43 @@
           <w:i/>
           <w:iCs/>
         </w:rPr>
-        <w:t>H. rosa</w:t>
-      </w:r>
-      <w:r>
-        <w:rPr>
-          <w:rFonts w:ascii="Times New Roman" w:hAnsi="Times New Roman" w:cs="Times New Roman"/>
-        </w:rPr>
-        <w:t xml:space="preserve"> would adapt to its assigned temperature within this period,</w:t>
-      </w:r>
-      <w:r>
-        <w:rPr>
-          <w:rFonts w:ascii="Times New Roman" w:hAnsi="Times New Roman" w:cs="Times New Roman"/>
-        </w:rPr>
-        <w:t xml:space="preserve"> (2)</w:t>
-      </w:r>
-      <w:r>
-        <w:rPr>
-          <w:rFonts w:ascii="Times New Roman" w:hAnsi="Times New Roman" w:cs="Times New Roman"/>
-        </w:rPr>
-        <w:t xml:space="preserve"> that competition with </w:t>
+        <w:t xml:space="preserve">r </w:t>
+      </w:r>
+      <w:r>
+        <w:rPr>
+          <w:rFonts w:ascii="Times New Roman" w:hAnsi="Times New Roman" w:cs="Times New Roman"/>
+        </w:rPr>
+        <w:t>reflects per-capita performance at low density, while α</w:t>
+      </w:r>
+      <w:r>
+        <w:rPr>
+          <w:rFonts w:ascii="Times New Roman" w:hAnsi="Times New Roman" w:cs="Times New Roman"/>
+        </w:rPr>
+        <w:t xml:space="preserve"> </w:t>
+      </w:r>
+      <w:r>
+        <w:rPr>
+          <w:rFonts w:ascii="Times New Roman" w:hAnsi="Times New Roman" w:cs="Times New Roman"/>
+        </w:rPr>
+        <w:t xml:space="preserve">reflects the strength of density-dependent suppression. </w:t>
+      </w:r>
+      <w:r>
+        <w:rPr>
+          <w:rFonts w:ascii="Times New Roman" w:hAnsi="Times New Roman" w:cs="Times New Roman"/>
+        </w:rPr>
+        <w:t>I</w:t>
+      </w:r>
+      <w:r>
+        <w:rPr>
+          <w:rFonts w:ascii="Times New Roman" w:hAnsi="Times New Roman" w:cs="Times New Roman"/>
+        </w:rPr>
+        <w:t xml:space="preserve"> expected that </w:t>
+      </w:r>
+      <w:r>
+        <w:rPr>
+          <w:rFonts w:ascii="Times New Roman" w:hAnsi="Times New Roman" w:cs="Times New Roman"/>
+        </w:rPr>
+        <w:t xml:space="preserve">(1) </w:t>
       </w:r>
       <w:r>
         <w:rPr>
@@ -13029,6 +13205,44 @@
           <w:i/>
           <w:iCs/>
         </w:rPr>
+        <w:t>H. rosa</w:t>
+      </w:r>
+      <w:r>
+        <w:rPr>
+          <w:rFonts w:ascii="Times New Roman" w:hAnsi="Times New Roman" w:cs="Times New Roman"/>
+        </w:rPr>
+        <w:t xml:space="preserve"> would adapt to its assigned temperature within this perio</w:t>
+      </w:r>
+      <w:r>
+        <w:rPr>
+          <w:rFonts w:ascii="Times New Roman" w:hAnsi="Times New Roman" w:cs="Times New Roman"/>
+        </w:rPr>
+        <w:t>d by exhibiting body size trends consistent with the temperature-size rule</w:t>
+      </w:r>
+      <w:r>
+        <w:rPr>
+          <w:rFonts w:ascii="Times New Roman" w:hAnsi="Times New Roman" w:cs="Times New Roman"/>
+        </w:rPr>
+        <w:t>,</w:t>
+      </w:r>
+      <w:r>
+        <w:rPr>
+          <w:rFonts w:ascii="Times New Roman" w:hAnsi="Times New Roman" w:cs="Times New Roman"/>
+        </w:rPr>
+        <w:t xml:space="preserve"> (2)</w:t>
+      </w:r>
+      <w:r>
+        <w:rPr>
+          <w:rFonts w:ascii="Times New Roman" w:hAnsi="Times New Roman" w:cs="Times New Roman"/>
+        </w:rPr>
+        <w:t xml:space="preserve"> that competition with </w:t>
+      </w:r>
+      <w:r>
+        <w:rPr>
+          <w:rFonts w:ascii="Times New Roman" w:hAnsi="Times New Roman" w:cs="Times New Roman"/>
+          <w:i/>
+          <w:iCs/>
+        </w:rPr>
         <w:t>Tetrahymena</w:t>
       </w:r>
       <w:r>
@@ -13073,14 +13287,6 @@
         </w:rPr>
         <w:t xml:space="preserve"> at a contemporary temperature matching their evolutionary history would exhibit higher growth rates and stronger competitive effects than rotifers from a mismatched evolutionary history.</w:t>
       </w:r>
-    </w:p>
-    <w:p>
-      <w:pPr>
-        <w:spacing w:after="0" w:line="480" w:lineRule="auto"/>
-        <w:rPr>
-          <w:rFonts w:ascii="Times New Roman" w:hAnsi="Times New Roman" w:cs="Times New Roman"/>
-        </w:rPr>
-      </w:pPr>
     </w:p>
     <w:p>
       <w:pPr>
@@ -13160,7 +13366,7 @@
           <w:rFonts w:ascii="Times New Roman" w:hAnsi="Times New Roman" w:cs="Times New Roman"/>
           <w:color w:val="000000" w:themeColor="text1"/>
         </w:rPr>
-        <w:t xml:space="preserve"> populations and are separated by approximately 5 km of longleaf pine forest. I haphazardly sampled 50 plants from Site 1 (Crystal Bog), and 38 from Site 2 (Pleaphase Savanna). From each plant, a sample from one leaf was collected using a sterile plastic transfer pipette and stored in sterile 50 ml conical tubes. The contents of each leaf were gently mixed using the tip of the pipette before sampling. All of the water in each leaf was collected, unless the </w:t>
+        <w:t xml:space="preserve"> populations and are separated by approximately 5 km of longleaf pine forest. I haphazardly sampled 50 plants from Site 1 (Crystal Bog), and 38 from Site 2 (Pleaphase Savanna). From each plant, a sample from one leaf was collected using a sterile plastic transfer pipette and stored in sterile 50 ml conical tubes. The contents of each leaf were gently mixed </w:t>
       </w:r>
       <w:r>
         <w:rPr>
@@ -13168,7 +13374,7 @@
           <w:color w:val="000000" w:themeColor="text1"/>
         </w:rPr>
         <w:lastRenderedPageBreak/>
-        <w:t>leaf water volume exceeded 50 ml, in which case only 50 ml was collected. The samples were then transported to F</w:t>
+        <w:t>using the tip of the pipette before sampling. All of the water in each leaf was collected, unless the leaf water volume exceeded 50 ml, in which case only 50 ml was collected. The samples were then transported to F</w:t>
       </w:r>
       <w:r>
         <w:rPr>
@@ -13379,7 +13585,7 @@
           <w:rFonts w:ascii="Times New Roman" w:hAnsi="Times New Roman" w:cs="Times New Roman"/>
           <w:color w:val="000000" w:themeColor="text1"/>
         </w:rPr>
-        <w:t xml:space="preserve">I performed the isolations in six-well culture plates by capturing rotifers with pulled glass Pasteur pipettes, which provide an extremely small aperture well-suited for moving individual rotifers. Captured rotifers were washed three or more times in an excess of sterile deionized water in 12-well tissue culture plates before being left alone for two weeks in the isolated wells of 24-well tissue culture plates. Since the isolation process is intended to exclude other protists and not to produce a fully axenic culture, bacteria from the original sample were incidentally carried over along with each individual rotifer. The addition of fish food flakes acted as the basal </w:t>
+        <w:t xml:space="preserve">I performed the isolations in six-well culture plates by capturing rotifers with pulled glass Pasteur pipettes, which provide an extremely small aperture well-suited for moving individual rotifers. Captured rotifers were washed three or more times in an excess of sterile deionized water in 12-well tissue culture plates before being left alone for two weeks in the isolated wells of 24-well tissue culture plates. Since the isolation process is intended to exclude other protists and not to produce a fully axenic culture, bacteria from the original sample were incidentally </w:t>
       </w:r>
       <w:r>
         <w:rPr>
@@ -13387,7 +13593,7 @@
           <w:color w:val="000000" w:themeColor="text1"/>
         </w:rPr>
         <w:lastRenderedPageBreak/>
-        <w:t xml:space="preserve">resource for these bacteria, that in turn provided a food source for the rotifer. I carried out </w:t>
+        <w:t xml:space="preserve">carried over along with each individual rotifer. The addition of fish food flakes acted as the basal resource for these bacteria, that in turn provided a food source for the rotifer. I carried out </w:t>
       </w:r>
       <w:commentRangeStart w:id="42"/>
       <w:r>
@@ -14030,70 +14236,19 @@
         <w:rPr>
           <w:rFonts w:ascii="Times New Roman" w:hAnsi="Times New Roman" w:cs="Times New Roman"/>
         </w:rPr>
-        <w:t xml:space="preserve">I measured traits of each population: growth rate, competitive ability, and </w:t>
-      </w:r>
-      <w:r>
-        <w:rPr>
-          <w:rFonts w:ascii="Times New Roman" w:hAnsi="Times New Roman" w:cs="Times New Roman"/>
-        </w:rPr>
-        <w:t>body</w:t>
-      </w:r>
-      <w:r>
-        <w:rPr>
-          <w:rFonts w:ascii="Times New Roman" w:hAnsi="Times New Roman" w:cs="Times New Roman"/>
-        </w:rPr>
-        <w:t xml:space="preserve"> size. </w:t>
-      </w:r>
-      <w:r>
-        <w:rPr>
-          <w:rFonts w:ascii="Times New Roman" w:hAnsi="Times New Roman" w:cs="Times New Roman"/>
-        </w:rPr>
-        <w:t>im</w:t>
-      </w:r>
-      <w:commentRangeStart w:id="46"/>
-      <w:commentRangeStart w:id="47"/>
-      <w:commentRangeStart w:id="48"/>
-      <w:r>
-        <w:rPr>
-          <w:rFonts w:ascii="Times New Roman" w:hAnsi="Times New Roman" w:cs="Times New Roman"/>
-        </w:rPr>
-        <w:t>ag</w:t>
-      </w:r>
-      <w:commentRangeEnd w:id="46"/>
-      <w:r>
-        <w:rPr>
-          <w:rStyle w:val="CommentReference"/>
-          <w:rFonts w:ascii="Times New Roman" w:hAnsi="Times New Roman" w:cs="Times New Roman"/>
-          <w:sz w:val="24"/>
-          <w:szCs w:val="24"/>
-        </w:rPr>
-        <w:commentReference w:id="46"/>
-      </w:r>
-      <w:commentRangeEnd w:id="47"/>
-      <w:r>
-        <w:rPr>
-          <w:rStyle w:val="CommentReference"/>
-          <w:rFonts w:ascii="Times New Roman" w:hAnsi="Times New Roman" w:cs="Times New Roman"/>
-          <w:sz w:val="24"/>
-          <w:szCs w:val="24"/>
-        </w:rPr>
-        <w:commentReference w:id="47"/>
-      </w:r>
-      <w:commentRangeEnd w:id="48"/>
-      <w:r>
-        <w:rPr>
-          <w:rStyle w:val="CommentReference"/>
-          <w:rFonts w:ascii="Times New Roman" w:hAnsi="Times New Roman" w:cs="Times New Roman"/>
-          <w:sz w:val="24"/>
-          <w:szCs w:val="24"/>
-        </w:rPr>
-        <w:commentReference w:id="48"/>
-      </w:r>
-      <w:r>
-        <w:rPr>
-          <w:rFonts w:ascii="Times New Roman" w:hAnsi="Times New Roman" w:cs="Times New Roman"/>
-        </w:rPr>
-        <w:t xml:space="preserve">ed </w:t>
+        <w:t xml:space="preserve">I measured </w:t>
+      </w:r>
+      <w:r>
+        <w:rPr>
+          <w:rFonts w:ascii="Times New Roman" w:hAnsi="Times New Roman" w:cs="Times New Roman"/>
+        </w:rPr>
+        <w:t>the growth rate, competitive ability, and body size</w:t>
+      </w:r>
+      <w:r>
+        <w:rPr>
+          <w:rFonts w:ascii="Times New Roman" w:hAnsi="Times New Roman" w:cs="Times New Roman"/>
+        </w:rPr>
+        <w:t xml:space="preserve"> of each population.</w:t>
       </w:r>
     </w:p>
     <w:p>
@@ -14109,7 +14264,7 @@
           <w:rFonts w:ascii="Times New Roman" w:hAnsi="Times New Roman" w:cs="Times New Roman"/>
           <w:i/>
           <w:iCs/>
-          <w:rPrChange w:id="49" w:author="Casey terHorst" w:date="2026-06-18T13:11:00Z" w16du:dateUtc="2026-06-18T20:11:00Z">
+          <w:rPrChange w:id="46" w:author="Casey terHorst" w:date="2026-06-18T13:11:00Z" w16du:dateUtc="2026-06-18T20:11:00Z">
             <w:rPr>
               <w:rFonts w:ascii="Times New Roman" w:hAnsi="Times New Roman" w:cs="Times New Roman"/>
             </w:rPr>
@@ -14243,14 +14398,14 @@
         </w:rPr>
         <w:t>°C. Each of these four treat</w:t>
       </w:r>
-      <w:commentRangeStart w:id="50"/>
+      <w:commentRangeStart w:id="47"/>
       <w:r>
         <w:rPr>
           <w:rFonts w:ascii="Times New Roman" w:hAnsi="Times New Roman" w:cs="Times New Roman"/>
         </w:rPr>
         <w:t xml:space="preserve">ment </w:t>
       </w:r>
-      <w:commentRangeEnd w:id="50"/>
+      <w:commentRangeEnd w:id="47"/>
       <w:r>
         <w:rPr>
           <w:rStyle w:val="CommentReference"/>
@@ -14258,7 +14413,7 @@
           <w:sz w:val="24"/>
           <w:szCs w:val="24"/>
         </w:rPr>
-        <w:commentReference w:id="50"/>
+        <w:commentReference w:id="47"/>
       </w:r>
       <w:r>
         <w:rPr>
@@ -14453,7 +14608,19 @@
         <w:rPr>
           <w:rFonts w:ascii="Times New Roman" w:hAnsi="Times New Roman" w:cs="Times New Roman"/>
         </w:rPr>
-        <w:t>From each video, still frames were exported each time a unique individual rotifer was visible, outstretched, and flat against the surface of the slide. From these images, rotifers were first isolated using object identification with a custom-trained YOLO11s model using Ultralytics YOLO (version 8.3.240; Jocher et al., 202</w:t>
+        <w:t>From each video, still frames were exported each time a unique individual rotifer was visible, outstretched, and flat against the surface of the slide. From these images, rotifers were</w:t>
+      </w:r>
+      <w:r>
+        <w:rPr>
+          <w:rFonts w:ascii="Times New Roman" w:hAnsi="Times New Roman" w:cs="Times New Roman"/>
+        </w:rPr>
+        <w:t xml:space="preserve"> automatically digitally</w:t>
+      </w:r>
+      <w:r>
+        <w:rPr>
+          <w:rFonts w:ascii="Times New Roman" w:hAnsi="Times New Roman" w:cs="Times New Roman"/>
+        </w:rPr>
+        <w:t xml:space="preserve"> isolated using object identification with a custom-trained YOLO11s model using Ultralytics YOLO (version 8.3.240; Jocher et al., 202</w:t>
       </w:r>
       <w:r>
         <w:rPr>
@@ -14483,14 +14650,14 @@
         <w:rPr>
           <w:rFonts w:ascii="Times New Roman" w:hAnsi="Times New Roman" w:cs="Times New Roman"/>
         </w:rPr>
-        <w:t xml:space="preserve">The classifier was trained on manually annotated </w:t>
+        <w:t xml:space="preserve">The classifier was trained on </w:t>
       </w:r>
       <w:r>
         <w:rPr>
           <w:rFonts w:ascii="Times New Roman" w:hAnsi="Times New Roman" w:cs="Times New Roman"/>
         </w:rPr>
         <w:lastRenderedPageBreak/>
-        <w:t>pixels using multi-scale image features to generate per-pixel probability maps</w:t>
+        <w:t>manually annotated pixels using multi-scale image features to generate per-pixel probability maps</w:t>
       </w:r>
       <w:r>
         <w:rPr>
@@ -14525,7 +14692,19 @@
         <w:rPr>
           <w:rFonts w:ascii="Times New Roman" w:hAnsi="Times New Roman" w:cs="Times New Roman"/>
         </w:rPr>
-        <w:t xml:space="preserve">To model population growth, I used the form of the continuous logistic equation favored by Mallet (2012; Equation 2), which Mallet argues is closer to Verhulst's (1838) original conception. In this formulation, intraspecific crowding is parameterized directly by a per-capita competition coefficient (α) rather than indirectly through </w:t>
+        <w:t>To model population growth, I used the form of the continuous logistic equation favored by Mallet (2012; Equation 2), which Mallet argues is closer to Verhulst's (1838) original conception</w:t>
+      </w:r>
+      <w:r>
+        <w:rPr>
+          <w:rFonts w:ascii="Times New Roman" w:hAnsi="Times New Roman" w:cs="Times New Roman"/>
+        </w:rPr>
+        <w:t xml:space="preserve"> and is more useful in biological applications</w:t>
+      </w:r>
+      <w:r>
+        <w:rPr>
+          <w:rFonts w:ascii="Times New Roman" w:hAnsi="Times New Roman" w:cs="Times New Roman"/>
+        </w:rPr>
+        <w:t xml:space="preserve">. In this formulation, intraspecific crowding is parameterized directly by a per-capita competition coefficient (α) rather than indirectly through </w:t>
       </w:r>
       <w:r>
         <w:rPr>
@@ -14571,7 +14750,7 @@
         </w:rPr>
         <w:t>), where</w:t>
       </w:r>
-      <w:commentRangeStart w:id="51"/>
+      <w:commentRangeStart w:id="48"/>
       <w:r>
         <w:rPr>
           <w:rFonts w:ascii="Times New Roman" w:hAnsi="Times New Roman" w:cs="Times New Roman"/>
@@ -14630,7 +14809,7 @@
           </m:den>
         </m:f>
       </m:oMath>
-      <w:commentRangeEnd w:id="51"/>
+      <w:commentRangeEnd w:id="48"/>
       <w:r>
         <w:rPr>
           <w:rStyle w:val="CommentReference"/>
@@ -14638,7 +14817,7 @@
           <w:sz w:val="24"/>
           <w:szCs w:val="24"/>
         </w:rPr>
-        <w:commentReference w:id="51"/>
+        <w:commentReference w:id="48"/>
       </w:r>
       <w:r>
         <w:rPr>
@@ -14832,13 +15011,25 @@
         <w:rPr>
           <w:rFonts w:ascii="Times New Roman" w:hAnsi="Times New Roman" w:cs="Times New Roman"/>
         </w:rPr>
-        <w:t>to reflect their distinct densities and growth rates</w:t>
-      </w:r>
-      <w:r>
-        <w:rPr>
-          <w:rFonts w:ascii="Times New Roman" w:hAnsi="Times New Roman" w:cs="Times New Roman"/>
-        </w:rPr>
-        <w:t>, but remained consistent among treatments and replicates</w:t>
+        <w:t xml:space="preserve">to reflect their distinct densities and growth </w:t>
+      </w:r>
+      <w:r>
+        <w:rPr>
+          <w:rFonts w:ascii="Times New Roman" w:hAnsi="Times New Roman" w:cs="Times New Roman"/>
+        </w:rPr>
+        <w:t>rates</w:t>
+      </w:r>
+      <w:r>
+        <w:rPr>
+          <w:rFonts w:ascii="Times New Roman" w:hAnsi="Times New Roman" w:cs="Times New Roman"/>
+        </w:rPr>
+        <w:t xml:space="preserve"> but</w:t>
+      </w:r>
+      <w:r>
+        <w:rPr>
+          <w:rFonts w:ascii="Times New Roman" w:hAnsi="Times New Roman" w:cs="Times New Roman"/>
+        </w:rPr>
+        <w:t xml:space="preserve"> remained consistent among treatments and replicates</w:t>
       </w:r>
       <w:r>
         <w:rPr>
@@ -14886,7 +15077,14 @@
         <w:rPr>
           <w:rFonts w:ascii="Times New Roman" w:hAnsi="Times New Roman" w:cs="Times New Roman"/>
         </w:rPr>
-        <w:t xml:space="preserve"> inspect</w:t>
+        <w:t xml:space="preserve"> </w:t>
+      </w:r>
+      <w:r>
+        <w:rPr>
+          <w:rFonts w:ascii="Times New Roman" w:hAnsi="Times New Roman" w:cs="Times New Roman"/>
+        </w:rPr>
+        <w:lastRenderedPageBreak/>
+        <w:t>inspect</w:t>
       </w:r>
       <w:r>
         <w:rPr>
@@ -14898,14 +15096,7 @@
         <w:rPr>
           <w:rFonts w:ascii="Times New Roman" w:hAnsi="Times New Roman" w:cs="Times New Roman"/>
         </w:rPr>
-        <w:t xml:space="preserve">fitted curves overlaid on </w:t>
-      </w:r>
-      <w:r>
-        <w:rPr>
-          <w:rFonts w:ascii="Times New Roman" w:hAnsi="Times New Roman" w:cs="Times New Roman"/>
-        </w:rPr>
-        <w:lastRenderedPageBreak/>
-        <w:t xml:space="preserve">observed data </w:t>
+        <w:t xml:space="preserve">fitted curves overlaid on observed data </w:t>
       </w:r>
       <w:r>
         <w:rPr>
@@ -15649,14 +15840,14 @@
         </w:rPr>
         <w:t xml:space="preserve"> protists, the effects of experimental temperature, co</w:t>
       </w:r>
-      <w:commentRangeStart w:id="52"/>
+      <w:commentRangeStart w:id="49"/>
       <w:r>
         <w:rPr>
           <w:rFonts w:ascii="Times New Roman" w:hAnsi="Times New Roman" w:cs="Times New Roman"/>
         </w:rPr>
         <w:t>mpeti</w:t>
       </w:r>
-      <w:commentRangeEnd w:id="52"/>
+      <w:commentRangeEnd w:id="49"/>
       <w:r>
         <w:rPr>
           <w:rStyle w:val="CommentReference"/>
@@ -15664,7 +15855,7 @@
           <w:sz w:val="24"/>
           <w:szCs w:val="24"/>
         </w:rPr>
-        <w:commentReference w:id="52"/>
+        <w:commentReference w:id="49"/>
       </w:r>
       <w:r>
         <w:rPr>
@@ -15684,14 +15875,14 @@
         </w:rPr>
         <w:t xml:space="preserve">included </w:t>
       </w:r>
-      <w:commentRangeStart w:id="53"/>
+      <w:commentRangeStart w:id="50"/>
       <w:r>
         <w:rPr>
           <w:rFonts w:ascii="Times New Roman" w:hAnsi="Times New Roman" w:cs="Times New Roman"/>
         </w:rPr>
         <w:t>three levels</w:t>
       </w:r>
-      <w:commentRangeEnd w:id="53"/>
+      <w:commentRangeEnd w:id="50"/>
       <w:r>
         <w:rPr>
           <w:rStyle w:val="CommentReference"/>
@@ -15699,7 +15890,7 @@
           <w:sz w:val="24"/>
           <w:szCs w:val="24"/>
         </w:rPr>
-        <w:commentReference w:id="53"/>
+        <w:commentReference w:id="50"/>
       </w:r>
       <w:r>
         <w:rPr>
@@ -15813,43 +16004,7 @@
         <w:rPr>
           <w:rFonts w:ascii="Times New Roman" w:hAnsi="Times New Roman" w:cs="Times New Roman"/>
         </w:rPr>
-        <w:t xml:space="preserve">All </w:t>
-      </w:r>
-      <w:r>
-        <w:rPr>
-          <w:rFonts w:ascii="Times New Roman" w:hAnsi="Times New Roman" w:cs="Times New Roman"/>
-        </w:rPr>
-        <w:t xml:space="preserve">models were fit using lme4 </w:t>
-      </w:r>
-      <w:r>
-        <w:rPr>
-          <w:rFonts w:ascii="Times New Roman" w:hAnsi="Times New Roman" w:cs="Times New Roman"/>
-        </w:rPr>
-        <w:t>(version 1.1.3</w:t>
-      </w:r>
-      <w:r>
-        <w:rPr>
-          <w:rFonts w:ascii="Times New Roman" w:hAnsi="Times New Roman" w:cs="Times New Roman"/>
-        </w:rPr>
-        <w:t>8</w:t>
-      </w:r>
-      <w:r>
-        <w:rPr>
-          <w:rFonts w:ascii="Times New Roman" w:hAnsi="Times New Roman" w:cs="Times New Roman"/>
-        </w:rPr>
-        <w:t xml:space="preserve">) </w:t>
-      </w:r>
-      <w:r>
-        <w:rPr>
-          <w:rFonts w:ascii="Times New Roman" w:hAnsi="Times New Roman" w:cs="Times New Roman"/>
-        </w:rPr>
-        <w:t xml:space="preserve">and </w:t>
-      </w:r>
-      <w:r>
-        <w:rPr>
-          <w:rFonts w:ascii="Times New Roman" w:hAnsi="Times New Roman" w:cs="Times New Roman"/>
-        </w:rPr>
-        <w:t xml:space="preserve">analyses were performed in R (version 4.5.2). </w:t>
+        <w:t xml:space="preserve">All analyses were performed in R (version 4.5.2). </w:t>
       </w:r>
     </w:p>
     <w:p>
@@ -15911,23 +16066,327 @@
         </w:rPr>
         <w:t>At the end of the evolution experiment, r</w:t>
       </w:r>
+      <w:commentRangeStart w:id="51"/>
+      <w:commentRangeStart w:id="52"/>
+      <w:commentRangeStart w:id="53"/>
+      <w:r>
+        <w:rPr>
+          <w:rFonts w:ascii="Times New Roman" w:hAnsi="Times New Roman" w:cs="Times New Roman"/>
+        </w:rPr>
+        <w:t>otifers with a temperature history of 30 °C had cross-sectional areas 10% s</w:t>
+      </w:r>
       <w:commentRangeStart w:id="54"/>
+      <w:r>
+        <w:rPr>
+          <w:rFonts w:ascii="Times New Roman" w:hAnsi="Times New Roman" w:cs="Times New Roman"/>
+        </w:rPr>
+        <w:t>malle</w:t>
+      </w:r>
+      <w:commentRangeEnd w:id="54"/>
+      <w:r>
+        <w:rPr>
+          <w:rStyle w:val="CommentReference"/>
+          <w:rFonts w:ascii="Times New Roman" w:hAnsi="Times New Roman" w:cs="Times New Roman"/>
+          <w:sz w:val="24"/>
+          <w:szCs w:val="24"/>
+        </w:rPr>
+        <w:commentReference w:id="54"/>
+      </w:r>
+      <w:r>
+        <w:rPr>
+          <w:rFonts w:ascii="Times New Roman" w:hAnsi="Times New Roman" w:cs="Times New Roman"/>
+        </w:rPr>
+        <w:t xml:space="preserve">r than those with a history of </w:t>
+      </w:r>
+      <w:r>
+        <w:rPr>
+          <w:rFonts w:ascii="Times New Roman" w:hAnsi="Times New Roman" w:cs="Times New Roman"/>
+        </w:rPr>
+        <w:t>25 °C</w:t>
+      </w:r>
+      <w:r>
+        <w:rPr>
+          <w:rFonts w:ascii="Times New Roman" w:hAnsi="Times New Roman" w:cs="Times New Roman"/>
+        </w:rPr>
+        <w:t xml:space="preserve"> (</w:t>
+      </w:r>
+      <w:r>
+        <w:rPr>
+          <w:rFonts w:ascii="Times New Roman" w:hAnsi="Times New Roman" w:cs="Times New Roman"/>
+          <w:i/>
+          <w:iCs/>
+        </w:rPr>
+        <w:t>F</w:t>
+      </w:r>
+      <w:r>
+        <w:rPr>
+          <w:rFonts w:ascii="Times New Roman" w:hAnsi="Times New Roman" w:cs="Times New Roman"/>
+          <w:vertAlign w:val="subscript"/>
+        </w:rPr>
+        <w:t>1,294</w:t>
+      </w:r>
+      <w:r>
+        <w:rPr>
+          <w:rFonts w:ascii="Times New Roman" w:hAnsi="Times New Roman" w:cs="Times New Roman"/>
+        </w:rPr>
+        <w:t xml:space="preserve"> = 10.90, </w:t>
+      </w:r>
+      <w:r>
+        <w:rPr>
+          <w:rFonts w:ascii="Times New Roman" w:hAnsi="Times New Roman" w:cs="Times New Roman"/>
+          <w:i/>
+          <w:iCs/>
+        </w:rPr>
+        <w:t>P</w:t>
+      </w:r>
+      <w:r>
+        <w:rPr>
+          <w:rFonts w:ascii="Times New Roman" w:hAnsi="Times New Roman" w:cs="Times New Roman"/>
+        </w:rPr>
+        <w:t xml:space="preserve"> = 0.001</w:t>
+      </w:r>
+      <w:r>
+        <w:rPr>
+          <w:rFonts w:ascii="Times New Roman" w:hAnsi="Times New Roman" w:cs="Times New Roman"/>
+        </w:rPr>
+        <w:t>; Table</w:t>
+      </w:r>
+      <w:r>
+        <w:rPr>
+          <w:rFonts w:ascii="Times New Roman" w:hAnsi="Times New Roman" w:cs="Times New Roman"/>
+        </w:rPr>
+        <w:t xml:space="preserve"> 2</w:t>
+      </w:r>
+      <w:r>
+        <w:rPr>
+          <w:rFonts w:ascii="Times New Roman" w:hAnsi="Times New Roman" w:cs="Times New Roman"/>
+        </w:rPr>
+        <w:t xml:space="preserve">). </w:t>
+      </w:r>
+      <w:commentRangeEnd w:id="51"/>
+      <w:r>
+        <w:rPr>
+          <w:rStyle w:val="CommentReference"/>
+          <w:rFonts w:ascii="Times New Roman" w:hAnsi="Times New Roman" w:cs="Times New Roman"/>
+          <w:sz w:val="24"/>
+          <w:szCs w:val="24"/>
+        </w:rPr>
+        <w:commentReference w:id="51"/>
+      </w:r>
+      <w:commentRangeEnd w:id="52"/>
+      <w:r>
+        <w:rPr>
+          <w:rStyle w:val="CommentReference"/>
+          <w:rFonts w:ascii="Times New Roman" w:hAnsi="Times New Roman" w:cs="Times New Roman"/>
+          <w:sz w:val="24"/>
+          <w:szCs w:val="24"/>
+        </w:rPr>
+        <w:commentReference w:id="52"/>
+      </w:r>
+      <w:commentRangeEnd w:id="53"/>
+      <w:r>
+        <w:rPr>
+          <w:rStyle w:val="CommentReference"/>
+          <w:rFonts w:ascii="Times New Roman" w:hAnsi="Times New Roman" w:cs="Times New Roman"/>
+          <w:sz w:val="24"/>
+          <w:szCs w:val="24"/>
+        </w:rPr>
+        <w:commentReference w:id="53"/>
+      </w:r>
+      <w:r>
+        <w:rPr>
+          <w:rFonts w:ascii="Times New Roman" w:hAnsi="Times New Roman" w:cs="Times New Roman"/>
+        </w:rPr>
+        <w:t>The effect of e</w:t>
+      </w:r>
+      <w:r>
+        <w:rPr>
+          <w:rFonts w:ascii="Times New Roman" w:hAnsi="Times New Roman" w:cs="Times New Roman"/>
+        </w:rPr>
+        <w:t>volutionary history of temperature</w:t>
+      </w:r>
+      <w:r>
+        <w:rPr>
+          <w:rFonts w:ascii="Times New Roman" w:hAnsi="Times New Roman" w:cs="Times New Roman"/>
+        </w:rPr>
+        <w:t xml:space="preserve"> </w:t>
+      </w:r>
+      <w:r>
+        <w:rPr>
+          <w:rFonts w:ascii="Times New Roman" w:hAnsi="Times New Roman" w:cs="Times New Roman"/>
+        </w:rPr>
+        <w:t>on the intrinsic growth rate of rotifers</w:t>
+      </w:r>
+      <w:r>
+        <w:rPr>
+          <w:rFonts w:ascii="Times New Roman" w:hAnsi="Times New Roman" w:cs="Times New Roman"/>
+        </w:rPr>
+        <w:t xml:space="preserve"> depended on the presence of </w:t>
+      </w:r>
+      <w:r>
+        <w:rPr>
+          <w:rFonts w:ascii="Times New Roman" w:hAnsi="Times New Roman" w:cs="Times New Roman"/>
+          <w:i/>
+          <w:iCs/>
+        </w:rPr>
+        <w:t>Tetrahymena</w:t>
+      </w:r>
+      <w:r>
+        <w:rPr>
+          <w:rFonts w:ascii="Times New Roman" w:hAnsi="Times New Roman" w:cs="Times New Roman"/>
+        </w:rPr>
+        <w:t xml:space="preserve">, indicating that thermal evolution altered the outcome of competition with </w:t>
+      </w:r>
+      <w:r>
+        <w:rPr>
+          <w:rFonts w:ascii="Times New Roman" w:hAnsi="Times New Roman" w:cs="Times New Roman"/>
+          <w:i/>
+          <w:iCs/>
+        </w:rPr>
+        <w:t>Tetrahymena</w:t>
+      </w:r>
+      <w:r>
+        <w:rPr>
+          <w:rFonts w:ascii="Times New Roman" w:hAnsi="Times New Roman" w:cs="Times New Roman"/>
+        </w:rPr>
+        <w:t xml:space="preserve"> (</w:t>
+      </w:r>
+      <w:r>
+        <w:rPr>
+          <w:rFonts w:ascii="Times New Roman" w:hAnsi="Times New Roman" w:cs="Times New Roman"/>
+          <w:i/>
+          <w:iCs/>
+        </w:rPr>
+        <w:t>F</w:t>
+      </w:r>
+      <w:r>
+        <w:rPr>
+          <w:rFonts w:ascii="Times New Roman" w:hAnsi="Times New Roman" w:cs="Times New Roman"/>
+          <w:vertAlign w:val="subscript"/>
+        </w:rPr>
+        <w:t>1,72</w:t>
+      </w:r>
+      <w:r>
+        <w:rPr>
+          <w:rFonts w:ascii="Times New Roman" w:hAnsi="Times New Roman" w:cs="Times New Roman"/>
+        </w:rPr>
+        <w:t xml:space="preserve"> = </w:t>
+      </w:r>
+      <w:r>
+        <w:rPr>
+          <w:rFonts w:ascii="Times New Roman" w:hAnsi="Times New Roman" w:cs="Times New Roman"/>
+        </w:rPr>
+        <w:t xml:space="preserve">5.22, </w:t>
+      </w:r>
+      <w:r>
+        <w:rPr>
+          <w:rFonts w:ascii="Times New Roman" w:hAnsi="Times New Roman" w:cs="Times New Roman"/>
+          <w:i/>
+          <w:iCs/>
+        </w:rPr>
+        <w:t>P</w:t>
+      </w:r>
+      <w:r>
+        <w:rPr>
+          <w:rFonts w:ascii="Times New Roman" w:hAnsi="Times New Roman" w:cs="Times New Roman"/>
+        </w:rPr>
+        <w:t xml:space="preserve"> = 0.025</w:t>
+      </w:r>
+      <w:r>
+        <w:rPr>
+          <w:rFonts w:ascii="Times New Roman" w:hAnsi="Times New Roman" w:cs="Times New Roman"/>
+        </w:rPr>
+        <w:t>;</w:t>
+      </w:r>
+      <w:r>
+        <w:rPr>
+          <w:rFonts w:ascii="Times New Roman" w:hAnsi="Times New Roman" w:cs="Times New Roman"/>
+        </w:rPr>
+        <w:t xml:space="preserve"> </w:t>
+      </w:r>
+      <w:r>
+        <w:rPr>
+          <w:rFonts w:ascii="Times New Roman" w:hAnsi="Times New Roman" w:cs="Times New Roman"/>
+        </w:rPr>
+        <w:t xml:space="preserve">Figure </w:t>
+      </w:r>
+      <w:r>
+        <w:rPr>
+          <w:rFonts w:ascii="Times New Roman" w:hAnsi="Times New Roman" w:cs="Times New Roman"/>
+        </w:rPr>
+        <w:t>4</w:t>
+      </w:r>
+      <w:r>
+        <w:rPr>
+          <w:rFonts w:ascii="Times New Roman" w:hAnsi="Times New Roman" w:cs="Times New Roman"/>
+        </w:rPr>
+        <w:t xml:space="preserve">; </w:t>
+      </w:r>
+      <w:r>
+        <w:rPr>
+          <w:rFonts w:ascii="Times New Roman" w:hAnsi="Times New Roman" w:cs="Times New Roman"/>
+        </w:rPr>
+        <w:t xml:space="preserve">Table </w:t>
+      </w:r>
+      <w:r>
+        <w:rPr>
+          <w:rFonts w:ascii="Times New Roman" w:hAnsi="Times New Roman" w:cs="Times New Roman"/>
+        </w:rPr>
+        <w:t>3</w:t>
+      </w:r>
+      <w:r>
+        <w:rPr>
+          <w:rFonts w:ascii="Times New Roman" w:hAnsi="Times New Roman" w:cs="Times New Roman"/>
+        </w:rPr>
+        <w:t xml:space="preserve">). </w:t>
+      </w:r>
+      <w:r>
+        <w:rPr>
+          <w:rFonts w:ascii="Times New Roman" w:hAnsi="Times New Roman" w:cs="Times New Roman"/>
+        </w:rPr>
+        <w:t>When</w:t>
+      </w:r>
+      <w:r>
+        <w:rPr>
+          <w:rFonts w:ascii="Times New Roman" w:hAnsi="Times New Roman" w:cs="Times New Roman"/>
+        </w:rPr>
+        <w:t xml:space="preserve"> cultured in the presence of </w:t>
+      </w:r>
+      <w:r>
+        <w:rPr>
+          <w:rFonts w:ascii="Times New Roman" w:hAnsi="Times New Roman" w:cs="Times New Roman"/>
+          <w:i/>
+          <w:iCs/>
+        </w:rPr>
+        <w:t>Tetrahymena</w:t>
+      </w:r>
+      <w:r>
+        <w:rPr>
+          <w:rFonts w:ascii="Times New Roman" w:hAnsi="Times New Roman" w:cs="Times New Roman"/>
+        </w:rPr>
+        <w:t xml:space="preserve">, rotifers with a </w:t>
+      </w:r>
+      <w:r>
+        <w:rPr>
+          <w:rFonts w:ascii="Times New Roman" w:hAnsi="Times New Roman" w:cs="Times New Roman"/>
+        </w:rPr>
+        <w:t>25 °C</w:t>
+      </w:r>
+      <w:r>
+        <w:rPr>
+          <w:rFonts w:ascii="Times New Roman" w:hAnsi="Times New Roman" w:cs="Times New Roman"/>
+        </w:rPr>
+        <w:t xml:space="preserve"> history exhibited h</w:t>
+      </w:r>
       <w:commentRangeStart w:id="55"/>
       <w:commentRangeStart w:id="56"/>
       <w:r>
         <w:rPr>
           <w:rFonts w:ascii="Times New Roman" w:hAnsi="Times New Roman" w:cs="Times New Roman"/>
         </w:rPr>
-        <w:t>otifers with a temperature history of 30 °C had cross-sectional areas 10% s</w:t>
-      </w:r>
-      <w:commentRangeStart w:id="57"/>
-      <w:r>
-        <w:rPr>
-          <w:rFonts w:ascii="Times New Roman" w:hAnsi="Times New Roman" w:cs="Times New Roman"/>
-        </w:rPr>
-        <w:t>malle</w:t>
-      </w:r>
-      <w:commentRangeEnd w:id="57"/>
+        <w:t>ighe</w:t>
+      </w:r>
+      <w:commentRangeEnd w:id="55"/>
       <w:r>
         <w:rPr>
           <w:rStyle w:val="CommentReference"/>
@@ -15935,25 +16394,35 @@
           <w:sz w:val="24"/>
           <w:szCs w:val="24"/>
         </w:rPr>
-        <w:commentReference w:id="57"/>
-      </w:r>
-      <w:r>
-        <w:rPr>
-          <w:rFonts w:ascii="Times New Roman" w:hAnsi="Times New Roman" w:cs="Times New Roman"/>
-        </w:rPr>
-        <w:t xml:space="preserve">r than those with a history of </w:t>
-      </w:r>
-      <w:r>
-        <w:rPr>
-          <w:rFonts w:ascii="Times New Roman" w:hAnsi="Times New Roman" w:cs="Times New Roman"/>
-        </w:rPr>
-        <w:t>25 °C</w:t>
+        <w:commentReference w:id="55"/>
+      </w:r>
+      <w:commentRangeEnd w:id="56"/>
+      <w:r>
+        <w:rPr>
+          <w:rStyle w:val="CommentReference"/>
+          <w:rFonts w:ascii="Times New Roman" w:hAnsi="Times New Roman" w:cs="Times New Roman"/>
+          <w:sz w:val="24"/>
+          <w:szCs w:val="24"/>
+        </w:rPr>
+        <w:commentReference w:id="56"/>
+      </w:r>
+      <w:r>
+        <w:rPr>
+          <w:rFonts w:ascii="Times New Roman" w:hAnsi="Times New Roman" w:cs="Times New Roman"/>
+        </w:rPr>
+        <w:t>r intrinsic growth rates than those with a 30 °C history</w:t>
       </w:r>
       <w:r>
         <w:rPr>
           <w:rFonts w:ascii="Times New Roman" w:hAnsi="Times New Roman" w:cs="Times New Roman"/>
         </w:rPr>
         <w:t xml:space="preserve"> (</w:t>
+      </w:r>
+      <w:r>
+        <w:rPr>
+          <w:rFonts w:ascii="Times New Roman" w:hAnsi="Times New Roman" w:cs="Times New Roman"/>
+        </w:rPr>
+        <w:t xml:space="preserve">Tukey contrast: </w:t>
       </w:r>
       <w:r>
         <w:rPr>
@@ -15961,94 +16430,31 @@
           <w:i/>
           <w:iCs/>
         </w:rPr>
-        <w:t>F</w:t>
-      </w:r>
-      <w:r>
-        <w:rPr>
-          <w:rFonts w:ascii="Times New Roman" w:hAnsi="Times New Roman" w:cs="Times New Roman"/>
-          <w:vertAlign w:val="subscript"/>
-        </w:rPr>
-        <w:t>1,294</w:t>
-      </w:r>
-      <w:r>
-        <w:rPr>
-          <w:rFonts w:ascii="Times New Roman" w:hAnsi="Times New Roman" w:cs="Times New Roman"/>
-        </w:rPr>
-        <w:t xml:space="preserve"> = 10.90, </w:t>
-      </w:r>
-      <w:r>
-        <w:rPr>
-          <w:rFonts w:ascii="Times New Roman" w:hAnsi="Times New Roman" w:cs="Times New Roman"/>
-          <w:i/>
-          <w:iCs/>
-        </w:rPr>
         <w:t>P</w:t>
       </w:r>
       <w:r>
         <w:rPr>
           <w:rFonts w:ascii="Times New Roman" w:hAnsi="Times New Roman" w:cs="Times New Roman"/>
         </w:rPr>
-        <w:t xml:space="preserve"> = 0.001</w:t>
-      </w:r>
-      <w:r>
-        <w:rPr>
-          <w:rFonts w:ascii="Times New Roman" w:hAnsi="Times New Roman" w:cs="Times New Roman"/>
-        </w:rPr>
-        <w:t>; Table</w:t>
-      </w:r>
-      <w:r>
-        <w:rPr>
-          <w:rFonts w:ascii="Times New Roman" w:hAnsi="Times New Roman" w:cs="Times New Roman"/>
-        </w:rPr>
-        <w:t xml:space="preserve"> 2</w:t>
-      </w:r>
-      <w:r>
-        <w:rPr>
-          <w:rFonts w:ascii="Times New Roman" w:hAnsi="Times New Roman" w:cs="Times New Roman"/>
-        </w:rPr>
-        <w:t xml:space="preserve">). </w:t>
-      </w:r>
-      <w:commentRangeEnd w:id="54"/>
-      <w:r>
-        <w:rPr>
-          <w:rStyle w:val="CommentReference"/>
-          <w:rFonts w:ascii="Times New Roman" w:hAnsi="Times New Roman" w:cs="Times New Roman"/>
-          <w:sz w:val="24"/>
-          <w:szCs w:val="24"/>
-        </w:rPr>
-        <w:commentReference w:id="54"/>
-      </w:r>
-      <w:commentRangeEnd w:id="55"/>
-      <w:r>
-        <w:rPr>
-          <w:rStyle w:val="CommentReference"/>
-          <w:rFonts w:ascii="Times New Roman" w:hAnsi="Times New Roman" w:cs="Times New Roman"/>
-          <w:sz w:val="24"/>
-          <w:szCs w:val="24"/>
-        </w:rPr>
-        <w:commentReference w:id="55"/>
-      </w:r>
-      <w:commentRangeEnd w:id="56"/>
-      <w:r>
-        <w:rPr>
-          <w:rStyle w:val="CommentReference"/>
-          <w:rFonts w:ascii="Times New Roman" w:hAnsi="Times New Roman" w:cs="Times New Roman"/>
-          <w:sz w:val="24"/>
-          <w:szCs w:val="24"/>
-        </w:rPr>
-        <w:commentReference w:id="56"/>
-      </w:r>
-      <w:r>
-        <w:rPr>
-          <w:rFonts w:ascii="Times New Roman" w:hAnsi="Times New Roman" w:cs="Times New Roman"/>
-        </w:rPr>
-        <w:t>The effect of e</w:t>
-      </w:r>
-      <w:r>
-        <w:rPr>
-          <w:rFonts w:ascii="Times New Roman" w:hAnsi="Times New Roman" w:cs="Times New Roman"/>
-        </w:rPr>
-        <w:t>volutionary history of temperature</w:t>
+        <w:t xml:space="preserve"> &lt; 0.001; </w:t>
+      </w:r>
+      <w:r>
+        <w:rPr>
+          <w:rFonts w:ascii="Times New Roman" w:hAnsi="Times New Roman" w:cs="Times New Roman"/>
+        </w:rPr>
+        <w:t>Table 4</w:t>
+      </w:r>
+      <w:r>
+        <w:rPr>
+          <w:rFonts w:ascii="Times New Roman" w:hAnsi="Times New Roman" w:cs="Times New Roman"/>
+        </w:rPr>
+        <w:t>)</w:t>
+      </w:r>
+      <w:r>
+        <w:rPr>
+          <w:rFonts w:ascii="Times New Roman" w:hAnsi="Times New Roman" w:cs="Times New Roman"/>
+        </w:rPr>
+        <w:t>.</w:t>
       </w:r>
       <w:r>
         <w:rPr>
@@ -16060,257 +16466,6 @@
         <w:rPr>
           <w:rFonts w:ascii="Times New Roman" w:hAnsi="Times New Roman" w:cs="Times New Roman"/>
         </w:rPr>
-        <w:t>on the intrinsic growth rate of rotifers</w:t>
-      </w:r>
-      <w:r>
-        <w:rPr>
-          <w:rFonts w:ascii="Times New Roman" w:hAnsi="Times New Roman" w:cs="Times New Roman"/>
-        </w:rPr>
-        <w:t xml:space="preserve"> depended on the presence of </w:t>
-      </w:r>
-      <w:r>
-        <w:rPr>
-          <w:rFonts w:ascii="Times New Roman" w:hAnsi="Times New Roman" w:cs="Times New Roman"/>
-          <w:i/>
-          <w:iCs/>
-        </w:rPr>
-        <w:t>Tetrahymena</w:t>
-      </w:r>
-      <w:r>
-        <w:rPr>
-          <w:rFonts w:ascii="Times New Roman" w:hAnsi="Times New Roman" w:cs="Times New Roman"/>
-        </w:rPr>
-        <w:t xml:space="preserve">, indicating that thermal evolution altered the outcome of competition with </w:t>
-      </w:r>
-      <w:r>
-        <w:rPr>
-          <w:rFonts w:ascii="Times New Roman" w:hAnsi="Times New Roman" w:cs="Times New Roman"/>
-          <w:i/>
-          <w:iCs/>
-        </w:rPr>
-        <w:t>Tetrahymena</w:t>
-      </w:r>
-      <w:r>
-        <w:rPr>
-          <w:rFonts w:ascii="Times New Roman" w:hAnsi="Times New Roman" w:cs="Times New Roman"/>
-        </w:rPr>
-        <w:t xml:space="preserve"> (</w:t>
-      </w:r>
-      <w:r>
-        <w:rPr>
-          <w:rFonts w:ascii="Times New Roman" w:hAnsi="Times New Roman" w:cs="Times New Roman"/>
-          <w:i/>
-          <w:iCs/>
-        </w:rPr>
-        <w:t>F</w:t>
-      </w:r>
-      <w:r>
-        <w:rPr>
-          <w:rFonts w:ascii="Times New Roman" w:hAnsi="Times New Roman" w:cs="Times New Roman"/>
-          <w:vertAlign w:val="subscript"/>
-        </w:rPr>
-        <w:t>1,72</w:t>
-      </w:r>
-      <w:r>
-        <w:rPr>
-          <w:rFonts w:ascii="Times New Roman" w:hAnsi="Times New Roman" w:cs="Times New Roman"/>
-        </w:rPr>
-        <w:t xml:space="preserve"> = </w:t>
-      </w:r>
-      <w:r>
-        <w:rPr>
-          <w:rFonts w:ascii="Times New Roman" w:hAnsi="Times New Roman" w:cs="Times New Roman"/>
-        </w:rPr>
-        <w:t xml:space="preserve">5.22, </w:t>
-      </w:r>
-      <w:r>
-        <w:rPr>
-          <w:rFonts w:ascii="Times New Roman" w:hAnsi="Times New Roman" w:cs="Times New Roman"/>
-          <w:i/>
-          <w:iCs/>
-        </w:rPr>
-        <w:t>P</w:t>
-      </w:r>
-      <w:r>
-        <w:rPr>
-          <w:rFonts w:ascii="Times New Roman" w:hAnsi="Times New Roman" w:cs="Times New Roman"/>
-        </w:rPr>
-        <w:t xml:space="preserve"> = 0.025</w:t>
-      </w:r>
-      <w:r>
-        <w:rPr>
-          <w:rFonts w:ascii="Times New Roman" w:hAnsi="Times New Roman" w:cs="Times New Roman"/>
-        </w:rPr>
-        <w:t>;</w:t>
-      </w:r>
-      <w:r>
-        <w:rPr>
-          <w:rFonts w:ascii="Times New Roman" w:hAnsi="Times New Roman" w:cs="Times New Roman"/>
-        </w:rPr>
-        <w:t xml:space="preserve"> </w:t>
-      </w:r>
-      <w:r>
-        <w:rPr>
-          <w:rFonts w:ascii="Times New Roman" w:hAnsi="Times New Roman" w:cs="Times New Roman"/>
-        </w:rPr>
-        <w:t xml:space="preserve">Figure </w:t>
-      </w:r>
-      <w:r>
-        <w:rPr>
-          <w:rFonts w:ascii="Times New Roman" w:hAnsi="Times New Roman" w:cs="Times New Roman"/>
-        </w:rPr>
-        <w:t>4</w:t>
-      </w:r>
-      <w:r>
-        <w:rPr>
-          <w:rFonts w:ascii="Times New Roman" w:hAnsi="Times New Roman" w:cs="Times New Roman"/>
-        </w:rPr>
-        <w:t xml:space="preserve">; </w:t>
-      </w:r>
-      <w:r>
-        <w:rPr>
-          <w:rFonts w:ascii="Times New Roman" w:hAnsi="Times New Roman" w:cs="Times New Roman"/>
-        </w:rPr>
-        <w:t xml:space="preserve">Table </w:t>
-      </w:r>
-      <w:r>
-        <w:rPr>
-          <w:rFonts w:ascii="Times New Roman" w:hAnsi="Times New Roman" w:cs="Times New Roman"/>
-        </w:rPr>
-        <w:t>3</w:t>
-      </w:r>
-      <w:r>
-        <w:rPr>
-          <w:rFonts w:ascii="Times New Roman" w:hAnsi="Times New Roman" w:cs="Times New Roman"/>
-        </w:rPr>
-        <w:t xml:space="preserve">). </w:t>
-      </w:r>
-      <w:r>
-        <w:rPr>
-          <w:rFonts w:ascii="Times New Roman" w:hAnsi="Times New Roman" w:cs="Times New Roman"/>
-        </w:rPr>
-        <w:t>When</w:t>
-      </w:r>
-      <w:r>
-        <w:rPr>
-          <w:rFonts w:ascii="Times New Roman" w:hAnsi="Times New Roman" w:cs="Times New Roman"/>
-        </w:rPr>
-        <w:t xml:space="preserve"> cultured in the presence of </w:t>
-      </w:r>
-      <w:r>
-        <w:rPr>
-          <w:rFonts w:ascii="Times New Roman" w:hAnsi="Times New Roman" w:cs="Times New Roman"/>
-          <w:i/>
-          <w:iCs/>
-        </w:rPr>
-        <w:t>Tetrahymena</w:t>
-      </w:r>
-      <w:r>
-        <w:rPr>
-          <w:rFonts w:ascii="Times New Roman" w:hAnsi="Times New Roman" w:cs="Times New Roman"/>
-        </w:rPr>
-        <w:t xml:space="preserve">, rotifers with a </w:t>
-      </w:r>
-      <w:r>
-        <w:rPr>
-          <w:rFonts w:ascii="Times New Roman" w:hAnsi="Times New Roman" w:cs="Times New Roman"/>
-        </w:rPr>
-        <w:t>25 °C</w:t>
-      </w:r>
-      <w:r>
-        <w:rPr>
-          <w:rFonts w:ascii="Times New Roman" w:hAnsi="Times New Roman" w:cs="Times New Roman"/>
-        </w:rPr>
-        <w:t xml:space="preserve"> history exhibited h</w:t>
-      </w:r>
-      <w:commentRangeStart w:id="58"/>
-      <w:commentRangeStart w:id="59"/>
-      <w:r>
-        <w:rPr>
-          <w:rFonts w:ascii="Times New Roman" w:hAnsi="Times New Roman" w:cs="Times New Roman"/>
-        </w:rPr>
-        <w:t>ighe</w:t>
-      </w:r>
-      <w:commentRangeEnd w:id="58"/>
-      <w:r>
-        <w:rPr>
-          <w:rStyle w:val="CommentReference"/>
-          <w:rFonts w:ascii="Times New Roman" w:hAnsi="Times New Roman" w:cs="Times New Roman"/>
-          <w:sz w:val="24"/>
-          <w:szCs w:val="24"/>
-        </w:rPr>
-        <w:commentReference w:id="58"/>
-      </w:r>
-      <w:commentRangeEnd w:id="59"/>
-      <w:r>
-        <w:rPr>
-          <w:rStyle w:val="CommentReference"/>
-          <w:rFonts w:ascii="Times New Roman" w:hAnsi="Times New Roman" w:cs="Times New Roman"/>
-          <w:sz w:val="24"/>
-          <w:szCs w:val="24"/>
-        </w:rPr>
-        <w:commentReference w:id="59"/>
-      </w:r>
-      <w:r>
-        <w:rPr>
-          <w:rFonts w:ascii="Times New Roman" w:hAnsi="Times New Roman" w:cs="Times New Roman"/>
-        </w:rPr>
-        <w:t>r intrinsic growth rates than those with a 30 °C history</w:t>
-      </w:r>
-      <w:r>
-        <w:rPr>
-          <w:rFonts w:ascii="Times New Roman" w:hAnsi="Times New Roman" w:cs="Times New Roman"/>
-        </w:rPr>
-        <w:t xml:space="preserve"> (</w:t>
-      </w:r>
-      <w:r>
-        <w:rPr>
-          <w:rFonts w:ascii="Times New Roman" w:hAnsi="Times New Roman" w:cs="Times New Roman"/>
-        </w:rPr>
-        <w:t xml:space="preserve">Tukey contrast: </w:t>
-      </w:r>
-      <w:r>
-        <w:rPr>
-          <w:rFonts w:ascii="Times New Roman" w:hAnsi="Times New Roman" w:cs="Times New Roman"/>
-          <w:i/>
-          <w:iCs/>
-        </w:rPr>
-        <w:t>P</w:t>
-      </w:r>
-      <w:r>
-        <w:rPr>
-          <w:rFonts w:ascii="Times New Roman" w:hAnsi="Times New Roman" w:cs="Times New Roman"/>
-        </w:rPr>
-        <w:t xml:space="preserve"> &lt; 0.001; </w:t>
-      </w:r>
-      <w:r>
-        <w:rPr>
-          <w:rFonts w:ascii="Times New Roman" w:hAnsi="Times New Roman" w:cs="Times New Roman"/>
-        </w:rPr>
-        <w:t>Table 4</w:t>
-      </w:r>
-      <w:r>
-        <w:rPr>
-          <w:rFonts w:ascii="Times New Roman" w:hAnsi="Times New Roman" w:cs="Times New Roman"/>
-        </w:rPr>
-        <w:t>)</w:t>
-      </w:r>
-      <w:r>
-        <w:rPr>
-          <w:rFonts w:ascii="Times New Roman" w:hAnsi="Times New Roman" w:cs="Times New Roman"/>
-        </w:rPr>
-        <w:t>.</w:t>
-      </w:r>
-      <w:r>
-        <w:rPr>
-          <w:rFonts w:ascii="Times New Roman" w:hAnsi="Times New Roman" w:cs="Times New Roman"/>
-        </w:rPr>
-        <w:t xml:space="preserve"> </w:t>
-      </w:r>
-      <w:r>
-        <w:rPr>
-          <w:rFonts w:ascii="Times New Roman" w:hAnsi="Times New Roman" w:cs="Times New Roman"/>
-        </w:rPr>
         <w:t>No differences between evolutionary histories w</w:t>
       </w:r>
       <w:r>
@@ -16331,7 +16486,7 @@
         </w:rPr>
         <w:t>There was no evidence of a three-way interaction between evolutionary history, contemporary temperature, and competition</w:t>
       </w:r>
-      <w:del w:id="60" w:author="Casey terHorst" w:date="2026-06-18T13:38:00Z" w16du:dateUtc="2026-06-18T20:38:00Z">
+      <w:del w:id="57" w:author="Casey terHorst" w:date="2026-06-18T13:38:00Z" w16du:dateUtc="2026-06-18T20:38:00Z">
         <w:r>
           <w:rPr>
             <w:rFonts w:ascii="Times New Roman" w:hAnsi="Times New Roman" w:cs="Times New Roman"/>
@@ -16436,14 +16591,14 @@
         </w:rPr>
         <w:t xml:space="preserve">Competition with protists </w:t>
       </w:r>
-      <w:commentRangeStart w:id="61"/>
+      <w:commentRangeStart w:id="58"/>
       <w:r>
         <w:rPr>
           <w:rFonts w:ascii="Times New Roman" w:hAnsi="Times New Roman" w:cs="Times New Roman"/>
         </w:rPr>
         <w:t xml:space="preserve">reduced rotifer </w:t>
       </w:r>
-      <w:commentRangeEnd w:id="61"/>
+      <w:commentRangeEnd w:id="58"/>
       <w:r>
         <w:rPr>
           <w:rStyle w:val="CommentReference"/>
@@ -16451,7 +16606,7 @@
           <w:sz w:val="24"/>
           <w:szCs w:val="24"/>
         </w:rPr>
-        <w:commentReference w:id="61"/>
+        <w:commentReference w:id="58"/>
       </w:r>
       <w:r>
         <w:rPr>
@@ -16465,7 +16620,7 @@
         </w:rPr>
         <w:t>more</w:t>
       </w:r>
-      <w:commentRangeStart w:id="62"/>
+      <w:commentRangeStart w:id="59"/>
       <w:r>
         <w:rPr>
           <w:rFonts w:ascii="Times New Roman" w:hAnsi="Times New Roman" w:cs="Times New Roman"/>
@@ -16484,7 +16639,7 @@
         </w:rPr>
         <w:t xml:space="preserve"> 30 °C than at 25 °C </w:t>
       </w:r>
-      <w:commentRangeEnd w:id="62"/>
+      <w:commentRangeEnd w:id="59"/>
       <w:r>
         <w:rPr>
           <w:rStyle w:val="CommentReference"/>
@@ -16492,7 +16647,7 @@
           <w:sz w:val="24"/>
           <w:szCs w:val="24"/>
         </w:rPr>
-        <w:commentReference w:id="62"/>
+        <w:commentReference w:id="59"/>
       </w:r>
       <w:r>
         <w:rPr>
@@ -16754,15 +16909,15 @@
         </w:rPr>
         <w:t xml:space="preserve"> grew 1.8 times faster and </w:t>
       </w:r>
-      <w:commentRangeStart w:id="63"/>
-      <w:commentRangeStart w:id="64"/>
+      <w:commentRangeStart w:id="60"/>
+      <w:commentRangeStart w:id="61"/>
       <w:r>
         <w:rPr>
           <w:rFonts w:ascii="Times New Roman" w:hAnsi="Times New Roman" w:cs="Times New Roman"/>
         </w:rPr>
         <w:t xml:space="preserve">experienced 4.3 times </w:t>
       </w:r>
-      <w:commentRangeEnd w:id="63"/>
+      <w:commentRangeEnd w:id="60"/>
       <w:r>
         <w:rPr>
           <w:rStyle w:val="CommentReference"/>
@@ -16770,9 +16925,9 @@
           <w:sz w:val="24"/>
           <w:szCs w:val="24"/>
         </w:rPr>
-        <w:commentReference w:id="63"/>
-      </w:r>
-      <w:commentRangeEnd w:id="64"/>
+        <w:commentReference w:id="60"/>
+      </w:r>
+      <w:commentRangeEnd w:id="61"/>
       <w:r>
         <w:rPr>
           <w:rStyle w:val="CommentReference"/>
@@ -16780,7 +16935,7 @@
           <w:sz w:val="24"/>
           <w:szCs w:val="24"/>
         </w:rPr>
-        <w:commentReference w:id="64"/>
+        <w:commentReference w:id="61"/>
       </w:r>
       <w:r>
         <w:rPr>
@@ -16864,13 +17019,25 @@
         <w:rPr>
           <w:rFonts w:ascii="Times New Roman" w:hAnsi="Times New Roman" w:cs="Times New Roman"/>
         </w:rPr>
-        <w:t xml:space="preserve">There were no temperature effects </w:t>
-      </w:r>
-      <w:r>
-        <w:rPr>
-          <w:rFonts w:ascii="Times New Roman" w:hAnsi="Times New Roman" w:cs="Times New Roman"/>
-        </w:rPr>
-        <w:t>of</w:t>
+        <w:t xml:space="preserve">There were no </w:t>
+      </w:r>
+      <w:r>
+        <w:rPr>
+          <w:rFonts w:ascii="Times New Roman" w:hAnsi="Times New Roman" w:cs="Times New Roman"/>
+        </w:rPr>
+        <w:t xml:space="preserve">such </w:t>
+      </w:r>
+      <w:r>
+        <w:rPr>
+          <w:rFonts w:ascii="Times New Roman" w:hAnsi="Times New Roman" w:cs="Times New Roman"/>
+        </w:rPr>
+        <w:t xml:space="preserve">temperature effects </w:t>
+      </w:r>
+      <w:r>
+        <w:rPr>
+          <w:rFonts w:ascii="Times New Roman" w:hAnsi="Times New Roman" w:cs="Times New Roman"/>
+        </w:rPr>
+        <w:t>during</w:t>
       </w:r>
       <w:r>
         <w:rPr>
@@ -16966,14 +17133,14 @@
         <w:rPr>
           <w:rFonts w:ascii="Times New Roman" w:hAnsi="Times New Roman" w:cs="Times New Roman"/>
         </w:rPr>
-        <w:t xml:space="preserve"> &lt; 0.001). The </w:t>
+        <w:t xml:space="preserve"> &lt; </w:t>
       </w:r>
       <w:r>
         <w:rPr>
           <w:rFonts w:ascii="Times New Roman" w:hAnsi="Times New Roman" w:cs="Times New Roman"/>
         </w:rPr>
         <w:lastRenderedPageBreak/>
-        <w:t xml:space="preserve">corresponding </w:t>
+        <w:t xml:space="preserve">0.001). The corresponding </w:t>
       </w:r>
       <w:r>
         <w:rPr>
@@ -17185,9 +17352,9 @@
           <w:noProof/>
         </w:rPr>
         <w:drawing>
-          <wp:inline distT="0" distB="0" distL="0" distR="0" wp14:anchorId="2D852F88" wp14:editId="697D4D6B">
-            <wp:extent cx="5008728" cy="3339152"/>
-            <wp:effectExtent l="0" t="0" r="1905" b="0"/>
+          <wp:inline distT="0" distB="0" distL="0" distR="0" wp14:anchorId="2D852F88" wp14:editId="27CB840F">
+            <wp:extent cx="6327476" cy="4218317"/>
+            <wp:effectExtent l="0" t="0" r="0" b="0"/>
             <wp:docPr id="900305408" name="Picture 10"/>
             <wp:cNvGraphicFramePr>
               <a:graphicFrameLocks xmlns:a="http://schemas.openxmlformats.org/drawingml/2006/main" noChangeAspect="1"/>
@@ -17217,7 +17384,7 @@
                   <pic:spPr bwMode="auto">
                     <a:xfrm>
                       <a:off x="0" y="0"/>
-                      <a:ext cx="5012255" cy="3341503"/>
+                      <a:ext cx="6344289" cy="4229526"/>
                     </a:xfrm>
                     <a:prstGeom prst="rect">
                       <a:avLst/>
@@ -17920,9 +18087,9 @@
         </w:rPr>
         <w:lastRenderedPageBreak/>
         <w:drawing>
-          <wp:inline distT="0" distB="0" distL="0" distR="0" wp14:anchorId="3877460C" wp14:editId="52C6FAB9">
-            <wp:extent cx="4749421" cy="3087859"/>
-            <wp:effectExtent l="0" t="0" r="0" b="0"/>
+          <wp:inline distT="0" distB="0" distL="0" distR="0" wp14:anchorId="3877460C" wp14:editId="6D1F2994">
+            <wp:extent cx="5997249" cy="3899140"/>
+            <wp:effectExtent l="0" t="0" r="3810" b="6350"/>
             <wp:docPr id="1091687485" name="Picture 15"/>
             <wp:cNvGraphicFramePr>
               <a:graphicFrameLocks xmlns:a="http://schemas.openxmlformats.org/drawingml/2006/main" noChangeAspect="1"/>
@@ -17952,7 +18119,7 @@
                   <pic:spPr bwMode="auto">
                     <a:xfrm>
                       <a:off x="0" y="0"/>
-                      <a:ext cx="4766946" cy="3099253"/>
+                      <a:ext cx="6027513" cy="3918816"/>
                     </a:xfrm>
                     <a:prstGeom prst="rect">
                       <a:avLst/>
@@ -18050,7 +18217,7 @@
           <w:rFonts w:ascii="Times New Roman" w:hAnsi="Times New Roman" w:cs="Times New Roman"/>
         </w:rPr>
       </w:pPr>
-      <w:commentRangeStart w:id="65"/>
+      <w:commentRangeStart w:id="62"/>
       <w:r>
         <w:rPr>
           <w:rFonts w:ascii="Times New Roman" w:hAnsi="Times New Roman" w:cs="Times New Roman"/>
@@ -18087,7 +18254,7 @@
         </w:rPr>
         <w:t xml:space="preserve"> interact with other community members</w:t>
       </w:r>
-      <w:commentRangeEnd w:id="65"/>
+      <w:commentRangeEnd w:id="62"/>
       <w:r>
         <w:rPr>
           <w:rStyle w:val="CommentReference"/>
@@ -18095,7 +18262,7 @@
           <w:sz w:val="24"/>
           <w:szCs w:val="24"/>
         </w:rPr>
-        <w:commentReference w:id="65"/>
+        <w:commentReference w:id="62"/>
       </w:r>
       <w:r>
         <w:rPr>
@@ -18123,7 +18290,7 @@
         </w:rPr>
         <w:t xml:space="preserve">, </w:t>
       </w:r>
-      <w:commentRangeStart w:id="66"/>
+      <w:commentRangeStart w:id="63"/>
       <w:r>
         <w:rPr>
           <w:rFonts w:ascii="Times New Roman" w:hAnsi="Times New Roman" w:cs="Times New Roman"/>
@@ -18150,7 +18317,7 @@
         </w:rPr>
         <w:t>.</w:t>
       </w:r>
-      <w:commentRangeEnd w:id="66"/>
+      <w:commentRangeEnd w:id="63"/>
       <w:r>
         <w:rPr>
           <w:rStyle w:val="CommentReference"/>
@@ -18158,7 +18325,7 @@
           <w:sz w:val="24"/>
           <w:szCs w:val="24"/>
         </w:rPr>
-        <w:commentReference w:id="66"/>
+        <w:commentReference w:id="63"/>
       </w:r>
       <w:r>
         <w:rPr>
@@ -18256,14 +18423,14 @@
         </w:rPr>
         <w:t xml:space="preserve">the existence of meaningful </w:t>
       </w:r>
-      <w:commentRangeStart w:id="67"/>
+      <w:commentRangeStart w:id="64"/>
       <w:r>
         <w:rPr>
           <w:rFonts w:ascii="Times New Roman" w:hAnsi="Times New Roman" w:cs="Times New Roman"/>
         </w:rPr>
         <w:t>evolution-mediated indirect effects</w:t>
       </w:r>
-      <w:commentRangeEnd w:id="67"/>
+      <w:commentRangeEnd w:id="64"/>
       <w:r>
         <w:rPr>
           <w:rStyle w:val="CommentReference"/>
@@ -18271,7 +18438,7 @@
           <w:sz w:val="24"/>
           <w:szCs w:val="24"/>
         </w:rPr>
-        <w:commentReference w:id="67"/>
+        <w:commentReference w:id="64"/>
       </w:r>
       <w:r>
         <w:rPr>
@@ -18320,7 +18487,15 @@
           <w:rFonts w:ascii="Times New Roman" w:hAnsi="Times New Roman" w:cs="Times New Roman"/>
           <w:iCs/>
         </w:rPr>
-        <w:t>, suggesting that evolution in one community member can reshape species interactions in ways that may have broader community-level consequences</w:t>
+        <w:t xml:space="preserve">, </w:t>
+      </w:r>
+      <w:r>
+        <w:rPr>
+          <w:rFonts w:ascii="Times New Roman" w:hAnsi="Times New Roman" w:cs="Times New Roman"/>
+          <w:iCs/>
+        </w:rPr>
+        <w:lastRenderedPageBreak/>
+        <w:t>suggesting that evolution in one community member can reshape species interactions in ways that may have broader community-level consequences</w:t>
       </w:r>
       <w:r>
         <w:rPr>
@@ -18340,7 +18515,6 @@
         <w:rPr>
           <w:rFonts w:ascii="Times New Roman" w:hAnsi="Times New Roman" w:cs="Times New Roman"/>
         </w:rPr>
-        <w:lastRenderedPageBreak/>
         <w:tab/>
       </w:r>
       <w:r>
@@ -18363,7 +18537,7 @@
         </w:rPr>
         <w:t xml:space="preserve">Two separate </w:t>
       </w:r>
-      <w:commentRangeStart w:id="68"/>
+      <w:commentRangeStart w:id="65"/>
       <w:r>
         <w:rPr>
           <w:rFonts w:ascii="Times New Roman" w:hAnsi="Times New Roman" w:cs="Times New Roman"/>
@@ -18376,7 +18550,7 @@
         </w:rPr>
         <w:t xml:space="preserve"> </w:t>
       </w:r>
-      <w:commentRangeEnd w:id="68"/>
+      <w:commentRangeEnd w:id="65"/>
       <w:r>
         <w:rPr>
           <w:rStyle w:val="CommentReference"/>
@@ -18384,7 +18558,7 @@
           <w:sz w:val="24"/>
           <w:szCs w:val="24"/>
         </w:rPr>
-        <w:commentReference w:id="68"/>
+        <w:commentReference w:id="65"/>
       </w:r>
       <w:r>
         <w:rPr>
@@ -18396,13 +18570,31 @@
         <w:rPr>
           <w:rFonts w:ascii="Times New Roman" w:hAnsi="Times New Roman" w:cs="Times New Roman"/>
         </w:rPr>
-        <w:t xml:space="preserve">consistent with evolutionary change occurring </w:t>
+        <w:t xml:space="preserve">consistent with evolutionary change </w:t>
+      </w:r>
+      <w:r>
+        <w:rPr>
+          <w:rFonts w:ascii="Times New Roman" w:hAnsi="Times New Roman" w:cs="Times New Roman"/>
+        </w:rPr>
+        <w:t>having occurred</w:t>
+      </w:r>
+      <w:r>
+        <w:rPr>
+          <w:rFonts w:ascii="Times New Roman" w:hAnsi="Times New Roman" w:cs="Times New Roman"/>
+        </w:rPr>
+        <w:t xml:space="preserve"> </w:t>
       </w:r>
       <w:r>
         <w:rPr>
           <w:rFonts w:ascii="Times New Roman" w:hAnsi="Times New Roman" w:cs="Times New Roman"/>
         </w:rPr>
         <w:t>in response to temperature</w:t>
+      </w:r>
+      <w:r>
+        <w:rPr>
+          <w:rFonts w:ascii="Times New Roman" w:hAnsi="Times New Roman" w:cs="Times New Roman"/>
+        </w:rPr>
+        <w:t xml:space="preserve"> during this experiment</w:t>
       </w:r>
       <w:r>
         <w:rPr>
@@ -18488,7 +18680,43 @@
         <w:rPr>
           <w:rFonts w:ascii="Times New Roman" w:hAnsi="Times New Roman" w:cs="Times New Roman"/>
         </w:rPr>
-        <w:t>, but such a relationship has fitness consequences and has been documented to drive directional selection</w:t>
+        <w:t xml:space="preserve">, but </w:t>
+      </w:r>
+      <w:r>
+        <w:rPr>
+          <w:rFonts w:ascii="Times New Roman" w:hAnsi="Times New Roman" w:cs="Times New Roman"/>
+        </w:rPr>
+        <w:t>the</w:t>
+      </w:r>
+      <w:r>
+        <w:rPr>
+          <w:rFonts w:ascii="Times New Roman" w:hAnsi="Times New Roman" w:cs="Times New Roman"/>
+        </w:rPr>
+        <w:t xml:space="preserve"> relationship </w:t>
+      </w:r>
+      <w:r>
+        <w:rPr>
+          <w:rFonts w:ascii="Times New Roman" w:hAnsi="Times New Roman" w:cs="Times New Roman"/>
+        </w:rPr>
+        <w:t xml:space="preserve">between size and temperature also presents tradeoffs with </w:t>
+      </w:r>
+      <w:r>
+        <w:rPr>
+          <w:rFonts w:ascii="Times New Roman" w:hAnsi="Times New Roman" w:cs="Times New Roman"/>
+        </w:rPr>
+        <w:t>fitness consequences</w:t>
+      </w:r>
+      <w:r>
+        <w:rPr>
+          <w:rFonts w:ascii="Times New Roman" w:hAnsi="Times New Roman" w:cs="Times New Roman"/>
+        </w:rPr>
+        <w:t xml:space="preserve">. Such tradeoffs have </w:t>
+      </w:r>
+      <w:r>
+        <w:rPr>
+          <w:rFonts w:ascii="Times New Roman" w:hAnsi="Times New Roman" w:cs="Times New Roman"/>
+        </w:rPr>
+        <w:t>been documented to drive directional selection</w:t>
       </w:r>
       <w:r>
         <w:rPr>
@@ -18604,14 +18832,14 @@
         </w:rPr>
         <w:t>8</w:t>
       </w:r>
-      <w:commentRangeStart w:id="69"/>
+      <w:commentRangeStart w:id="66"/>
       <w:r>
         <w:rPr>
           <w:rFonts w:ascii="Times New Roman" w:hAnsi="Times New Roman" w:cs="Times New Roman"/>
         </w:rPr>
         <w:t>0</w:t>
       </w:r>
-      <w:commentRangeEnd w:id="69"/>
+      <w:commentRangeEnd w:id="66"/>
       <w:r>
         <w:rPr>
           <w:rStyle w:val="CommentReference"/>
@@ -18619,7 +18847,7 @@
           <w:sz w:val="24"/>
           <w:szCs w:val="24"/>
         </w:rPr>
-        <w:commentReference w:id="69"/>
+        <w:commentReference w:id="66"/>
       </w:r>
       <w:r>
         <w:rPr>
@@ -18685,7 +18913,19 @@
         <w:rPr>
           <w:rFonts w:ascii="Times New Roman" w:hAnsi="Times New Roman" w:cs="Times New Roman"/>
         </w:rPr>
-        <w:t xml:space="preserve">, especially since a previous experiment failed to find meaningful plastic responses to the same temperatures among these same 17 clonal lines of </w:t>
+        <w:t xml:space="preserve">, especially since a previous experiment failed to find meaningful plastic responses </w:t>
+      </w:r>
+      <w:r>
+        <w:rPr>
+          <w:rFonts w:ascii="Times New Roman" w:hAnsi="Times New Roman" w:cs="Times New Roman"/>
+        </w:rPr>
+        <w:t xml:space="preserve">in body size </w:t>
+      </w:r>
+      <w:r>
+        <w:rPr>
+          <w:rFonts w:ascii="Times New Roman" w:hAnsi="Times New Roman" w:cs="Times New Roman"/>
+        </w:rPr>
+        <w:t xml:space="preserve">to the same temperatures among these same 17 clonal lines of </w:t>
       </w:r>
       <w:r>
         <w:rPr>
@@ -18755,6 +18995,67 @@
         </w:rPr>
         <w:t>.</w:t>
       </w:r>
+      <w:r>
+        <w:rPr>
+          <w:rFonts w:ascii="Times New Roman" w:hAnsi="Times New Roman" w:cs="Times New Roman"/>
+        </w:rPr>
+        <w:t xml:space="preserve"> As for the direction of the change that occurred between the initial mixed-clone cultures at the beginning of the evolution experiment and the end point size measurements reported on in these results, anecdotal </w:t>
+      </w:r>
+      <w:r>
+        <w:rPr>
+          <w:rFonts w:ascii="Times New Roman" w:hAnsi="Times New Roman" w:cs="Times New Roman"/>
+        </w:rPr>
+        <w:lastRenderedPageBreak/>
+        <w:t>evidence points to an intriguing pattern. I compared the body sizes of rotifers after evolving to each temperature treatment to the mean of the mean of the body sizes for all 17 clones measured in monoculture conditions during a previous experiment</w:t>
+      </w:r>
+      <w:r>
+        <w:rPr>
+          <w:rFonts w:ascii="Times New Roman" w:hAnsi="Times New Roman" w:cs="Times New Roman"/>
+        </w:rPr>
+        <w:t xml:space="preserve">. The results of this comparison suggest that the body size of the two evolutionary lines may have diverged in different directions. Rotifers that evolved at 30 </w:t>
+      </w:r>
+      <w:r>
+        <w:rPr>
+          <w:rFonts w:ascii="Times New Roman" w:hAnsi="Times New Roman" w:cs="Times New Roman"/>
+        </w:rPr>
+        <w:t>°C</w:t>
+      </w:r>
+      <w:r>
+        <w:rPr>
+          <w:rFonts w:ascii="Times New Roman" w:hAnsi="Times New Roman" w:cs="Times New Roman"/>
+        </w:rPr>
+        <w:t xml:space="preserve"> were slightly smaller, and rotifers that evolved at 25 </w:t>
+      </w:r>
+      <w:r>
+        <w:rPr>
+          <w:rFonts w:ascii="Times New Roman" w:hAnsi="Times New Roman" w:cs="Times New Roman"/>
+        </w:rPr>
+        <w:t>°C</w:t>
+      </w:r>
+      <w:r>
+        <w:rPr>
+          <w:rFonts w:ascii="Times New Roman" w:hAnsi="Times New Roman" w:cs="Times New Roman"/>
+        </w:rPr>
+        <w:t xml:space="preserve"> were larger, than the estimated initial size. I consider this pattern to be anecdotal because the estimated initial sizes were measured in an experiment several months before the evolution experiment. Therefore, culture condition and feeding regime differences may be responsible for a considerable portion of this pattern. In future experiments, measuring body size directly at the beginning of the evolution experiment would avoid ambiguity </w:t>
+      </w:r>
+      <w:r>
+        <w:rPr>
+          <w:rFonts w:ascii="Times New Roman" w:hAnsi="Times New Roman" w:cs="Times New Roman"/>
+        </w:rPr>
+        <w:t>in</w:t>
+      </w:r>
+      <w:r>
+        <w:rPr>
+          <w:rFonts w:ascii="Times New Roman" w:hAnsi="Times New Roman" w:cs="Times New Roman"/>
+        </w:rPr>
+        <w:t xml:space="preserve"> the direction of such a trait change. </w:t>
+      </w:r>
+      <w:r>
+        <w:rPr>
+          <w:rFonts w:ascii="Times New Roman" w:hAnsi="Times New Roman" w:cs="Times New Roman"/>
+        </w:rPr>
+        <w:t>The 10% difference in body size between the evolutionary histories of temperature still presents compelling evidence of an evolutionary response to temperature.</w:t>
+      </w:r>
     </w:p>
     <w:p>
       <w:pPr>
@@ -18768,13 +19069,30 @@
           <w:rFonts w:ascii="Times New Roman" w:hAnsi="Times New Roman" w:cs="Times New Roman"/>
         </w:rPr>
         <w:tab/>
-        <w:t>Second</w:t>
-      </w:r>
-      <w:r>
-        <w:rPr>
-          <w:rFonts w:ascii="Times New Roman" w:hAnsi="Times New Roman" w:cs="Times New Roman"/>
-        </w:rPr>
-        <w:t xml:space="preserve">, the intrinsic growth rate of </w:t>
+      </w:r>
+      <w:r>
+        <w:rPr>
+          <w:rFonts w:ascii="Times New Roman" w:hAnsi="Times New Roman" w:cs="Times New Roman"/>
+        </w:rPr>
+        <w:t>The s</w:t>
+      </w:r>
+      <w:r>
+        <w:rPr>
+          <w:rFonts w:ascii="Times New Roman" w:hAnsi="Times New Roman" w:cs="Times New Roman"/>
+        </w:rPr>
+        <w:t>econd</w:t>
+      </w:r>
+      <w:r>
+        <w:rPr>
+          <w:rFonts w:ascii="Times New Roman" w:hAnsi="Times New Roman" w:cs="Times New Roman"/>
+        </w:rPr>
+        <w:t xml:space="preserve"> line of evidence for an evolutionary response to temperature was that</w:t>
+      </w:r>
+      <w:r>
+        <w:rPr>
+          <w:rFonts w:ascii="Times New Roman" w:hAnsi="Times New Roman" w:cs="Times New Roman"/>
+        </w:rPr>
+        <w:t xml:space="preserve"> the intrinsic growth rate of </w:t>
       </w:r>
       <w:r>
         <w:rPr>
@@ -18826,7 +19144,7 @@
         <w:rPr>
           <w:rFonts w:ascii="Times New Roman" w:hAnsi="Times New Roman" w:cs="Times New Roman"/>
         </w:rPr>
-        <w:t>, and</w:t>
+        <w:t xml:space="preserve"> and</w:t>
       </w:r>
       <w:r>
         <w:rPr>
@@ -18840,7 +19158,7 @@
         </w:rPr>
         <w:t>statistically</w:t>
       </w:r>
-      <w:commentRangeStart w:id="70"/>
+      <w:commentRangeStart w:id="67"/>
       <w:r>
         <w:rPr>
           <w:rFonts w:ascii="Times New Roman" w:hAnsi="Times New Roman" w:cs="Times New Roman"/>
@@ -18853,7 +19171,7 @@
         </w:rPr>
         <w:t>independent of contemporary temperature</w:t>
       </w:r>
-      <w:commentRangeEnd w:id="70"/>
+      <w:commentRangeEnd w:id="67"/>
       <w:r>
         <w:rPr>
           <w:rStyle w:val="CommentReference"/>
@@ -18861,7 +19179,7 @@
           <w:sz w:val="24"/>
           <w:szCs w:val="24"/>
         </w:rPr>
-        <w:commentReference w:id="70"/>
+        <w:commentReference w:id="67"/>
       </w:r>
       <w:r>
         <w:rPr>
@@ -18879,86 +19197,86 @@
         <w:rPr>
           <w:rFonts w:ascii="Times New Roman" w:hAnsi="Times New Roman" w:cs="Times New Roman"/>
         </w:rPr>
-        <w:t xml:space="preserve">It is worth noting, however, that the magnitude of the difference between evolutionary histories was nearly twice as large at 25 °C as at 30 °C (Table 4). Rotifers with a warmer history may have </w:t>
+        <w:t xml:space="preserve">It is worth noting, however, that the magnitude of the difference between evolutionary histories was nearly twice as large at 25 °C as at 30 °C (Table 4). Rotifers with a warmer history may have traded competitive ability for improved thermal performance at 30 °C, such that their physiological advantage at that </w:t>
+      </w:r>
+      <w:r>
+        <w:rPr>
+          <w:rFonts w:ascii="Times New Roman" w:hAnsi="Times New Roman" w:cs="Times New Roman"/>
+        </w:rPr>
+        <w:t xml:space="preserve">higher </w:t>
+      </w:r>
+      <w:r>
+        <w:rPr>
+          <w:rFonts w:ascii="Times New Roman" w:hAnsi="Times New Roman" w:cs="Times New Roman"/>
+        </w:rPr>
+        <w:t>temperature partially offset their competitive disadvantage</w:t>
+      </w:r>
+      <w:r>
+        <w:rPr>
+          <w:rFonts w:ascii="Times New Roman" w:hAnsi="Times New Roman" w:cs="Times New Roman"/>
+        </w:rPr>
+        <w:t xml:space="preserve">. </w:t>
+      </w:r>
+      <w:r>
+        <w:rPr>
+          <w:rFonts w:ascii="Times New Roman" w:hAnsi="Times New Roman" w:cs="Times New Roman"/>
+        </w:rPr>
+        <w:t xml:space="preserve">This explanation </w:t>
+      </w:r>
+      <w:r>
+        <w:rPr>
+          <w:rFonts w:ascii="Times New Roman" w:hAnsi="Times New Roman" w:cs="Times New Roman"/>
+        </w:rPr>
+        <w:t xml:space="preserve">could be </w:t>
+      </w:r>
+      <w:r>
+        <w:rPr>
+          <w:rFonts w:ascii="Times New Roman" w:hAnsi="Times New Roman" w:cs="Times New Roman"/>
+        </w:rPr>
+        <w:t>supported by the larger difference in growth rates</w:t>
+      </w:r>
+      <w:r>
+        <w:rPr>
+          <w:rFonts w:ascii="Times New Roman" w:hAnsi="Times New Roman" w:cs="Times New Roman"/>
+        </w:rPr>
+        <w:t xml:space="preserve"> between evolutionary histories</w:t>
+      </w:r>
+      <w:r>
+        <w:rPr>
+          <w:rFonts w:ascii="Times New Roman" w:hAnsi="Times New Roman" w:cs="Times New Roman"/>
+        </w:rPr>
+        <w:t xml:space="preserve"> at the cooler contemporary temperature, as</w:t>
+      </w:r>
+      <w:r>
+        <w:rPr>
+          <w:rFonts w:ascii="Times New Roman" w:hAnsi="Times New Roman" w:cs="Times New Roman"/>
+        </w:rPr>
+        <w:t xml:space="preserve"> rotifers with a cool history are better matched to contemporary conditions</w:t>
+      </w:r>
+      <w:r>
+        <w:rPr>
+          <w:rFonts w:ascii="Times New Roman" w:hAnsi="Times New Roman" w:cs="Times New Roman"/>
+        </w:rPr>
+        <w:t xml:space="preserve"> and the tradeoff swings in the other direction</w:t>
+      </w:r>
+      <w:r>
+        <w:rPr>
+          <w:rFonts w:ascii="Times New Roman" w:hAnsi="Times New Roman" w:cs="Times New Roman"/>
+        </w:rPr>
+        <w:t>.</w:t>
+      </w:r>
+      <w:r>
+        <w:rPr>
+          <w:rFonts w:ascii="Times New Roman" w:hAnsi="Times New Roman" w:cs="Times New Roman"/>
+        </w:rPr>
+        <w:t xml:space="preserve"> Although the three-way interaction </w:t>
       </w:r>
       <w:r>
         <w:rPr>
           <w:rFonts w:ascii="Times New Roman" w:hAnsi="Times New Roman" w:cs="Times New Roman"/>
         </w:rPr>
         <w:lastRenderedPageBreak/>
-        <w:t xml:space="preserve">traded competitive ability for improved thermal performance at 30 °C, such that their physiological advantage at that </w:t>
-      </w:r>
-      <w:r>
-        <w:rPr>
-          <w:rFonts w:ascii="Times New Roman" w:hAnsi="Times New Roman" w:cs="Times New Roman"/>
-        </w:rPr>
-        <w:t xml:space="preserve">higher </w:t>
-      </w:r>
-      <w:r>
-        <w:rPr>
-          <w:rFonts w:ascii="Times New Roman" w:hAnsi="Times New Roman" w:cs="Times New Roman"/>
-        </w:rPr>
-        <w:t>temperature partially offset their competitive disadvantage</w:t>
-      </w:r>
-      <w:r>
-        <w:rPr>
-          <w:rFonts w:ascii="Times New Roman" w:hAnsi="Times New Roman" w:cs="Times New Roman"/>
-        </w:rPr>
-        <w:t xml:space="preserve">. </w:t>
-      </w:r>
-      <w:r>
-        <w:rPr>
-          <w:rFonts w:ascii="Times New Roman" w:hAnsi="Times New Roman" w:cs="Times New Roman"/>
-        </w:rPr>
-        <w:t xml:space="preserve">This explanation </w:t>
-      </w:r>
-      <w:r>
-        <w:rPr>
-          <w:rFonts w:ascii="Times New Roman" w:hAnsi="Times New Roman" w:cs="Times New Roman"/>
-        </w:rPr>
-        <w:t xml:space="preserve">could be </w:t>
-      </w:r>
-      <w:r>
-        <w:rPr>
-          <w:rFonts w:ascii="Times New Roman" w:hAnsi="Times New Roman" w:cs="Times New Roman"/>
-        </w:rPr>
-        <w:t>supported by the larger difference in growth rates</w:t>
-      </w:r>
-      <w:r>
-        <w:rPr>
-          <w:rFonts w:ascii="Times New Roman" w:hAnsi="Times New Roman" w:cs="Times New Roman"/>
-        </w:rPr>
-        <w:t xml:space="preserve"> between evolutionary histories</w:t>
-      </w:r>
-      <w:r>
-        <w:rPr>
-          <w:rFonts w:ascii="Times New Roman" w:hAnsi="Times New Roman" w:cs="Times New Roman"/>
-        </w:rPr>
-        <w:t xml:space="preserve"> at the cooler contemporary temperature, as</w:t>
-      </w:r>
-      <w:r>
-        <w:rPr>
-          <w:rFonts w:ascii="Times New Roman" w:hAnsi="Times New Roman" w:cs="Times New Roman"/>
-        </w:rPr>
-        <w:t xml:space="preserve"> rotifers with a cool history are better matched to contemporary conditions</w:t>
-      </w:r>
-      <w:r>
-        <w:rPr>
-          <w:rFonts w:ascii="Times New Roman" w:hAnsi="Times New Roman" w:cs="Times New Roman"/>
-        </w:rPr>
-        <w:t xml:space="preserve"> and the tradeoff swings in the other direction</w:t>
-      </w:r>
-      <w:r>
-        <w:rPr>
-          <w:rFonts w:ascii="Times New Roman" w:hAnsi="Times New Roman" w:cs="Times New Roman"/>
-        </w:rPr>
-        <w:t>.</w:t>
-      </w:r>
-      <w:r>
-        <w:rPr>
-          <w:rFonts w:ascii="Times New Roman" w:hAnsi="Times New Roman" w:cs="Times New Roman"/>
-        </w:rPr>
-        <w:t xml:space="preserve"> Although the three-way interaction between evolutionary history, contemporary temperature, and competition was not statistically significant (</w:t>
+        <w:t>between evolutionary history, contemporary temperature, and competition was not statistically significant (</w:t>
       </w:r>
       <w:r>
         <w:rPr>
@@ -18992,6 +19310,15 @@
         </w:rPr>
         <w:t xml:space="preserve">competitive response between contemporary temperatures, the broader finding remains that evolutionary history shaped intrinsic growth rate in a way that was only revealed in the presence of a competitor. </w:t>
       </w:r>
+    </w:p>
+    <w:p>
+      <w:pPr>
+        <w:spacing w:after="0" w:line="480" w:lineRule="auto"/>
+        <w:ind w:firstLine="720"/>
+        <w:rPr>
+          <w:rFonts w:ascii="Times New Roman" w:hAnsi="Times New Roman" w:cs="Times New Roman"/>
+        </w:rPr>
+      </w:pPr>
       <w:r>
         <w:rPr>
           <w:rFonts w:ascii="Times New Roman" w:hAnsi="Times New Roman" w:cs="Times New Roman"/>
@@ -19002,19 +19329,7 @@
         <w:rPr>
           <w:rFonts w:ascii="Times New Roman" w:hAnsi="Times New Roman" w:cs="Times New Roman"/>
         </w:rPr>
-        <w:t>ogether</w:t>
-      </w:r>
-      <w:r>
-        <w:rPr>
-          <w:rFonts w:ascii="Times New Roman" w:hAnsi="Times New Roman" w:cs="Times New Roman"/>
-        </w:rPr>
-        <w:t xml:space="preserve"> with cross-sectional area</w:t>
-      </w:r>
-      <w:r>
-        <w:rPr>
-          <w:rFonts w:ascii="Times New Roman" w:hAnsi="Times New Roman" w:cs="Times New Roman"/>
-        </w:rPr>
-        <w:t xml:space="preserve">, these two lines of evidence suggest that thermal selection </w:t>
+        <w:t xml:space="preserve">hese two lines of evidence suggest that thermal selection </w:t>
       </w:r>
       <w:r>
         <w:rPr>
@@ -19034,16 +19349,28 @@
         <w:rPr>
           <w:rFonts w:ascii="Times New Roman" w:hAnsi="Times New Roman" w:cs="Times New Roman"/>
         </w:rPr>
-        <w:t xml:space="preserve"> populations that were detectable in the outcome of species interac</w:t>
-      </w:r>
-      <w:commentRangeStart w:id="71"/>
+        <w:t xml:space="preserve"> populations that were detectable in the outcome of </w:t>
+      </w:r>
+      <w:r>
+        <w:rPr>
+          <w:rFonts w:ascii="Times New Roman" w:hAnsi="Times New Roman" w:cs="Times New Roman"/>
+        </w:rPr>
+        <w:t xml:space="preserve">a </w:t>
+      </w:r>
+      <w:r>
+        <w:rPr>
+          <w:rFonts w:ascii="Times New Roman" w:hAnsi="Times New Roman" w:cs="Times New Roman"/>
+        </w:rPr>
+        <w:t>species interac</w:t>
+      </w:r>
+      <w:commentRangeStart w:id="68"/>
       <w:r>
         <w:rPr>
           <w:rFonts w:ascii="Times New Roman" w:hAnsi="Times New Roman" w:cs="Times New Roman"/>
         </w:rPr>
         <w:t>tio</w:t>
       </w:r>
-      <w:commentRangeEnd w:id="71"/>
+      <w:commentRangeEnd w:id="68"/>
       <w:r>
         <w:rPr>
           <w:rStyle w:val="CommentReference"/>
@@ -19051,13 +19378,13 @@
           <w:sz w:val="24"/>
           <w:szCs w:val="24"/>
         </w:rPr>
-        <w:commentReference w:id="71"/>
-      </w:r>
-      <w:r>
-        <w:rPr>
-          <w:rFonts w:ascii="Times New Roman" w:hAnsi="Times New Roman" w:cs="Times New Roman"/>
-        </w:rPr>
-        <w:t>ns</w:t>
+        <w:commentReference w:id="68"/>
+      </w:r>
+      <w:r>
+        <w:rPr>
+          <w:rFonts w:ascii="Times New Roman" w:hAnsi="Times New Roman" w:cs="Times New Roman"/>
+        </w:rPr>
+        <w:t>n</w:t>
       </w:r>
       <w:r>
         <w:rPr>
@@ -19069,7 +19396,19 @@
         <w:rPr>
           <w:rFonts w:ascii="Times New Roman" w:hAnsi="Times New Roman" w:cs="Times New Roman"/>
         </w:rPr>
-        <w:t xml:space="preserve"> It is also possible that smaller body size and faster intrinsic growth rate in rotifers with a cooler history reflect the same underlying life history change rather than two independent evolutionary responses. For example, rotifers that begin reproducing earlier in life may be expected to be smaller at maturity and to drive faster population growth. </w:t>
+        <w:t xml:space="preserve"> </w:t>
+      </w:r>
+      <w:r>
+        <w:rPr>
+          <w:rFonts w:ascii="Times New Roman" w:hAnsi="Times New Roman" w:cs="Times New Roman"/>
+        </w:rPr>
+        <w:t xml:space="preserve">Whether or not body size and growth rate are coupled in their response is difficult to determine. </w:t>
+      </w:r>
+      <w:r>
+        <w:rPr>
+          <w:rFonts w:ascii="Times New Roman" w:hAnsi="Times New Roman" w:cs="Times New Roman"/>
+        </w:rPr>
+        <w:t xml:space="preserve">It is possible that smaller body size and faster intrinsic growth rate in rotifers with a cooler history reflect the same underlying life history change rather than two independent evolutionary responses. For example, rotifers that begin reproducing earlier in life may be expected to be smaller at maturity and to drive faster population growth. </w:t>
       </w:r>
       <w:r>
         <w:rPr>
@@ -19243,14 +19582,7 @@
         <w:rPr>
           <w:rFonts w:ascii="Times New Roman" w:hAnsi="Times New Roman" w:cs="Times New Roman"/>
         </w:rPr>
-        <w:t xml:space="preserve"> for shared resources in this system. The strength and structure of these competitive responses, </w:t>
-      </w:r>
-      <w:r>
-        <w:rPr>
-          <w:rFonts w:ascii="Times New Roman" w:hAnsi="Times New Roman" w:cs="Times New Roman"/>
-        </w:rPr>
-        <w:lastRenderedPageBreak/>
-        <w:t>however, depend</w:t>
+        <w:t xml:space="preserve"> for shared resources in this system. The strength and structure of these competitive responses, however, depend</w:t>
       </w:r>
       <w:r>
         <w:rPr>
@@ -19388,7 +19720,14 @@
         <w:rPr>
           <w:rFonts w:ascii="Times New Roman" w:hAnsi="Times New Roman" w:cs="Times New Roman"/>
         </w:rPr>
-        <w:t xml:space="preserve">One possible explanation for this pattern is that elevated temperature increased per-capita resource demand in both species. Each individual at 30 °C </w:t>
+        <w:t xml:space="preserve">One possible explanation for this pattern is </w:t>
+      </w:r>
+      <w:r>
+        <w:rPr>
+          <w:rFonts w:ascii="Times New Roman" w:hAnsi="Times New Roman" w:cs="Times New Roman"/>
+        </w:rPr>
+        <w:lastRenderedPageBreak/>
+        <w:t xml:space="preserve">that elevated temperature increased per-capita resource demand in both species. Each individual at 30 °C </w:t>
       </w:r>
       <w:r>
         <w:rPr>
@@ -19396,14 +19735,14 @@
         </w:rPr>
         <w:t xml:space="preserve">might </w:t>
       </w:r>
-      <w:commentRangeStart w:id="72"/>
+      <w:commentRangeStart w:id="69"/>
       <w:r>
         <w:rPr>
           <w:rFonts w:ascii="Times New Roman" w:hAnsi="Times New Roman" w:cs="Times New Roman"/>
         </w:rPr>
         <w:t xml:space="preserve">consume bacteria </w:t>
       </w:r>
-      <w:commentRangeEnd w:id="72"/>
+      <w:commentRangeEnd w:id="69"/>
       <w:r>
         <w:rPr>
           <w:rStyle w:val="CommentReference"/>
@@ -19411,7 +19750,7 @@
           <w:sz w:val="24"/>
           <w:szCs w:val="24"/>
         </w:rPr>
-        <w:commentReference w:id="72"/>
+        <w:commentReference w:id="69"/>
       </w:r>
       <w:r>
         <w:rPr>
@@ -19718,14 +20057,7 @@
         <w:rPr>
           <w:rFonts w:ascii="Times New Roman" w:hAnsi="Times New Roman" w:cs="Times New Roman"/>
         </w:rPr>
-        <w:t xml:space="preserve">room for additional interspecific competitive </w:t>
-      </w:r>
-      <w:r>
-        <w:rPr>
-          <w:rFonts w:ascii="Times New Roman" w:hAnsi="Times New Roman" w:cs="Times New Roman"/>
-        </w:rPr>
-        <w:lastRenderedPageBreak/>
-        <w:t xml:space="preserve">effect </w:t>
+        <w:t xml:space="preserve">room for additional interspecific competitive effect </w:t>
       </w:r>
       <w:r>
         <w:rPr>
@@ -19733,14 +20065,14 @@
         </w:rPr>
         <w:t xml:space="preserve">at that temperature, whereas the weaker intraspecific suppression at 25 °C enables a much stronger interspecific competitive </w:t>
       </w:r>
-      <w:commentRangeStart w:id="73"/>
+      <w:commentRangeStart w:id="70"/>
       <w:r>
         <w:rPr>
           <w:rFonts w:ascii="Times New Roman" w:hAnsi="Times New Roman" w:cs="Times New Roman"/>
         </w:rPr>
         <w:t>effect</w:t>
       </w:r>
-      <w:commentRangeEnd w:id="73"/>
+      <w:commentRangeEnd w:id="70"/>
       <w:r>
         <w:rPr>
           <w:rStyle w:val="CommentReference"/>
@@ -19748,7 +20080,7 @@
           <w:sz w:val="24"/>
           <w:szCs w:val="24"/>
         </w:rPr>
-        <w:commentReference w:id="73"/>
+        <w:commentReference w:id="70"/>
       </w:r>
       <w:r>
         <w:rPr>
@@ -19832,7 +20164,14 @@
         <w:rPr>
           <w:rFonts w:ascii="Times New Roman" w:hAnsi="Times New Roman" w:cs="Times New Roman"/>
         </w:rPr>
-        <w:t xml:space="preserve">Together, these patterns indicate that the strength of competition between </w:t>
+        <w:t xml:space="preserve">Together, these patterns indicate that the strength of competition </w:t>
+      </w:r>
+      <w:r>
+        <w:rPr>
+          <w:rFonts w:ascii="Times New Roman" w:hAnsi="Times New Roman" w:cs="Times New Roman"/>
+        </w:rPr>
+        <w:lastRenderedPageBreak/>
+        <w:t xml:space="preserve">between </w:t>
       </w:r>
       <w:r>
         <w:rPr>
@@ -19958,8 +20297,8 @@
         </w:rPr>
         <w:t xml:space="preserve">indicating the presence of an </w:t>
       </w:r>
-      <w:commentRangeStart w:id="74"/>
-      <w:commentRangeStart w:id="75"/>
+      <w:commentRangeStart w:id="71"/>
+      <w:commentRangeStart w:id="72"/>
       <w:r>
         <w:rPr>
           <w:rFonts w:ascii="Times New Roman" w:hAnsi="Times New Roman" w:cs="Times New Roman"/>
@@ -19972,7 +20311,7 @@
         </w:rPr>
         <w:t xml:space="preserve"> </w:t>
       </w:r>
-      <w:commentRangeEnd w:id="74"/>
+      <w:commentRangeEnd w:id="71"/>
       <w:r>
         <w:rPr>
           <w:rStyle w:val="CommentReference"/>
@@ -19980,9 +20319,9 @@
           <w:sz w:val="24"/>
           <w:szCs w:val="24"/>
         </w:rPr>
-        <w:commentReference w:id="74"/>
-      </w:r>
-      <w:commentRangeEnd w:id="75"/>
+        <w:commentReference w:id="71"/>
+      </w:r>
+      <w:commentRangeEnd w:id="72"/>
       <w:r>
         <w:rPr>
           <w:rStyle w:val="CommentReference"/>
@@ -19990,7 +20329,7 @@
           <w:sz w:val="24"/>
           <w:szCs w:val="24"/>
         </w:rPr>
-        <w:commentReference w:id="75"/>
+        <w:commentReference w:id="72"/>
       </w:r>
       <w:r>
         <w:rPr>
@@ -20052,14 +20391,14 @@
         </w:rPr>
         <w:t xml:space="preserve">Rotifers feed by beating a ring of cilia called a corona near their oral groove to produce vortices in the water around their mouth. These vortices catch small particles, including detritus and bacteria. If deemed edible, these particles are shuttled to the mouth for ingestion. </w:t>
       </w:r>
-      <w:commentRangeStart w:id="76"/>
+      <w:commentRangeStart w:id="73"/>
       <w:r>
         <w:rPr>
           <w:rFonts w:ascii="Times New Roman" w:hAnsi="Times New Roman" w:cs="Times New Roman"/>
         </w:rPr>
         <w:t>The rate at which a rotifer can clear the water around them of food (clearance rate) scales with their body size</w:t>
       </w:r>
-      <w:commentRangeEnd w:id="76"/>
+      <w:commentRangeEnd w:id="73"/>
       <w:r>
         <w:rPr>
           <w:rStyle w:val="CommentReference"/>
@@ -20067,7 +20406,7 @@
           <w:sz w:val="24"/>
           <w:szCs w:val="24"/>
         </w:rPr>
-        <w:commentReference w:id="76"/>
+        <w:commentReference w:id="73"/>
       </w:r>
       <w:r>
         <w:rPr>
@@ -20117,14 +20456,14 @@
         </w:rPr>
         <w:t xml:space="preserve">had no detectable effect on growth rate because resources were </w:t>
       </w:r>
-      <w:commentRangeStart w:id="77"/>
+      <w:commentRangeStart w:id="74"/>
       <w:r>
         <w:rPr>
           <w:rFonts w:ascii="Times New Roman" w:hAnsi="Times New Roman" w:cs="Times New Roman"/>
         </w:rPr>
         <w:t xml:space="preserve">sufficiently abundant </w:t>
       </w:r>
-      <w:commentRangeEnd w:id="77"/>
+      <w:commentRangeEnd w:id="74"/>
       <w:r>
         <w:rPr>
           <w:rStyle w:val="CommentReference"/>
@@ -20132,7 +20471,7 @@
           <w:sz w:val="24"/>
           <w:szCs w:val="24"/>
         </w:rPr>
-        <w:commentReference w:id="77"/>
+        <w:commentReference w:id="74"/>
       </w:r>
       <w:r>
         <w:rPr>
@@ -20144,14 +20483,7 @@
         <w:rPr>
           <w:rFonts w:ascii="Times New Roman" w:hAnsi="Times New Roman" w:cs="Times New Roman"/>
         </w:rPr>
-        <w:t xml:space="preserve">, </w:t>
-      </w:r>
-      <w:r>
-        <w:rPr>
-          <w:rFonts w:ascii="Times New Roman" w:hAnsi="Times New Roman" w:cs="Times New Roman"/>
-        </w:rPr>
-        <w:lastRenderedPageBreak/>
-        <w:t>consistent with the expectation that competitive effects only manifest when shared resources become limiting (Tilman, 1982)</w:t>
+        <w:t>, consistent with the expectation that competitive effects only manifest when shared resources become limiting (Tilman, 1982)</w:t>
       </w:r>
       <w:r>
         <w:rPr>
@@ -20220,7 +20552,14 @@
         <w:rPr>
           <w:rFonts w:ascii="Times New Roman" w:hAnsi="Times New Roman" w:cs="Times New Roman"/>
         </w:rPr>
-        <w:t xml:space="preserve">. First, clearance rate differences between evolutionary histories would be expected to affect crowding coefficients as rotifer populations approached equilibrium even in the absence of competitors, but no such effect was detected. Second, the </w:t>
+        <w:t xml:space="preserve">. First, clearance rate differences between evolutionary histories would be expected to affect crowding coefficients as rotifer populations approached equilibrium even in the absence of </w:t>
+      </w:r>
+      <w:r>
+        <w:rPr>
+          <w:rFonts w:ascii="Times New Roman" w:hAnsi="Times New Roman" w:cs="Times New Roman"/>
+        </w:rPr>
+        <w:lastRenderedPageBreak/>
+        <w:t xml:space="preserve">competitors, but no such effect was detected. Second, the </w:t>
       </w:r>
       <w:r>
         <w:rPr>
@@ -20272,14 +20611,14 @@
         </w:rPr>
         <w:t xml:space="preserve"> growth, crowding, or realized equ</w:t>
       </w:r>
-      <w:commentRangeStart w:id="78"/>
+      <w:commentRangeStart w:id="75"/>
       <w:r>
         <w:rPr>
           <w:rFonts w:ascii="Times New Roman" w:hAnsi="Times New Roman" w:cs="Times New Roman"/>
         </w:rPr>
         <w:t>ilib</w:t>
       </w:r>
-      <w:commentRangeEnd w:id="78"/>
+      <w:commentRangeEnd w:id="75"/>
       <w:r>
         <w:rPr>
           <w:rStyle w:val="CommentReference"/>
@@ -20287,7 +20626,7 @@
           <w:sz w:val="24"/>
           <w:szCs w:val="24"/>
         </w:rPr>
-        <w:commentReference w:id="78"/>
+        <w:commentReference w:id="75"/>
       </w:r>
       <w:r>
         <w:rPr>
@@ -20528,14 +20867,7 @@
         <w:rPr>
           <w:rFonts w:ascii="Times New Roman" w:hAnsi="Times New Roman" w:cs="Times New Roman"/>
         </w:rPr>
-        <w:t xml:space="preserve">haum et </w:t>
-      </w:r>
-      <w:r>
-        <w:rPr>
-          <w:rFonts w:ascii="Times New Roman" w:hAnsi="Times New Roman" w:cs="Times New Roman"/>
-        </w:rPr>
-        <w:lastRenderedPageBreak/>
-        <w:t>al., 2018), these results provide a more controlled test of whether thermal adaptation alone is sufficient to reshape competitive interactions on short timescales</w:t>
+        <w:t>haum et al., 2018), these results provide a more controlled test of whether thermal adaptation alone is sufficient to reshape competitive interactions on short timescales</w:t>
       </w:r>
       <w:r>
         <w:rPr>
@@ -20617,7 +20949,14 @@
         <w:rPr>
           <w:rFonts w:ascii="Times New Roman" w:hAnsi="Times New Roman" w:cs="Times New Roman"/>
         </w:rPr>
-        <w:t xml:space="preserve"> leaf water community in which this competition is embedded and for broader questions about how rapid evolution shapes community level responses to climate change.</w:t>
+        <w:t xml:space="preserve"> leaf water community in which this competition is embedded and for </w:t>
+      </w:r>
+      <w:r>
+        <w:rPr>
+          <w:rFonts w:ascii="Times New Roman" w:hAnsi="Times New Roman" w:cs="Times New Roman"/>
+        </w:rPr>
+        <w:lastRenderedPageBreak/>
+        <w:t>broader questions about how rapid evolution shapes community level responses to climate change.</w:t>
       </w:r>
       <w:r>
         <w:rPr>
@@ -36695,7 +37034,7 @@
           <w:noProof/>
         </w:rPr>
         <w:drawing>
-          <wp:inline distT="0" distB="0" distL="0" distR="0" wp14:anchorId="1A248F7F" wp14:editId="716EE0FD">
+          <wp:inline distT="0" distB="0" distL="0" distR="0" wp14:anchorId="1A248F7F" wp14:editId="0D9F8D26">
             <wp:extent cx="8329015" cy="4513478"/>
             <wp:effectExtent l="0" t="0" r="0" b="1905"/>
             <wp:docPr id="37637142" name="Picture 9"/>
@@ -36928,7 +37267,7 @@
           <w:noProof/>
         </w:rPr>
         <w:drawing>
-          <wp:inline distT="0" distB="0" distL="0" distR="0" wp14:anchorId="42C5893A" wp14:editId="1CB546EE">
+          <wp:inline distT="0" distB="0" distL="0" distR="0" wp14:anchorId="42C5893A" wp14:editId="18C30B92">
             <wp:extent cx="8237551" cy="4465185"/>
             <wp:effectExtent l="0" t="0" r="0" b="0"/>
             <wp:docPr id="1767646510" name="Picture 4"/>
@@ -37155,7 +37494,7 @@
           <w:noProof/>
         </w:rPr>
         <w:drawing>
-          <wp:inline distT="0" distB="0" distL="0" distR="0" wp14:anchorId="0CD37013" wp14:editId="10977020">
+          <wp:inline distT="0" distB="0" distL="0" distR="0" wp14:anchorId="0CD37013" wp14:editId="66B3BF69">
             <wp:extent cx="8014915" cy="4344504"/>
             <wp:effectExtent l="0" t="0" r="5715" b="0"/>
             <wp:docPr id="771314410" name="Picture 5"/>
@@ -38038,7 +38377,7 @@
       </w:r>
     </w:p>
   </w:comment>
-  <w:comment w:id="46" w:author="terHorst, Casey P" w:date="2026-06-02T11:26:00Z" w:initials="tCP">
+  <w:comment w:id="47" w:author="terHorst, Casey P" w:date="2026-06-02T11:52:00Z" w:initials="tCP">
     <w:p>
       <w:pPr>
         <w:pStyle w:val="CommentText"/>
@@ -38050,11 +38389,11 @@
         <w:annotationRef/>
       </w:r>
       <w:r>
-        <w:t>I can’t remember if you measured traits at the beginning of the experiment or just at the end. If you have initial data, we should think about incorporating that?</w:t>
+        <w:t>How many replicates? Or the original 10 cultures are the replicates? Point that out somewhere</w:t>
       </w:r>
     </w:p>
   </w:comment>
-  <w:comment w:id="47" w:author="Mendelson, Alex" w:date="2026-06-04T11:17:00Z" w:initials="AM">
+  <w:comment w:id="48" w:author="Casey terHorst" w:date="2026-06-18T14:04:00Z" w:initials="CPT">
     <w:p>
       <w:pPr>
         <w:pStyle w:val="CommentText"/>
@@ -38066,11 +38405,11 @@
         <w:annotationRef/>
       </w:r>
       <w:r>
-        <w:t>I don’t have initial size data for these mixed cultures, because they’re essentially an equal mix of all 17 clones and I have data for those clones. I think at the time we decided I could compare the previously-measured average size of all clones to the final size data from this. Not sure if that would be a fair comparison though.</w:t>
+        <w:t>Move this to the Methods with the other equation</w:t>
       </w:r>
     </w:p>
   </w:comment>
-  <w:comment w:id="48" w:author="Casey terHorst" w:date="2026-06-18T12:58:00Z" w:initials="CPT">
+  <w:comment w:id="49" w:author="terHorst, Casey P" w:date="2026-06-02T11:30:00Z" w:initials="tCP">
     <w:p>
       <w:pPr>
         <w:pStyle w:val="CommentText"/>
@@ -38082,11 +38421,11 @@
         <w:annotationRef/>
       </w:r>
       <w:r>
-        <w:t>I think that would still be somewhat useful…Cuz then instead of just saying that diff treatments evolved differently, you could say, oh this treatment grew faster/slower than before</w:t>
+        <w:t>Slightly confusing because this comp treatment is slightly different than above (I think?), so you should point that out</w:t>
       </w:r>
     </w:p>
   </w:comment>
-  <w:comment w:id="50" w:author="terHorst, Casey P" w:date="2026-06-02T11:52:00Z" w:initials="tCP">
+  <w:comment w:id="50" w:author="terHorst, Casey P" w:date="2026-06-02T11:32:00Z" w:initials="tCP">
     <w:p>
       <w:pPr>
         <w:pStyle w:val="CommentText"/>
@@ -38098,11 +38437,11 @@
         <w:annotationRef/>
       </w:r>
       <w:r>
-        <w:t>How many replicates? Or the original 10 cultures are the replicates? Point that out somewhere</w:t>
+        <w:t>Maybe explain what the levels are for the rotifer measures above?</w:t>
       </w:r>
     </w:p>
   </w:comment>
-  <w:comment w:id="51" w:author="Casey terHorst" w:date="2026-06-18T14:04:00Z" w:initials="CPT">
+  <w:comment w:id="54" w:author="Casey terHorst" w:date="2026-06-18T13:36:00Z" w:initials="CPT">
     <w:p>
       <w:pPr>
         <w:pStyle w:val="CommentText"/>
@@ -38114,11 +38453,11 @@
         <w:annotationRef/>
       </w:r>
       <w:r>
-        <w:t>Move this to the Methods with the other equation</w:t>
+        <w:t>Compare to average size of clones before experiment. Did they all get smaller and these got smaller faster? Or did treatments go in different directions?</w:t>
       </w:r>
     </w:p>
   </w:comment>
-  <w:comment w:id="52" w:author="terHorst, Casey P" w:date="2026-06-02T11:30:00Z" w:initials="tCP">
+  <w:comment w:id="51" w:author="terHorst, Casey P" w:date="2026-06-02T11:47:00Z" w:initials="tCP">
     <w:p>
       <w:pPr>
         <w:pStyle w:val="CommentText"/>
@@ -38130,11 +38469,11 @@
         <w:annotationRef/>
       </w:r>
       <w:r>
-        <w:t>Slightly confusing because this comp treatment is slightly different than above (I think?), so you should point that out</w:t>
+        <w:t>Make this into a separate graf, cuz I need to know about all of the non-sig effects and interactions, etc</w:t>
       </w:r>
     </w:p>
   </w:comment>
-  <w:comment w:id="53" w:author="terHorst, Casey P" w:date="2026-06-02T11:32:00Z" w:initials="tCP">
+  <w:comment w:id="52" w:author="Mendelson, Alex" w:date="2026-06-14T09:15:00Z" w:initials="AM">
     <w:p>
       <w:pPr>
         <w:pStyle w:val="CommentText"/>
@@ -38146,11 +38485,11 @@
         <w:annotationRef/>
       </w:r>
       <w:r>
-        <w:t>Maybe explain what the levels are for the rotifer measures above?</w:t>
+        <w:t>This was just a 1-way ANOVA, so no other effects to report. The size measurements were taken at the end of the evolution period on the day the competition experiment was established. I really wish I would have imaged the replicates at the end of the experiment, definitely an oversight. I think I was being lazy since at that point I had the n.s. size results for the Ch. 1 experiment, and found it unlikely that there would be a size difference here (but, alas).</w:t>
       </w:r>
     </w:p>
   </w:comment>
-  <w:comment w:id="57" w:author="Casey terHorst" w:date="2026-06-18T13:36:00Z" w:initials="CPT">
+  <w:comment w:id="53" w:author="Casey terHorst" w:date="2026-06-18T13:17:00Z" w:initials="CPT">
     <w:p>
       <w:pPr>
         <w:pStyle w:val="CommentText"/>
@@ -38162,11 +38501,11 @@
         <w:annotationRef/>
       </w:r>
       <w:r>
-        <w:t>Compare to average size of clones before experiment. Did they all get smaller and these got smaller faster? Or did treatments go in different directions?</w:t>
+        <w:t>Ok, but then adjust the stats in the methods, cuz it says you did a 3-way anova</w:t>
       </w:r>
     </w:p>
   </w:comment>
-  <w:comment w:id="54" w:author="terHorst, Casey P" w:date="2026-06-02T11:47:00Z" w:initials="tCP">
+  <w:comment w:id="55" w:author="Casey terHorst" w:date="2026-06-18T13:38:00Z" w:initials="CPT">
     <w:p>
       <w:pPr>
         <w:pStyle w:val="CommentText"/>
@@ -38178,11 +38517,11 @@
         <w:annotationRef/>
       </w:r>
       <w:r>
-        <w:t>Make this into a separate graf, cuz I need to know about all of the non-sig effects and interactions, etc</w:t>
+        <w:t>Compare thee to average data from before too?</w:t>
       </w:r>
     </w:p>
   </w:comment>
-  <w:comment w:id="55" w:author="Mendelson, Alex" w:date="2026-06-14T09:15:00Z" w:initials="AM">
+  <w:comment w:id="56" w:author="Mendelson, Alex" w:date="2026-06-28T10:21:00Z" w:initials="AM">
     <w:p>
       <w:pPr>
         <w:pStyle w:val="CommentText"/>
@@ -38194,11 +38533,11 @@
         <w:annotationRef/>
       </w:r>
       <w:r>
-        <w:t>This was just a 1-way ANOVA, so no other effects to report. The size measurements were taken at the end of the evolution period on the day the competition experiment was established. I really wish I would have imaged the replicates at the end of the experiment, definitely an oversight. I think I was being lazy since at that point I had the n.s. size results for the Ch. 1 experiment, and found it unlikely that there would be a size difference here (but, alas).</w:t>
+        <w:t>Prev. growth measurement was mumax not r</w:t>
       </w:r>
     </w:p>
   </w:comment>
-  <w:comment w:id="56" w:author="Casey terHorst" w:date="2026-06-18T13:17:00Z" w:initials="CPT">
+  <w:comment w:id="58" w:author="Casey terHorst" w:date="2026-06-18T13:40:00Z" w:initials="CPT">
     <w:p>
       <w:pPr>
         <w:pStyle w:val="CommentText"/>
@@ -38210,11 +38549,11 @@
         <w:annotationRef/>
       </w:r>
       <w:r>
-        <w:t>Ok, but then adjust the stats in the methods, cuz it says you did a 3-way anova</w:t>
+        <w:t>I don’t think you can interpret this main effect given that it’s involved in the interaction above</w:t>
       </w:r>
     </w:p>
   </w:comment>
-  <w:comment w:id="58" w:author="Casey terHorst" w:date="2026-06-18T13:38:00Z" w:initials="CPT">
+  <w:comment w:id="59" w:author="Casey terHorst" w:date="2026-06-18T13:40:00Z" w:initials="CPT">
     <w:p>
       <w:pPr>
         <w:pStyle w:val="CommentText"/>
@@ -38226,11 +38565,19 @@
         <w:annotationRef/>
       </w:r>
       <w:r>
-        <w:t>Compare thee to average data from before too?</w:t>
+        <w:t>Are you saying competition had a stronger effect? Isn’t this the same result as he previous graf, just stated in a different way? But maybe I’m confused cuz the stats are different</w:t>
+      </w:r>
+    </w:p>
+    <w:p>
+      <w:pPr>
+        <w:pStyle w:val="CommentText"/>
+      </w:pPr>
+      <w:r>
+        <w:t>Oh wait, this is comp temp, but above is historical temp? I think? Make that clearer here</w:t>
       </w:r>
     </w:p>
   </w:comment>
-  <w:comment w:id="59" w:author="Mendelson, Alex" w:date="2026-06-28T10:21:00Z" w:initials="AM">
+  <w:comment w:id="60" w:author="terHorst, Casey P" w:date="2026-06-02T11:58:00Z" w:initials="tCP">
     <w:p>
       <w:pPr>
         <w:pStyle w:val="CommentText"/>
@@ -38242,11 +38589,11 @@
         <w:annotationRef/>
       </w:r>
       <w:r>
-        <w:t>Prev. growth measurement was mumax not r</w:t>
+        <w:t>Be sure to address this in the Discussion if you haven’t already. There’s an additional indirect effect here in that change in temp results in more intraspecific comp</w:t>
       </w:r>
     </w:p>
   </w:comment>
-  <w:comment w:id="61" w:author="Casey terHorst" w:date="2026-06-18T13:40:00Z" w:initials="CPT">
+  <w:comment w:id="61" w:author="Mendelson, Alex" w:date="2026-06-14T09:18:00Z" w:initials="AM">
     <w:p>
       <w:pPr>
         <w:pStyle w:val="CommentText"/>
@@ -38258,11 +38605,20 @@
         <w:annotationRef/>
       </w:r>
       <w:r>
-        <w:t>I don’t think you can interpret this main effect given that it’s involved in the interaction above</w:t>
+        <w:t>1</w:t>
+      </w:r>
+      <w:r>
+        <w:rPr>
+          <w:vertAlign w:val="superscript"/>
+        </w:rPr>
+        <w:t>st</w:t>
+      </w:r>
+      <w:r>
+        <w:t xml:space="preserve"> paragraph under discussion heading “Competition between H. rosa and Tetrahymena”</w:t>
       </w:r>
     </w:p>
   </w:comment>
-  <w:comment w:id="62" w:author="Casey terHorst" w:date="2026-06-18T13:40:00Z" w:initials="CPT">
+  <w:comment w:id="62" w:author="terHorst, Casey P" w:date="2026-06-02T12:02:00Z" w:initials="tCP">
     <w:p>
       <w:pPr>
         <w:pStyle w:val="CommentText"/>
@@ -38274,19 +38630,27 @@
         <w:annotationRef/>
       </w:r>
       <w:r>
-        <w:t>Are you saying competition had a stronger effect? Isn’t this the same result as he previous graf, just stated in a different way? But maybe I’m confused cuz the stats are different</w:t>
-      </w:r>
-    </w:p>
+        <w:t>This is so nicely succinct. I wish a similar or same sentence was in the Intro</w:t>
+      </w:r>
+    </w:p>
+  </w:comment>
+  <w:comment w:id="63" w:author="Casey terHorst" w:date="2026-06-18T13:52:00Z" w:initials="CPT">
     <w:p>
       <w:pPr>
         <w:pStyle w:val="CommentText"/>
       </w:pPr>
       <w:r>
-        <w:t>Oh wait, this is comp temp, but above is historical temp? I think? Make that clearer here</w:t>
+        <w:rPr>
+          <w:rStyle w:val="CommentReference"/>
+        </w:rPr>
+        <w:annotationRef/>
+      </w:r>
+      <w:r>
+        <w:t>But don’t you also want to say that this evolution affects their comp ability with protists?</w:t>
       </w:r>
     </w:p>
   </w:comment>
-  <w:comment w:id="63" w:author="terHorst, Casey P" w:date="2026-06-02T11:58:00Z" w:initials="tCP">
+  <w:comment w:id="64" w:author="terHorst, Casey P" w:date="2026-06-02T12:06:00Z" w:initials="tCP">
     <w:p>
       <w:pPr>
         <w:pStyle w:val="CommentText"/>
@@ -38298,11 +38662,11 @@
         <w:annotationRef/>
       </w:r>
       <w:r>
-        <w:t>Be sure to address this in the Discussion if you haven’t already. There’s an additional indirect effect here in that change in temp results in more intraspecific comp</w:t>
+        <w:t>Point out what it is more clearly</w:t>
       </w:r>
     </w:p>
   </w:comment>
-  <w:comment w:id="64" w:author="Mendelson, Alex" w:date="2026-06-14T09:18:00Z" w:initials="AM">
+  <w:comment w:id="65" w:author="terHorst, Casey P" w:date="2026-06-02T12:06:00Z" w:initials="tCP">
     <w:p>
       <w:pPr>
         <w:pStyle w:val="CommentText"/>
@@ -38314,20 +38678,11 @@
         <w:annotationRef/>
       </w:r>
       <w:r>
-        <w:t>1</w:t>
-      </w:r>
-      <w:r>
-        <w:rPr>
-          <w:vertAlign w:val="superscript"/>
-        </w:rPr>
-        <w:t>st</w:t>
-      </w:r>
-      <w:r>
-        <w:t xml:space="preserve"> paragraph under discussion heading “Competition between H. rosa and Tetrahymena”</w:t>
+        <w:t>What do you mean by supported evolution. Awkward phrasing</w:t>
       </w:r>
     </w:p>
   </w:comment>
-  <w:comment w:id="65" w:author="terHorst, Casey P" w:date="2026-06-02T12:02:00Z" w:initials="tCP">
+  <w:comment w:id="66" w:author="Casey terHorst" w:date="2026-06-18T13:57:00Z" w:initials="CPT">
     <w:p>
       <w:pPr>
         <w:pStyle w:val="CommentText"/>
@@ -38339,11 +38694,11 @@
         <w:annotationRef/>
       </w:r>
       <w:r>
-        <w:t>This is so nicely succinct. I wish a similar or same sentence was in the Intro</w:t>
+        <w:t>Maybe rephrase to say 80% hatched during this period</w:t>
       </w:r>
     </w:p>
   </w:comment>
-  <w:comment w:id="66" w:author="Casey terHorst" w:date="2026-06-18T13:52:00Z" w:initials="CPT">
+  <w:comment w:id="67" w:author="terHorst, Casey P" w:date="2026-06-02T12:14:00Z" w:initials="tCP">
     <w:p>
       <w:pPr>
         <w:pStyle w:val="CommentText"/>
@@ -38355,11 +38710,11 @@
         <w:annotationRef/>
       </w:r>
       <w:r>
-        <w:t>But don’t you also want to say that this evolution affects their comp ability with protists?</w:t>
+        <w:t>Although I think you want to discuss this result. It seems like there IS a difference between temps, but there isn’t enough statistical power to detect it. Describe how the pattern is different at each temp (I think you report this accurately in the results, but you want to get into the well yeah but in the discussion)</w:t>
       </w:r>
     </w:p>
   </w:comment>
-  <w:comment w:id="67" w:author="terHorst, Casey P" w:date="2026-06-02T12:06:00Z" w:initials="tCP">
+  <w:comment w:id="68" w:author="Casey terHorst" w:date="2026-06-18T13:58:00Z" w:initials="CPT">
     <w:p>
       <w:pPr>
         <w:pStyle w:val="CommentText"/>
@@ -38371,11 +38726,11 @@
         <w:annotationRef/>
       </w:r>
       <w:r>
-        <w:t>Point out what it is more clearly</w:t>
+        <w:t>Could it be that smaller size and faster growth rates are related? For example, rotifers could be reproducing at early ages, which would result in faster growth and smaller size overall?</w:t>
       </w:r>
     </w:p>
   </w:comment>
-  <w:comment w:id="68" w:author="terHorst, Casey P" w:date="2026-06-02T12:06:00Z" w:initials="tCP">
+  <w:comment w:id="69" w:author="terHorst, Casey P" w:date="2026-06-02T12:18:00Z" w:initials="tCP">
     <w:p>
       <w:pPr>
         <w:pStyle w:val="CommentText"/>
@@ -38387,11 +38742,11 @@
         <w:annotationRef/>
       </w:r>
       <w:r>
-        <w:t>What do you mean by supported evolution. Awkward phrasing</w:t>
+        <w:t>It sounds like you’re stating this as fact, but make sure to use “may” or “might” to indicate that it’s speculation</w:t>
       </w:r>
     </w:p>
   </w:comment>
-  <w:comment w:id="69" w:author="Casey terHorst" w:date="2026-06-18T13:57:00Z" w:initials="CPT">
+  <w:comment w:id="70" w:author="terHorst, Casey P" w:date="2026-06-02T12:22:00Z" w:initials="tCP">
     <w:p>
       <w:pPr>
         <w:pStyle w:val="CommentText"/>
@@ -38403,11 +38758,11 @@
         <w:annotationRef/>
       </w:r>
       <w:r>
-        <w:t>Maybe rephrase to say 80% hatched during this period</w:t>
+        <w:t>Maybe less inter results in more inter, so overall comp is the same?</w:t>
       </w:r>
     </w:p>
   </w:comment>
-  <w:comment w:id="70" w:author="terHorst, Casey P" w:date="2026-06-02T12:14:00Z" w:initials="tCP">
+  <w:comment w:id="71" w:author="terHorst, Casey P" w:date="2026-06-02T12:28:00Z" w:initials="tCP">
     <w:p>
       <w:pPr>
         <w:pStyle w:val="CommentText"/>
@@ -38419,11 +38774,11 @@
         <w:annotationRef/>
       </w:r>
       <w:r>
-        <w:t>Although I think you want to discuss this result. It seems like there IS a difference between temps, but there isn’t enough statistical power to detect it. Describe how the pattern is different at each temp (I think you report this accurately in the results, but you want to get into the well yeah but in the discussion)</w:t>
+        <w:t>I don’t get where the competition comes in here</w:t>
       </w:r>
     </w:p>
   </w:comment>
-  <w:comment w:id="71" w:author="Casey terHorst" w:date="2026-06-18T13:58:00Z" w:initials="CPT">
+  <w:comment w:id="72" w:author="Mendelson, Alex" w:date="2026-06-04T11:31:00Z" w:initials="AM">
     <w:p>
       <w:pPr>
         <w:pStyle w:val="CommentText"/>
@@ -38435,11 +38790,11 @@
         <w:annotationRef/>
       </w:r>
       <w:r>
-        <w:t>Could it be that smaller size and faster growth rates are related? For example, rotifers could be reproducing at early ages, which would result in faster growth and smaller size overall?</w:t>
+        <w:t>Was missing “during competition”</w:t>
       </w:r>
     </w:p>
   </w:comment>
-  <w:comment w:id="72" w:author="terHorst, Casey P" w:date="2026-06-02T12:18:00Z" w:initials="tCP">
+  <w:comment w:id="73" w:author="terHorst, Casey P" w:date="2026-06-02T12:29:00Z" w:initials="tCP">
     <w:p>
       <w:pPr>
         <w:pStyle w:val="CommentText"/>
@@ -38451,11 +38806,11 @@
         <w:annotationRef/>
       </w:r>
       <w:r>
-        <w:t>It sounds like you’re stating this as fact, but make sure to use “may” or “might” to indicate that it’s speculation</w:t>
+        <w:t>Already said above, but maybe better to say here instead</w:t>
       </w:r>
     </w:p>
   </w:comment>
-  <w:comment w:id="73" w:author="terHorst, Casey P" w:date="2026-06-02T12:22:00Z" w:initials="tCP">
+  <w:comment w:id="74" w:author="terHorst, Casey P" w:date="2026-06-02T12:30:00Z" w:initials="tCP">
     <w:p>
       <w:pPr>
         <w:pStyle w:val="CommentText"/>
@@ -38467,78 +38822,14 @@
         <w:annotationRef/>
       </w:r>
       <w:r>
-        <w:t>Maybe less inter results in more inter, so overall comp is the same?</w:t>
+        <w:t>Maybe address other studies that show that comp only matters at low resources</w:t>
+      </w:r>
+      <w:r>
+        <w:t>. Hmm, which I guess is maybe the definition of competition, so it’s more that the presence of competitors only leads to competition when resources are limiting</w:t>
       </w:r>
     </w:p>
   </w:comment>
-  <w:comment w:id="74" w:author="terHorst, Casey P" w:date="2026-06-02T12:28:00Z" w:initials="tCP">
-    <w:p>
-      <w:pPr>
-        <w:pStyle w:val="CommentText"/>
-      </w:pPr>
-      <w:r>
-        <w:rPr>
-          <w:rStyle w:val="CommentReference"/>
-        </w:rPr>
-        <w:annotationRef/>
-      </w:r>
-      <w:r>
-        <w:t>I don’t get where the competition comes in here</w:t>
-      </w:r>
-    </w:p>
-  </w:comment>
-  <w:comment w:id="75" w:author="Mendelson, Alex" w:date="2026-06-04T11:31:00Z" w:initials="AM">
-    <w:p>
-      <w:pPr>
-        <w:pStyle w:val="CommentText"/>
-      </w:pPr>
-      <w:r>
-        <w:rPr>
-          <w:rStyle w:val="CommentReference"/>
-        </w:rPr>
-        <w:annotationRef/>
-      </w:r>
-      <w:r>
-        <w:t>Was missing “during competition”</w:t>
-      </w:r>
-    </w:p>
-  </w:comment>
-  <w:comment w:id="76" w:author="terHorst, Casey P" w:date="2026-06-02T12:29:00Z" w:initials="tCP">
-    <w:p>
-      <w:pPr>
-        <w:pStyle w:val="CommentText"/>
-      </w:pPr>
-      <w:r>
-        <w:rPr>
-          <w:rStyle w:val="CommentReference"/>
-        </w:rPr>
-        <w:annotationRef/>
-      </w:r>
-      <w:r>
-        <w:t>Already said above, but maybe better to say here instead</w:t>
-      </w:r>
-    </w:p>
-  </w:comment>
-  <w:comment w:id="77" w:author="terHorst, Casey P" w:date="2026-06-02T12:30:00Z" w:initials="tCP">
-    <w:p>
-      <w:pPr>
-        <w:pStyle w:val="CommentText"/>
-      </w:pPr>
-      <w:r>
-        <w:rPr>
-          <w:rStyle w:val="CommentReference"/>
-        </w:rPr>
-        <w:annotationRef/>
-      </w:r>
-      <w:r>
-        <w:t>Maybe address other studies that show that comp only matters at low resources</w:t>
-      </w:r>
-      <w:r>
-        <w:t>. Hmm, which I guess is maybe the definition of competition, so it’s more that the presence of competitors only leads to competition when resources are limiting</w:t>
-      </w:r>
-    </w:p>
-  </w:comment>
-  <w:comment w:id="78" w:author="Casey terHorst" w:date="2026-06-18T14:08:00Z" w:initials="CPT">
+  <w:comment w:id="75" w:author="Casey terHorst" w:date="2026-06-18T14:08:00Z" w:initials="CPT">
     <w:p>
       <w:pPr>
         <w:pStyle w:val="CommentText"/>
@@ -38603,19 +38894,16 @@
   <w15:commentEx w15:paraId="0155A58C" w15:done="1"/>
   <w15:commentEx w15:paraId="4DBC8B8E" w15:done="1"/>
   <w15:commentEx w15:paraId="1F2D7526" w15:done="1"/>
-  <w15:commentEx w15:paraId="78244169" w15:done="0"/>
-  <w15:commentEx w15:paraId="121DDF6B" w15:paraIdParent="78244169" w15:done="0"/>
-  <w15:commentEx w15:paraId="21095445" w15:paraIdParent="78244169" w15:done="0"/>
   <w15:commentEx w15:paraId="659B6880" w15:done="1"/>
   <w15:commentEx w15:paraId="71BFDB3C" w15:done="1"/>
   <w15:commentEx w15:paraId="0B4A1752" w15:done="1"/>
   <w15:commentEx w15:paraId="343294DF" w15:done="1"/>
-  <w15:commentEx w15:paraId="5B764D1D" w15:done="0"/>
+  <w15:commentEx w15:paraId="5B764D1D" w15:done="1"/>
   <w15:commentEx w15:paraId="6AE0F266" w15:done="1"/>
   <w15:commentEx w15:paraId="6E48998E" w15:paraIdParent="6AE0F266" w15:done="1"/>
   <w15:commentEx w15:paraId="61FDF60E" w15:paraIdParent="6AE0F266" w15:done="1"/>
-  <w15:commentEx w15:paraId="765F3CDE" w15:done="0"/>
-  <w15:commentEx w15:paraId="02A9EE2B" w15:paraIdParent="765F3CDE" w15:done="0"/>
+  <w15:commentEx w15:paraId="765F3CDE" w15:done="1"/>
+  <w15:commentEx w15:paraId="02A9EE2B" w15:paraIdParent="765F3CDE" w15:done="1"/>
   <w15:commentEx w15:paraId="6B82379A" w15:done="1"/>
   <w15:commentEx w15:paraId="44114E9F" w15:done="1"/>
   <w15:commentEx w15:paraId="756B1CF8" w15:done="1"/>
@@ -38683,9 +38971,6 @@
   <w16cex:commentExtensible w16cex:durableId="5E05418B" w16cex:dateUtc="2026-06-01T20:54:00Z"/>
   <w16cex:commentExtensible w16cex:durableId="30B449B2" w16cex:dateUtc="2026-06-01T20:54:00Z"/>
   <w16cex:commentExtensible w16cex:durableId="6063C193" w16cex:dateUtc="2026-06-18T20:02:00Z"/>
-  <w16cex:commentExtensible w16cex:durableId="389A53BB" w16cex:dateUtc="2026-06-02T18:26:00Z"/>
-  <w16cex:commentExtensible w16cex:durableId="0E0F1ABE" w16cex:dateUtc="2026-06-04T18:17:00Z"/>
-  <w16cex:commentExtensible w16cex:durableId="7DB42984" w16cex:dateUtc="2026-06-18T19:58:00Z"/>
   <w16cex:commentExtensible w16cex:durableId="3A502C05" w16cex:dateUtc="2026-06-02T18:52:00Z"/>
   <w16cex:commentExtensible w16cex:durableId="0ACE4496" w16cex:dateUtc="2026-06-18T21:04:00Z"/>
   <w16cex:commentExtensible w16cex:durableId="79966FE6" w16cex:dateUtc="2026-06-02T18:30:00Z"/>
@@ -38763,9 +39048,6 @@
   <w16cid:commentId w16cid:paraId="0155A58C" w16cid:durableId="5E05418B"/>
   <w16cid:commentId w16cid:paraId="4DBC8B8E" w16cid:durableId="30B449B2"/>
   <w16cid:commentId w16cid:paraId="1F2D7526" w16cid:durableId="6063C193"/>
-  <w16cid:commentId w16cid:paraId="78244169" w16cid:durableId="389A53BB"/>
-  <w16cid:commentId w16cid:paraId="121DDF6B" w16cid:durableId="0E0F1ABE"/>
-  <w16cid:commentId w16cid:paraId="21095445" w16cid:durableId="7DB42984"/>
   <w16cid:commentId w16cid:paraId="659B6880" w16cid:durableId="3A502C05"/>
   <w16cid:commentId w16cid:paraId="71BFDB3C" w16cid:durableId="0ACE4496"/>
   <w16cid:commentId w16cid:paraId="0B4A1752" w16cid:durableId="79966FE6"/>
